--- a/reviewed_Supplementary_Materials.docx
+++ b/reviewed_Supplementary_Materials.docx
@@ -10,7 +10,7 @@
         <w:t xml:space="preserve">Supplementary Materials</w:t>
       </w:r>
     </w:p>
-    <w:bookmarkStart w:id="24" w:name="X7a1c83f4ac0152fda2163ec106c2b4e397a1939"/>
+    <w:bookmarkStart w:id="34" w:name="X7a1c83f4ac0152fda2163ec106c2b4e397a1939"/>
     <w:p>
       <w:pPr>
         <w:pStyle w:val="Titre2"/>
@@ -1174,14 +1174,203 @@
         <w:t xml:space="preserve">, which represents the total national population from the same gridded dataset.</w:t>
       </w:r>
     </w:p>
+    <w:bookmarkEnd w:id="23"/>
+    <w:bookmarkStart w:id="33" w:name="references"/>
+    <w:p>
+      <w:pPr>
+        <w:pStyle w:val="Titre3"/>
+      </w:pPr>
+      <w:r>
+        <w:t xml:space="preserve">References</w:t>
+      </w:r>
+    </w:p>
+    <w:bookmarkStart w:id="32" w:name="refs"/>
+    <w:bookmarkStart w:id="25" w:name="ref-hanson2022"/>
+    <w:p>
+      <w:pPr>
+        <w:pStyle w:val="Bibliographie"/>
+      </w:pPr>
+      <w:r>
+        <w:t xml:space="preserve">Hanson, Jeffrey O. 2022.</w:t>
+      </w:r>
+      <w:r>
+        <w:t xml:space="preserve"> </w:t>
+      </w:r>
+      <w:r>
+        <w:t xml:space="preserve">“Wdpar: Interface to the World Database on Protected Areas.”</w:t>
+      </w:r>
+      <w:r>
+        <w:t xml:space="preserve"> </w:t>
+      </w:r>
+      <w:r>
+        <w:rPr>
+          <w:i/>
+          <w:iCs/>
+        </w:rPr>
+        <w:t xml:space="preserve">Journal of Open Source Software</w:t>
+      </w:r>
+      <w:r>
+        <w:t xml:space="preserve"> </w:t>
+      </w:r>
+      <w:r>
+        <w:t xml:space="preserve">7 (78): 4594.</w:t>
+      </w:r>
+      <w:r>
+        <w:t xml:space="preserve"> </w:t>
+      </w:r>
+      <w:hyperlink r:id="rId24">
+        <w:r>
+          <w:rPr>
+            <w:rStyle w:val="Lienhypertexte"/>
+          </w:rPr>
+          <w:t xml:space="preserve">https://doi.org/10.21105/joss.04594</w:t>
+        </w:r>
+      </w:hyperlink>
+      <w:r>
+        <w:t xml:space="preserve">.</w:t>
+      </w:r>
+    </w:p>
+    <w:bookmarkEnd w:id="25"/>
+    <w:bookmarkStart w:id="27" w:name="ref-runfola2020"/>
+    <w:p>
+      <w:pPr>
+        <w:pStyle w:val="Bibliographie"/>
+      </w:pPr>
+      <w:r>
+        <w:t xml:space="preserve">Runfola, Daniel, Austin Anderson, Heather Baier, Matt Crittenden, Elizabeth Dowker, Sydney Fuhrig, Seth Goodman, et al. 2020.</w:t>
+      </w:r>
+      <w:r>
+        <w:t xml:space="preserve"> </w:t>
+      </w:r>
+      <w:r>
+        <w:t xml:space="preserve">“geoBoundaries: A Global Database of Political Administrative Boundaries.”</w:t>
+      </w:r>
+      <w:r>
+        <w:t xml:space="preserve"> </w:t>
+      </w:r>
+      <w:r>
+        <w:rPr>
+          <w:i/>
+          <w:iCs/>
+        </w:rPr>
+        <w:t xml:space="preserve">PLOS ONE</w:t>
+      </w:r>
+      <w:r>
+        <w:t xml:space="preserve"> </w:t>
+      </w:r>
+      <w:r>
+        <w:t xml:space="preserve">15 (4): e0231866.</w:t>
+      </w:r>
+      <w:r>
+        <w:t xml:space="preserve"> </w:t>
+      </w:r>
+      <w:hyperlink r:id="rId26">
+        <w:r>
+          <w:rPr>
+            <w:rStyle w:val="Lienhypertexte"/>
+          </w:rPr>
+          <w:t xml:space="preserve">https://doi.org/10.1371/journal.pone.0231866</w:t>
+        </w:r>
+      </w:hyperlink>
+      <w:r>
+        <w:t xml:space="preserve">.</w:t>
+      </w:r>
+    </w:p>
+    <w:bookmarkEnd w:id="27"/>
+    <w:bookmarkStart w:id="29" w:name="ref-wdpa_manual2024"/>
+    <w:p>
+      <w:pPr>
+        <w:pStyle w:val="Bibliographie"/>
+      </w:pPr>
+      <w:r>
+        <w:t xml:space="preserve">UNEP-WCMC. 2024.</w:t>
+      </w:r>
+      <w:r>
+        <w:t xml:space="preserve"> </w:t>
+      </w:r>
+      <w:r>
+        <w:t xml:space="preserve">“World Database on Protected Areas (</w:t>
+      </w:r>
+      <w:r>
+        <w:t xml:space="preserve">WDPA</w:t>
+      </w:r>
+      <w:r>
+        <w:t xml:space="preserve">) [</w:t>
+      </w:r>
+      <w:r>
+        <w:t xml:space="preserve">WDOECM</w:t>
+      </w:r>
+      <w:r>
+        <w:t xml:space="preserve">] User Manual 1.6.”</w:t>
+      </w:r>
+      <w:r>
+        <w:t xml:space="preserve"> </w:t>
+      </w:r>
+      <w:r>
+        <w:t xml:space="preserve">Cambridge, United Kingdom: UNEP World Conservation Monitoring Centre.</w:t>
+      </w:r>
+      <w:r>
+        <w:t xml:space="preserve"> </w:t>
+      </w:r>
+      <w:hyperlink r:id="rId28">
+        <w:r>
+          <w:rPr>
+            <w:rStyle w:val="Lienhypertexte"/>
+          </w:rPr>
+          <w:t xml:space="preserve">https://wdpa.s3.amazonaws.com/WDPA_Manual/English/WDPA_WDOECM_Manual_1_6.pdf</w:t>
+        </w:r>
+      </w:hyperlink>
+      <w:r>
+        <w:t xml:space="preserve">.</w:t>
+      </w:r>
+    </w:p>
+    <w:bookmarkEnd w:id="29"/>
+    <w:bookmarkStart w:id="31" w:name="ref-unep-wcmcandiucn2023"/>
+    <w:p>
+      <w:pPr>
+        <w:pStyle w:val="Bibliographie"/>
+      </w:pPr>
+      <w:r>
+        <w:t xml:space="preserve">UNEP-WCMC, and IUCN. 2023.</w:t>
+      </w:r>
+      <w:r>
+        <w:t xml:space="preserve"> </w:t>
+      </w:r>
+      <w:r>
+        <w:rPr>
+          <w:i/>
+          <w:iCs/>
+        </w:rPr>
+        <w:t xml:space="preserve">Protected Planet: The World Database on Protected Areas (WDPA)</w:t>
+      </w:r>
+      <w:r>
+        <w:t xml:space="preserve">. UNEP-WCMC and IUCN. Cambridge, UK.</w:t>
+      </w:r>
+      <w:r>
+        <w:t xml:space="preserve"> </w:t>
+      </w:r>
+      <w:hyperlink r:id="rId30">
+        <w:r>
+          <w:rPr>
+            <w:rStyle w:val="Lienhypertexte"/>
+          </w:rPr>
+          <w:t xml:space="preserve">www.protectedplanet.net</w:t>
+        </w:r>
+      </w:hyperlink>
+      <w:r>
+        <w:t xml:space="preserve">.</w:t>
+      </w:r>
+    </w:p>
+    <w:bookmarkEnd w:id="31"/>
+    <w:bookmarkEnd w:id="32"/>
     <w:p>
       <w:r>
         <w:br w:type="page"/>
       </w:r>
     </w:p>
-    <w:bookmarkEnd w:id="23"/>
-    <w:bookmarkEnd w:id="24"/>
-    <w:bookmarkStart w:id="25" w:name="section-b.-country-level-detail"/>
+    <w:bookmarkEnd w:id="33"/>
+    <w:bookmarkEnd w:id="34"/>
+    <w:bookmarkStart w:id="35" w:name="section-b.-country-level-detail"/>
     <w:p>
       <w:pPr>
         <w:pStyle w:val="Titre2"/>
@@ -10543,151 +10732,151 @@
                 <w:rFonts w:ascii="Calibri" w:hAnsi="Calibri"/>
                 <w:sz w:val="20"/>
               </w:rPr>
-              <w:t xml:space="default">Papua New Guinea</w:t>
-            </w:r>
-          </w:p>
-        </w:tc>
-        <w:tc>
-          <w:tcPr>
-            <w:tcBorders>
-              <w:top w:val="single" w:space="0" w:color="D3D3D3"/>
-              <w:bottom w:val="single" w:space="0" w:color="D3D3D3"/>
-              <w:start w:val="single" w:space="0" w:color="D3D3D3"/>
-              <w:end w:val="single" w:space="0" w:color="D3D3D3"/>
-            </w:tcBorders>
-          </w:tcPr>
-          <w:p>
-            <w:pPr>
-              <w:spacing w:before="0" w:after="60"/>
-              <w:keepNext/>
-              <w:jc w:val="center"/>
-            </w:pPr>
-            <w:r>
-              <w:rPr>
-                <w:rFonts w:ascii="Calibri" w:hAnsi="Calibri"/>
-                <w:sz w:val="20"/>
-              </w:rPr>
-              <w:t xml:space="default">12,925</w:t>
-            </w:r>
-          </w:p>
-        </w:tc>
-        <w:tc>
-          <w:tcPr>
-            <w:tcBorders>
-              <w:top w:val="single" w:space="0" w:color="D3D3D3"/>
-              <w:bottom w:val="single" w:space="0" w:color="D3D3D3"/>
-              <w:start w:val="single" w:space="0" w:color="D3D3D3"/>
-              <w:end w:val="single" w:space="0" w:color="D3D3D3"/>
-            </w:tcBorders>
-          </w:tcPr>
-          <w:p>
-            <w:pPr>
-              <w:spacing w:before="0" w:after="60"/>
-              <w:keepNext/>
-              <w:jc w:val="center"/>
-            </w:pPr>
-            <w:r>
-              <w:rPr>
-                <w:rFonts w:ascii="Calibri" w:hAnsi="Calibri"/>
-                <w:sz w:val="20"/>
-              </w:rPr>
-              <w:t xml:space="default">16,646</w:t>
-            </w:r>
-          </w:p>
-        </w:tc>
-        <w:tc>
-          <w:tcPr>
-            <w:tcBorders>
-              <w:top w:val="single" w:space="0" w:color="D3D3D3"/>
-              <w:bottom w:val="single" w:space="0" w:color="D3D3D3"/>
-              <w:start w:val="single" w:space="0" w:color="D3D3D3"/>
-              <w:end w:val="single" w:space="0" w:color="D3D3D3"/>
-            </w:tcBorders>
-          </w:tcPr>
-          <w:p>
-            <w:pPr>
-              <w:spacing w:before="0" w:after="60"/>
-              <w:keepNext/>
-              <w:jc w:val="center"/>
-            </w:pPr>
-            <w:r>
-              <w:rPr>
-                <w:rFonts w:ascii="Calibri" w:hAnsi="Calibri"/>
-                <w:sz w:val="20"/>
-              </w:rPr>
-              <w:t xml:space="default">0.9</w:t>
-            </w:r>
-          </w:p>
-        </w:tc>
-        <w:tc>
-          <w:tcPr>
-            <w:tcBorders>
-              <w:top w:val="single" w:space="0" w:color="D3D3D3"/>
-              <w:bottom w:val="single" w:space="0" w:color="D3D3D3"/>
-              <w:start w:val="single" w:space="0" w:color="D3D3D3"/>
-              <w:end w:val="single" w:space="0" w:color="D3D3D3"/>
-            </w:tcBorders>
-          </w:tcPr>
-          <w:p>
-            <w:pPr>
-              <w:spacing w:before="0" w:after="60"/>
-              <w:keepNext/>
-              <w:jc w:val="center"/>
-            </w:pPr>
-            <w:r>
-              <w:rPr>
-                <w:rFonts w:ascii="Calibri" w:hAnsi="Calibri"/>
-                <w:sz w:val="20"/>
-              </w:rPr>
-              <w:t xml:space="default">1.0</w:t>
-            </w:r>
-          </w:p>
-        </w:tc>
-        <w:tc>
-          <w:tcPr>
-            <w:tcBorders>
-              <w:top w:val="single" w:space="0" w:color="D3D3D3"/>
-              <w:bottom w:val="single" w:space="0" w:color="D3D3D3"/>
-              <w:start w:val="single" w:space="0" w:color="D3D3D3"/>
-              <w:end w:val="single" w:space="0" w:color="D3D3D3"/>
-            </w:tcBorders>
-          </w:tcPr>
-          <w:p>
-            <w:pPr>
-              <w:spacing w:before="0" w:after="60"/>
-              <w:keepNext/>
-              <w:jc w:val="center"/>
-            </w:pPr>
-            <w:r>
-              <w:rPr>
-                <w:rFonts w:ascii="Calibri" w:hAnsi="Calibri"/>
-                <w:sz w:val="20"/>
-              </w:rPr>
-              <w:t xml:space="default">10.5</w:t>
-            </w:r>
-          </w:p>
-        </w:tc>
-        <w:tc>
-          <w:tcPr>
-            <w:tcBorders>
-              <w:top w:val="single" w:space="0" w:color="D3D3D3"/>
-              <w:bottom w:val="single" w:space="0" w:color="D3D3D3"/>
-              <w:start w:val="single" w:space="0" w:color="D3D3D3"/>
-              <w:end w:val="single" w:space="0" w:color="D3D3D3"/>
-            </w:tcBorders>
-          </w:tcPr>
-          <w:p>
-            <w:pPr>
-              <w:spacing w:before="0" w:after="60"/>
-              <w:keepNext/>
-              <w:jc w:val="center"/>
-            </w:pPr>
-            <w:r>
-              <w:rPr>
-                <w:rFonts w:ascii="Calibri" w:hAnsi="Calibri"/>
-                <w:sz w:val="20"/>
-              </w:rPr>
-              <w:t xml:space="default">11.4</w:t>
+              <w:t xml:space="default">Palestine (West Bank and Gaza)</w:t>
+            </w:r>
+          </w:p>
+        </w:tc>
+        <w:tc>
+          <w:tcPr>
+            <w:tcBorders>
+              <w:top w:val="single" w:space="0" w:color="D3D3D3"/>
+              <w:bottom w:val="single" w:space="0" w:color="D3D3D3"/>
+              <w:start w:val="single" w:space="0" w:color="D3D3D3"/>
+              <w:end w:val="single" w:space="0" w:color="D3D3D3"/>
+            </w:tcBorders>
+          </w:tcPr>
+          <w:p>
+            <w:pPr>
+              <w:spacing w:before="0" w:after="60"/>
+              <w:keepNext/>
+              <w:jc w:val="center"/>
+            </w:pPr>
+            <w:r>
+              <w:rPr>
+                <w:rFonts w:ascii="Calibri" w:hAnsi="Calibri"/>
+                <w:sz w:val="20"/>
+              </w:rPr>
+              <w:t xml:space="default">1</w:t>
+            </w:r>
+          </w:p>
+        </w:tc>
+        <w:tc>
+          <w:tcPr>
+            <w:tcBorders>
+              <w:top w:val="single" w:space="0" w:color="D3D3D3"/>
+              <w:bottom w:val="single" w:space="0" w:color="D3D3D3"/>
+              <w:start w:val="single" w:space="0" w:color="D3D3D3"/>
+              <w:end w:val="single" w:space="0" w:color="D3D3D3"/>
+            </w:tcBorders>
+          </w:tcPr>
+          <w:p>
+            <w:pPr>
+              <w:spacing w:before="0" w:after="60"/>
+              <w:keepNext/>
+              <w:jc w:val="center"/>
+            </w:pPr>
+            <w:r>
+              <w:rPr>
+                <w:rFonts w:ascii="Calibri" w:hAnsi="Calibri"/>
+                <w:sz w:val="20"/>
+              </w:rPr>
+              <w:t xml:space="default">1</w:t>
+            </w:r>
+          </w:p>
+        </w:tc>
+        <w:tc>
+          <w:tcPr>
+            <w:tcBorders>
+              <w:top w:val="single" w:space="0" w:color="D3D3D3"/>
+              <w:bottom w:val="single" w:space="0" w:color="D3D3D3"/>
+              <w:start w:val="single" w:space="0" w:color="D3D3D3"/>
+              <w:end w:val="single" w:space="0" w:color="D3D3D3"/>
+            </w:tcBorders>
+          </w:tcPr>
+          <w:p>
+            <w:pPr>
+              <w:spacing w:before="0" w:after="60"/>
+              <w:keepNext/>
+              <w:jc w:val="center"/>
+            </w:pPr>
+            <w:r>
+              <w:rPr>
+                <w:rFonts w:ascii="Calibri" w:hAnsi="Calibri"/>
+                <w:sz w:val="20"/>
+              </w:rPr>
+              <w:t xml:space="default">0.0</w:t>
+            </w:r>
+          </w:p>
+        </w:tc>
+        <w:tc>
+          <w:tcPr>
+            <w:tcBorders>
+              <w:top w:val="single" w:space="0" w:color="D3D3D3"/>
+              <w:bottom w:val="single" w:space="0" w:color="D3D3D3"/>
+              <w:start w:val="single" w:space="0" w:color="D3D3D3"/>
+              <w:end w:val="single" w:space="0" w:color="D3D3D3"/>
+            </w:tcBorders>
+          </w:tcPr>
+          <w:p>
+            <w:pPr>
+              <w:spacing w:before="0" w:after="60"/>
+              <w:keepNext/>
+              <w:jc w:val="center"/>
+            </w:pPr>
+            <w:r>
+              <w:rPr>
+                <w:rFonts w:ascii="Calibri" w:hAnsi="Calibri"/>
+                <w:sz w:val="20"/>
+              </w:rPr>
+              <w:t xml:space="default">0.0</w:t>
+            </w:r>
+          </w:p>
+        </w:tc>
+        <w:tc>
+          <w:tcPr>
+            <w:tcBorders>
+              <w:top w:val="single" w:space="0" w:color="D3D3D3"/>
+              <w:bottom w:val="single" w:space="0" w:color="D3D3D3"/>
+              <w:start w:val="single" w:space="0" w:color="D3D3D3"/>
+              <w:end w:val="single" w:space="0" w:color="D3D3D3"/>
+            </w:tcBorders>
+          </w:tcPr>
+          <w:p>
+            <w:pPr>
+              <w:spacing w:before="0" w:after="60"/>
+              <w:keepNext/>
+              <w:jc w:val="center"/>
+            </w:pPr>
+            <w:r>
+              <w:rPr>
+                <w:rFonts w:ascii="Calibri" w:hAnsi="Calibri"/>
+                <w:sz w:val="20"/>
+              </w:rPr>
+              <w:t xml:space="default">66.7</w:t>
+            </w:r>
+          </w:p>
+        </w:tc>
+        <w:tc>
+          <w:tcPr>
+            <w:tcBorders>
+              <w:top w:val="single" w:space="0" w:color="D3D3D3"/>
+              <w:bottom w:val="single" w:space="0" w:color="D3D3D3"/>
+              <w:start w:val="single" w:space="0" w:color="D3D3D3"/>
+              <w:end w:val="single" w:space="0" w:color="D3D3D3"/>
+            </w:tcBorders>
+          </w:tcPr>
+          <w:p>
+            <w:pPr>
+              <w:spacing w:before="0" w:after="60"/>
+              <w:keepNext/>
+              <w:jc w:val="center"/>
+            </w:pPr>
+            <w:r>
+              <w:rPr>
+                <w:rFonts w:ascii="Calibri" w:hAnsi="Calibri"/>
+                <w:sz w:val="20"/>
+              </w:rPr>
+              <w:t xml:space="default">75.2</w:t>
             </w:r>
           </w:p>
         </w:tc>
@@ -10716,151 +10905,151 @@
                 <w:rFonts w:ascii="Calibri" w:hAnsi="Calibri"/>
                 <w:sz w:val="20"/>
               </w:rPr>
-              <w:t xml:space="default">Philippines</w:t>
-            </w:r>
-          </w:p>
-        </w:tc>
-        <w:tc>
-          <w:tcPr>
-            <w:tcBorders>
-              <w:top w:val="single" w:space="0" w:color="D3D3D3"/>
-              <w:bottom w:val="single" w:space="0" w:color="D3D3D3"/>
-              <w:start w:val="single" w:space="0" w:color="D3D3D3"/>
-              <w:end w:val="single" w:space="0" w:color="D3D3D3"/>
-            </w:tcBorders>
-          </w:tcPr>
-          <w:p>
-            <w:pPr>
-              <w:spacing w:before="0" w:after="60"/>
-              <w:keepNext/>
-              <w:jc w:val="center"/>
-            </w:pPr>
-            <w:r>
-              <w:rPr>
-                <w:rFonts w:ascii="Calibri" w:hAnsi="Calibri"/>
-                <w:sz w:val="20"/>
-              </w:rPr>
-              <w:t xml:space="default">21,699</w:t>
-            </w:r>
-          </w:p>
-        </w:tc>
-        <w:tc>
-          <w:tcPr>
-            <w:tcBorders>
-              <w:top w:val="single" w:space="0" w:color="D3D3D3"/>
-              <w:bottom w:val="single" w:space="0" w:color="D3D3D3"/>
-              <w:start w:val="single" w:space="0" w:color="D3D3D3"/>
-              <w:end w:val="single" w:space="0" w:color="D3D3D3"/>
-            </w:tcBorders>
-          </w:tcPr>
-          <w:p>
-            <w:pPr>
-              <w:spacing w:before="0" w:after="60"/>
-              <w:keepNext/>
-              <w:jc w:val="center"/>
-            </w:pPr>
-            <w:r>
-              <w:rPr>
-                <w:rFonts w:ascii="Calibri" w:hAnsi="Calibri"/>
-                <w:sz w:val="20"/>
-              </w:rPr>
-              <w:t xml:space="default">37,365</w:t>
-            </w:r>
-          </w:p>
-        </w:tc>
-        <w:tc>
-          <w:tcPr>
-            <w:tcBorders>
-              <w:top w:val="single" w:space="0" w:color="D3D3D3"/>
-              <w:bottom w:val="single" w:space="0" w:color="D3D3D3"/>
-              <w:start w:val="single" w:space="0" w:color="D3D3D3"/>
-              <w:end w:val="single" w:space="0" w:color="D3D3D3"/>
-            </w:tcBorders>
-          </w:tcPr>
-          <w:p>
-            <w:pPr>
-              <w:spacing w:before="0" w:after="60"/>
-              <w:keepNext/>
-              <w:jc w:val="center"/>
-            </w:pPr>
-            <w:r>
-              <w:rPr>
-                <w:rFonts w:ascii="Calibri" w:hAnsi="Calibri"/>
-                <w:sz w:val="20"/>
-              </w:rPr>
-              <w:t xml:space="default">3.0</w:t>
-            </w:r>
-          </w:p>
-        </w:tc>
-        <w:tc>
-          <w:tcPr>
-            <w:tcBorders>
-              <w:top w:val="single" w:space="0" w:color="D3D3D3"/>
-              <w:bottom w:val="single" w:space="0" w:color="D3D3D3"/>
-              <w:start w:val="single" w:space="0" w:color="D3D3D3"/>
-              <w:end w:val="single" w:space="0" w:color="D3D3D3"/>
-            </w:tcBorders>
-          </w:tcPr>
-          <w:p>
-            <w:pPr>
-              <w:spacing w:before="0" w:after="60"/>
-              <w:keepNext/>
-              <w:jc w:val="center"/>
-            </w:pPr>
-            <w:r>
-              <w:rPr>
-                <w:rFonts w:ascii="Calibri" w:hAnsi="Calibri"/>
-                <w:sz w:val="20"/>
-              </w:rPr>
-              <w:t xml:space="default">3.0</w:t>
-            </w:r>
-          </w:p>
-        </w:tc>
-        <w:tc>
-          <w:tcPr>
-            <w:tcBorders>
-              <w:top w:val="single" w:space="0" w:color="D3D3D3"/>
-              <w:bottom w:val="single" w:space="0" w:color="D3D3D3"/>
-              <w:start w:val="single" w:space="0" w:color="D3D3D3"/>
-              <w:end w:val="single" w:space="0" w:color="D3D3D3"/>
-            </w:tcBorders>
-          </w:tcPr>
-          <w:p>
-            <w:pPr>
-              <w:spacing w:before="0" w:after="60"/>
-              <w:keepNext/>
-              <w:jc w:val="center"/>
-            </w:pPr>
-            <w:r>
-              <w:rPr>
-                <w:rFonts w:ascii="Calibri" w:hAnsi="Calibri"/>
-                <w:sz w:val="20"/>
-              </w:rPr>
-              <w:t xml:space="default">39.5</w:t>
-            </w:r>
-          </w:p>
-        </w:tc>
-        <w:tc>
-          <w:tcPr>
-            <w:tcBorders>
-              <w:top w:val="single" w:space="0" w:color="D3D3D3"/>
-              <w:bottom w:val="single" w:space="0" w:color="D3D3D3"/>
-              <w:start w:val="single" w:space="0" w:color="D3D3D3"/>
-              <w:end w:val="single" w:space="0" w:color="D3D3D3"/>
-            </w:tcBorders>
-          </w:tcPr>
-          <w:p>
-            <w:pPr>
-              <w:spacing w:before="0" w:after="60"/>
-              <w:keepNext/>
-              <w:jc w:val="center"/>
-            </w:pPr>
-            <w:r>
-              <w:rPr>
-                <w:rFonts w:ascii="Calibri" w:hAnsi="Calibri"/>
-                <w:sz w:val="20"/>
-              </w:rPr>
-              <w:t xml:space="default">56.6</w:t>
+              <w:t xml:space="default">Papua New Guinea</w:t>
+            </w:r>
+          </w:p>
+        </w:tc>
+        <w:tc>
+          <w:tcPr>
+            <w:tcBorders>
+              <w:top w:val="single" w:space="0" w:color="D3D3D3"/>
+              <w:bottom w:val="single" w:space="0" w:color="D3D3D3"/>
+              <w:start w:val="single" w:space="0" w:color="D3D3D3"/>
+              <w:end w:val="single" w:space="0" w:color="D3D3D3"/>
+            </w:tcBorders>
+          </w:tcPr>
+          <w:p>
+            <w:pPr>
+              <w:spacing w:before="0" w:after="60"/>
+              <w:keepNext/>
+              <w:jc w:val="center"/>
+            </w:pPr>
+            <w:r>
+              <w:rPr>
+                <w:rFonts w:ascii="Calibri" w:hAnsi="Calibri"/>
+                <w:sz w:val="20"/>
+              </w:rPr>
+              <w:t xml:space="default">12,925</w:t>
+            </w:r>
+          </w:p>
+        </w:tc>
+        <w:tc>
+          <w:tcPr>
+            <w:tcBorders>
+              <w:top w:val="single" w:space="0" w:color="D3D3D3"/>
+              <w:bottom w:val="single" w:space="0" w:color="D3D3D3"/>
+              <w:start w:val="single" w:space="0" w:color="D3D3D3"/>
+              <w:end w:val="single" w:space="0" w:color="D3D3D3"/>
+            </w:tcBorders>
+          </w:tcPr>
+          <w:p>
+            <w:pPr>
+              <w:spacing w:before="0" w:after="60"/>
+              <w:keepNext/>
+              <w:jc w:val="center"/>
+            </w:pPr>
+            <w:r>
+              <w:rPr>
+                <w:rFonts w:ascii="Calibri" w:hAnsi="Calibri"/>
+                <w:sz w:val="20"/>
+              </w:rPr>
+              <w:t xml:space="default">16,646</w:t>
+            </w:r>
+          </w:p>
+        </w:tc>
+        <w:tc>
+          <w:tcPr>
+            <w:tcBorders>
+              <w:top w:val="single" w:space="0" w:color="D3D3D3"/>
+              <w:bottom w:val="single" w:space="0" w:color="D3D3D3"/>
+              <w:start w:val="single" w:space="0" w:color="D3D3D3"/>
+              <w:end w:val="single" w:space="0" w:color="D3D3D3"/>
+            </w:tcBorders>
+          </w:tcPr>
+          <w:p>
+            <w:pPr>
+              <w:spacing w:before="0" w:after="60"/>
+              <w:keepNext/>
+              <w:jc w:val="center"/>
+            </w:pPr>
+            <w:r>
+              <w:rPr>
+                <w:rFonts w:ascii="Calibri" w:hAnsi="Calibri"/>
+                <w:sz w:val="20"/>
+              </w:rPr>
+              <w:t xml:space="default">0.9</w:t>
+            </w:r>
+          </w:p>
+        </w:tc>
+        <w:tc>
+          <w:tcPr>
+            <w:tcBorders>
+              <w:top w:val="single" w:space="0" w:color="D3D3D3"/>
+              <w:bottom w:val="single" w:space="0" w:color="D3D3D3"/>
+              <w:start w:val="single" w:space="0" w:color="D3D3D3"/>
+              <w:end w:val="single" w:space="0" w:color="D3D3D3"/>
+            </w:tcBorders>
+          </w:tcPr>
+          <w:p>
+            <w:pPr>
+              <w:spacing w:before="0" w:after="60"/>
+              <w:keepNext/>
+              <w:jc w:val="center"/>
+            </w:pPr>
+            <w:r>
+              <w:rPr>
+                <w:rFonts w:ascii="Calibri" w:hAnsi="Calibri"/>
+                <w:sz w:val="20"/>
+              </w:rPr>
+              <w:t xml:space="default">1.0</w:t>
+            </w:r>
+          </w:p>
+        </w:tc>
+        <w:tc>
+          <w:tcPr>
+            <w:tcBorders>
+              <w:top w:val="single" w:space="0" w:color="D3D3D3"/>
+              <w:bottom w:val="single" w:space="0" w:color="D3D3D3"/>
+              <w:start w:val="single" w:space="0" w:color="D3D3D3"/>
+              <w:end w:val="single" w:space="0" w:color="D3D3D3"/>
+            </w:tcBorders>
+          </w:tcPr>
+          <w:p>
+            <w:pPr>
+              <w:spacing w:before="0" w:after="60"/>
+              <w:keepNext/>
+              <w:jc w:val="center"/>
+            </w:pPr>
+            <w:r>
+              <w:rPr>
+                <w:rFonts w:ascii="Calibri" w:hAnsi="Calibri"/>
+                <w:sz w:val="20"/>
+              </w:rPr>
+              <w:t xml:space="default">10.5</w:t>
+            </w:r>
+          </w:p>
+        </w:tc>
+        <w:tc>
+          <w:tcPr>
+            <w:tcBorders>
+              <w:top w:val="single" w:space="0" w:color="D3D3D3"/>
+              <w:bottom w:val="single" w:space="0" w:color="D3D3D3"/>
+              <w:start w:val="single" w:space="0" w:color="D3D3D3"/>
+              <w:end w:val="single" w:space="0" w:color="D3D3D3"/>
+            </w:tcBorders>
+          </w:tcPr>
+          <w:p>
+            <w:pPr>
+              <w:spacing w:before="0" w:after="60"/>
+              <w:keepNext/>
+              <w:jc w:val="center"/>
+            </w:pPr>
+            <w:r>
+              <w:rPr>
+                <w:rFonts w:ascii="Calibri" w:hAnsi="Calibri"/>
+                <w:sz w:val="20"/>
+              </w:rPr>
+              <w:t xml:space="default">11.4</w:t>
             </w:r>
           </w:p>
         </w:tc>
@@ -10889,151 +11078,151 @@
                 <w:rFonts w:ascii="Calibri" w:hAnsi="Calibri"/>
                 <w:sz w:val="20"/>
               </w:rPr>
-              <w:t xml:space="default">Rwanda</w:t>
-            </w:r>
-          </w:p>
-        </w:tc>
-        <w:tc>
-          <w:tcPr>
-            <w:tcBorders>
-              <w:top w:val="single" w:space="0" w:color="D3D3D3"/>
-              <w:bottom w:val="single" w:space="0" w:color="D3D3D3"/>
-              <w:start w:val="single" w:space="0" w:color="D3D3D3"/>
-              <w:end w:val="single" w:space="0" w:color="D3D3D3"/>
-            </w:tcBorders>
-          </w:tcPr>
-          <w:p>
-            <w:pPr>
-              <w:spacing w:before="0" w:after="60"/>
-              <w:keepNext/>
-              <w:jc w:val="center"/>
-            </w:pPr>
-            <w:r>
-              <w:rPr>
-                <w:rFonts w:ascii="Calibri" w:hAnsi="Calibri"/>
-                <w:sz w:val="20"/>
-              </w:rPr>
-              <w:t xml:space="default">1,596</w:t>
-            </w:r>
-          </w:p>
-        </w:tc>
-        <w:tc>
-          <w:tcPr>
-            <w:tcBorders>
-              <w:top w:val="single" w:space="0" w:color="D3D3D3"/>
-              <w:bottom w:val="single" w:space="0" w:color="D3D3D3"/>
-              <w:start w:val="single" w:space="0" w:color="D3D3D3"/>
-              <w:end w:val="single" w:space="0" w:color="D3D3D3"/>
-            </w:tcBorders>
-          </w:tcPr>
-          <w:p>
-            <w:pPr>
-              <w:spacing w:before="0" w:after="60"/>
-              <w:keepNext/>
-              <w:jc w:val="center"/>
-            </w:pPr>
-            <w:r>
-              <w:rPr>
-                <w:rFonts w:ascii="Calibri" w:hAnsi="Calibri"/>
-                <w:sz w:val="20"/>
-              </w:rPr>
-              <w:t xml:space="default">1,697</w:t>
-            </w:r>
-          </w:p>
-        </w:tc>
-        <w:tc>
-          <w:tcPr>
-            <w:tcBorders>
-              <w:top w:val="single" w:space="0" w:color="D3D3D3"/>
-              <w:bottom w:val="single" w:space="0" w:color="D3D3D3"/>
-              <w:start w:val="single" w:space="0" w:color="D3D3D3"/>
-              <w:end w:val="single" w:space="0" w:color="D3D3D3"/>
-            </w:tcBorders>
-          </w:tcPr>
-          <w:p>
-            <w:pPr>
-              <w:spacing w:before="0" w:after="60"/>
-              <w:keepNext/>
-              <w:jc w:val="center"/>
-            </w:pPr>
-            <w:r>
-              <w:rPr>
-                <w:rFonts w:ascii="Calibri" w:hAnsi="Calibri"/>
-                <w:sz w:val="20"/>
-              </w:rPr>
-              <w:t xml:space="default">0.0</w:t>
-            </w:r>
-          </w:p>
-        </w:tc>
-        <w:tc>
-          <w:tcPr>
-            <w:tcBorders>
-              <w:top w:val="single" w:space="0" w:color="D3D3D3"/>
-              <w:bottom w:val="single" w:space="0" w:color="D3D3D3"/>
-              <w:start w:val="single" w:space="0" w:color="D3D3D3"/>
-              <w:end w:val="single" w:space="0" w:color="D3D3D3"/>
-            </w:tcBorders>
-          </w:tcPr>
-          <w:p>
-            <w:pPr>
-              <w:spacing w:before="0" w:after="60"/>
-              <w:keepNext/>
-              <w:jc w:val="center"/>
-            </w:pPr>
-            <w:r>
-              <w:rPr>
-                <w:rFonts w:ascii="Calibri" w:hAnsi="Calibri"/>
-                <w:sz w:val="20"/>
-              </w:rPr>
-              <w:t xml:space="default">0.1</w:t>
-            </w:r>
-          </w:p>
-        </w:tc>
-        <w:tc>
-          <w:tcPr>
-            <w:tcBorders>
-              <w:top w:val="single" w:space="0" w:color="D3D3D3"/>
-              <w:bottom w:val="single" w:space="0" w:color="D3D3D3"/>
-              <w:start w:val="single" w:space="0" w:color="D3D3D3"/>
-              <w:end w:val="single" w:space="0" w:color="D3D3D3"/>
-            </w:tcBorders>
-          </w:tcPr>
-          <w:p>
-            <w:pPr>
-              <w:spacing w:before="0" w:after="60"/>
-              <w:keepNext/>
-              <w:jc w:val="center"/>
-            </w:pPr>
-            <w:r>
-              <w:rPr>
-                <w:rFonts w:ascii="Calibri" w:hAnsi="Calibri"/>
-                <w:sz w:val="20"/>
-              </w:rPr>
-              <w:t xml:space="default">19.6</w:t>
-            </w:r>
-          </w:p>
-        </w:tc>
-        <w:tc>
-          <w:tcPr>
-            <w:tcBorders>
-              <w:top w:val="single" w:space="0" w:color="D3D3D3"/>
-              <w:bottom w:val="single" w:space="0" w:color="D3D3D3"/>
-              <w:start w:val="single" w:space="0" w:color="D3D3D3"/>
-              <w:end w:val="single" w:space="0" w:color="D3D3D3"/>
-            </w:tcBorders>
-          </w:tcPr>
-          <w:p>
-            <w:pPr>
-              <w:spacing w:before="0" w:after="60"/>
-              <w:keepNext/>
-              <w:jc w:val="center"/>
-            </w:pPr>
-            <w:r>
-              <w:rPr>
-                <w:rFonts w:ascii="Calibri" w:hAnsi="Calibri"/>
-                <w:sz w:val="20"/>
-              </w:rPr>
-              <w:t xml:space="default">26.2</w:t>
+              <w:t xml:space="default">Philippines</w:t>
+            </w:r>
+          </w:p>
+        </w:tc>
+        <w:tc>
+          <w:tcPr>
+            <w:tcBorders>
+              <w:top w:val="single" w:space="0" w:color="D3D3D3"/>
+              <w:bottom w:val="single" w:space="0" w:color="D3D3D3"/>
+              <w:start w:val="single" w:space="0" w:color="D3D3D3"/>
+              <w:end w:val="single" w:space="0" w:color="D3D3D3"/>
+            </w:tcBorders>
+          </w:tcPr>
+          <w:p>
+            <w:pPr>
+              <w:spacing w:before="0" w:after="60"/>
+              <w:keepNext/>
+              <w:jc w:val="center"/>
+            </w:pPr>
+            <w:r>
+              <w:rPr>
+                <w:rFonts w:ascii="Calibri" w:hAnsi="Calibri"/>
+                <w:sz w:val="20"/>
+              </w:rPr>
+              <w:t xml:space="default">21,699</w:t>
+            </w:r>
+          </w:p>
+        </w:tc>
+        <w:tc>
+          <w:tcPr>
+            <w:tcBorders>
+              <w:top w:val="single" w:space="0" w:color="D3D3D3"/>
+              <w:bottom w:val="single" w:space="0" w:color="D3D3D3"/>
+              <w:start w:val="single" w:space="0" w:color="D3D3D3"/>
+              <w:end w:val="single" w:space="0" w:color="D3D3D3"/>
+            </w:tcBorders>
+          </w:tcPr>
+          <w:p>
+            <w:pPr>
+              <w:spacing w:before="0" w:after="60"/>
+              <w:keepNext/>
+              <w:jc w:val="center"/>
+            </w:pPr>
+            <w:r>
+              <w:rPr>
+                <w:rFonts w:ascii="Calibri" w:hAnsi="Calibri"/>
+                <w:sz w:val="20"/>
+              </w:rPr>
+              <w:t xml:space="default">37,365</w:t>
+            </w:r>
+          </w:p>
+        </w:tc>
+        <w:tc>
+          <w:tcPr>
+            <w:tcBorders>
+              <w:top w:val="single" w:space="0" w:color="D3D3D3"/>
+              <w:bottom w:val="single" w:space="0" w:color="D3D3D3"/>
+              <w:start w:val="single" w:space="0" w:color="D3D3D3"/>
+              <w:end w:val="single" w:space="0" w:color="D3D3D3"/>
+            </w:tcBorders>
+          </w:tcPr>
+          <w:p>
+            <w:pPr>
+              <w:spacing w:before="0" w:after="60"/>
+              <w:keepNext/>
+              <w:jc w:val="center"/>
+            </w:pPr>
+            <w:r>
+              <w:rPr>
+                <w:rFonts w:ascii="Calibri" w:hAnsi="Calibri"/>
+                <w:sz w:val="20"/>
+              </w:rPr>
+              <w:t xml:space="default">3.0</w:t>
+            </w:r>
+          </w:p>
+        </w:tc>
+        <w:tc>
+          <w:tcPr>
+            <w:tcBorders>
+              <w:top w:val="single" w:space="0" w:color="D3D3D3"/>
+              <w:bottom w:val="single" w:space="0" w:color="D3D3D3"/>
+              <w:start w:val="single" w:space="0" w:color="D3D3D3"/>
+              <w:end w:val="single" w:space="0" w:color="D3D3D3"/>
+            </w:tcBorders>
+          </w:tcPr>
+          <w:p>
+            <w:pPr>
+              <w:spacing w:before="0" w:after="60"/>
+              <w:keepNext/>
+              <w:jc w:val="center"/>
+            </w:pPr>
+            <w:r>
+              <w:rPr>
+                <w:rFonts w:ascii="Calibri" w:hAnsi="Calibri"/>
+                <w:sz w:val="20"/>
+              </w:rPr>
+              <w:t xml:space="default">3.0</w:t>
+            </w:r>
+          </w:p>
+        </w:tc>
+        <w:tc>
+          <w:tcPr>
+            <w:tcBorders>
+              <w:top w:val="single" w:space="0" w:color="D3D3D3"/>
+              <w:bottom w:val="single" w:space="0" w:color="D3D3D3"/>
+              <w:start w:val="single" w:space="0" w:color="D3D3D3"/>
+              <w:end w:val="single" w:space="0" w:color="D3D3D3"/>
+            </w:tcBorders>
+          </w:tcPr>
+          <w:p>
+            <w:pPr>
+              <w:spacing w:before="0" w:after="60"/>
+              <w:keepNext/>
+              <w:jc w:val="center"/>
+            </w:pPr>
+            <w:r>
+              <w:rPr>
+                <w:rFonts w:ascii="Calibri" w:hAnsi="Calibri"/>
+                <w:sz w:val="20"/>
+              </w:rPr>
+              <w:t xml:space="default">39.5</w:t>
+            </w:r>
+          </w:p>
+        </w:tc>
+        <w:tc>
+          <w:tcPr>
+            <w:tcBorders>
+              <w:top w:val="single" w:space="0" w:color="D3D3D3"/>
+              <w:bottom w:val="single" w:space="0" w:color="D3D3D3"/>
+              <w:start w:val="single" w:space="0" w:color="D3D3D3"/>
+              <w:end w:val="single" w:space="0" w:color="D3D3D3"/>
+            </w:tcBorders>
+          </w:tcPr>
+          <w:p>
+            <w:pPr>
+              <w:spacing w:before="0" w:after="60"/>
+              <w:keepNext/>
+              <w:jc w:val="center"/>
+            </w:pPr>
+            <w:r>
+              <w:rPr>
+                <w:rFonts w:ascii="Calibri" w:hAnsi="Calibri"/>
+                <w:sz w:val="20"/>
+              </w:rPr>
+              <w:t xml:space="default">56.6</w:t>
             </w:r>
           </w:p>
         </w:tc>
@@ -11062,151 +11251,151 @@
                 <w:rFonts w:ascii="Calibri" w:hAnsi="Calibri"/>
                 <w:sz w:val="20"/>
               </w:rPr>
-              <w:t xml:space="default">Senegal</w:t>
-            </w:r>
-          </w:p>
-        </w:tc>
-        <w:tc>
-          <w:tcPr>
-            <w:tcBorders>
-              <w:top w:val="single" w:space="0" w:color="D3D3D3"/>
-              <w:bottom w:val="single" w:space="0" w:color="D3D3D3"/>
-              <w:start w:val="single" w:space="0" w:color="D3D3D3"/>
-              <w:end w:val="single" w:space="0" w:color="D3D3D3"/>
-            </w:tcBorders>
-          </w:tcPr>
-          <w:p>
-            <w:pPr>
-              <w:spacing w:before="0" w:after="60"/>
-              <w:keepNext/>
-              <w:jc w:val="center"/>
-            </w:pPr>
-            <w:r>
-              <w:rPr>
-                <w:rFonts w:ascii="Calibri" w:hAnsi="Calibri"/>
-                <w:sz w:val="20"/>
-              </w:rPr>
-              <w:t xml:space="default">21,801</w:t>
-            </w:r>
-          </w:p>
-        </w:tc>
-        <w:tc>
-          <w:tcPr>
-            <w:tcBorders>
-              <w:top w:val="single" w:space="0" w:color="D3D3D3"/>
-              <w:bottom w:val="single" w:space="0" w:color="D3D3D3"/>
-              <w:start w:val="single" w:space="0" w:color="D3D3D3"/>
-              <w:end w:val="single" w:space="0" w:color="D3D3D3"/>
-            </w:tcBorders>
-          </w:tcPr>
-          <w:p>
-            <w:pPr>
-              <w:spacing w:before="0" w:after="60"/>
-              <w:keepNext/>
-              <w:jc w:val="center"/>
-            </w:pPr>
-            <w:r>
-              <w:rPr>
-                <w:rFonts w:ascii="Calibri" w:hAnsi="Calibri"/>
-                <w:sz w:val="20"/>
-              </w:rPr>
-              <w:t xml:space="default">23,063</w:t>
-            </w:r>
-          </w:p>
-        </w:tc>
-        <w:tc>
-          <w:tcPr>
-            <w:tcBorders>
-              <w:top w:val="single" w:space="0" w:color="D3D3D3"/>
-              <w:bottom w:val="single" w:space="0" w:color="D3D3D3"/>
-              <w:start w:val="single" w:space="0" w:color="D3D3D3"/>
-              <w:end w:val="single" w:space="0" w:color="D3D3D3"/>
-            </w:tcBorders>
-          </w:tcPr>
-          <w:p>
-            <w:pPr>
-              <w:spacing w:before="0" w:after="60"/>
-              <w:keepNext/>
-              <w:jc w:val="center"/>
-            </w:pPr>
-            <w:r>
-              <w:rPr>
-                <w:rFonts w:ascii="Calibri" w:hAnsi="Calibri"/>
-                <w:sz w:val="20"/>
-              </w:rPr>
-              <w:t xml:space="default">1.2</w:t>
-            </w:r>
-          </w:p>
-        </w:tc>
-        <w:tc>
-          <w:tcPr>
-            <w:tcBorders>
-              <w:top w:val="single" w:space="0" w:color="D3D3D3"/>
-              <w:bottom w:val="single" w:space="0" w:color="D3D3D3"/>
-              <w:start w:val="single" w:space="0" w:color="D3D3D3"/>
-              <w:end w:val="single" w:space="0" w:color="D3D3D3"/>
-            </w:tcBorders>
-          </w:tcPr>
-          <w:p>
-            <w:pPr>
-              <w:spacing w:before="0" w:after="60"/>
-              <w:keepNext/>
-              <w:jc w:val="center"/>
-            </w:pPr>
-            <w:r>
-              <w:rPr>
-                <w:rFonts w:ascii="Calibri" w:hAnsi="Calibri"/>
-                <w:sz w:val="20"/>
-              </w:rPr>
-              <w:t xml:space="default">1.1</w:t>
-            </w:r>
-          </w:p>
-        </w:tc>
-        <w:tc>
-          <w:tcPr>
-            <w:tcBorders>
-              <w:top w:val="single" w:space="0" w:color="D3D3D3"/>
-              <w:bottom w:val="single" w:space="0" w:color="D3D3D3"/>
-              <w:start w:val="single" w:space="0" w:color="D3D3D3"/>
-              <w:end w:val="single" w:space="0" w:color="D3D3D3"/>
-            </w:tcBorders>
-          </w:tcPr>
-          <w:p>
-            <w:pPr>
-              <w:spacing w:before="0" w:after="60"/>
-              <w:keepNext/>
-              <w:jc w:val="center"/>
-            </w:pPr>
-            <w:r>
-              <w:rPr>
-                <w:rFonts w:ascii="Calibri" w:hAnsi="Calibri"/>
-                <w:sz w:val="20"/>
-              </w:rPr>
-              <w:t xml:space="default">16.0</w:t>
-            </w:r>
-          </w:p>
-        </w:tc>
-        <w:tc>
-          <w:tcPr>
-            <w:tcBorders>
-              <w:top w:val="single" w:space="0" w:color="D3D3D3"/>
-              <w:bottom w:val="single" w:space="0" w:color="D3D3D3"/>
-              <w:start w:val="single" w:space="0" w:color="D3D3D3"/>
-              <w:end w:val="single" w:space="0" w:color="D3D3D3"/>
-            </w:tcBorders>
-          </w:tcPr>
-          <w:p>
-            <w:pPr>
-              <w:spacing w:before="0" w:after="60"/>
-              <w:keepNext/>
-              <w:jc w:val="center"/>
-            </w:pPr>
-            <w:r>
-              <w:rPr>
-                <w:rFonts w:ascii="Calibri" w:hAnsi="Calibri"/>
-                <w:sz w:val="20"/>
-              </w:rPr>
-              <w:t xml:space="default">34.8</w:t>
+              <w:t xml:space="default">Rwanda</w:t>
+            </w:r>
+          </w:p>
+        </w:tc>
+        <w:tc>
+          <w:tcPr>
+            <w:tcBorders>
+              <w:top w:val="single" w:space="0" w:color="D3D3D3"/>
+              <w:bottom w:val="single" w:space="0" w:color="D3D3D3"/>
+              <w:start w:val="single" w:space="0" w:color="D3D3D3"/>
+              <w:end w:val="single" w:space="0" w:color="D3D3D3"/>
+            </w:tcBorders>
+          </w:tcPr>
+          <w:p>
+            <w:pPr>
+              <w:spacing w:before="0" w:after="60"/>
+              <w:keepNext/>
+              <w:jc w:val="center"/>
+            </w:pPr>
+            <w:r>
+              <w:rPr>
+                <w:rFonts w:ascii="Calibri" w:hAnsi="Calibri"/>
+                <w:sz w:val="20"/>
+              </w:rPr>
+              <w:t xml:space="default">1,596</w:t>
+            </w:r>
+          </w:p>
+        </w:tc>
+        <w:tc>
+          <w:tcPr>
+            <w:tcBorders>
+              <w:top w:val="single" w:space="0" w:color="D3D3D3"/>
+              <w:bottom w:val="single" w:space="0" w:color="D3D3D3"/>
+              <w:start w:val="single" w:space="0" w:color="D3D3D3"/>
+              <w:end w:val="single" w:space="0" w:color="D3D3D3"/>
+            </w:tcBorders>
+          </w:tcPr>
+          <w:p>
+            <w:pPr>
+              <w:spacing w:before="0" w:after="60"/>
+              <w:keepNext/>
+              <w:jc w:val="center"/>
+            </w:pPr>
+            <w:r>
+              <w:rPr>
+                <w:rFonts w:ascii="Calibri" w:hAnsi="Calibri"/>
+                <w:sz w:val="20"/>
+              </w:rPr>
+              <w:t xml:space="default">1,697</w:t>
+            </w:r>
+          </w:p>
+        </w:tc>
+        <w:tc>
+          <w:tcPr>
+            <w:tcBorders>
+              <w:top w:val="single" w:space="0" w:color="D3D3D3"/>
+              <w:bottom w:val="single" w:space="0" w:color="D3D3D3"/>
+              <w:start w:val="single" w:space="0" w:color="D3D3D3"/>
+              <w:end w:val="single" w:space="0" w:color="D3D3D3"/>
+            </w:tcBorders>
+          </w:tcPr>
+          <w:p>
+            <w:pPr>
+              <w:spacing w:before="0" w:after="60"/>
+              <w:keepNext/>
+              <w:jc w:val="center"/>
+            </w:pPr>
+            <w:r>
+              <w:rPr>
+                <w:rFonts w:ascii="Calibri" w:hAnsi="Calibri"/>
+                <w:sz w:val="20"/>
+              </w:rPr>
+              <w:t xml:space="default">0.0</w:t>
+            </w:r>
+          </w:p>
+        </w:tc>
+        <w:tc>
+          <w:tcPr>
+            <w:tcBorders>
+              <w:top w:val="single" w:space="0" w:color="D3D3D3"/>
+              <w:bottom w:val="single" w:space="0" w:color="D3D3D3"/>
+              <w:start w:val="single" w:space="0" w:color="D3D3D3"/>
+              <w:end w:val="single" w:space="0" w:color="D3D3D3"/>
+            </w:tcBorders>
+          </w:tcPr>
+          <w:p>
+            <w:pPr>
+              <w:spacing w:before="0" w:after="60"/>
+              <w:keepNext/>
+              <w:jc w:val="center"/>
+            </w:pPr>
+            <w:r>
+              <w:rPr>
+                <w:rFonts w:ascii="Calibri" w:hAnsi="Calibri"/>
+                <w:sz w:val="20"/>
+              </w:rPr>
+              <w:t xml:space="default">0.1</w:t>
+            </w:r>
+          </w:p>
+        </w:tc>
+        <w:tc>
+          <w:tcPr>
+            <w:tcBorders>
+              <w:top w:val="single" w:space="0" w:color="D3D3D3"/>
+              <w:bottom w:val="single" w:space="0" w:color="D3D3D3"/>
+              <w:start w:val="single" w:space="0" w:color="D3D3D3"/>
+              <w:end w:val="single" w:space="0" w:color="D3D3D3"/>
+            </w:tcBorders>
+          </w:tcPr>
+          <w:p>
+            <w:pPr>
+              <w:spacing w:before="0" w:after="60"/>
+              <w:keepNext/>
+              <w:jc w:val="center"/>
+            </w:pPr>
+            <w:r>
+              <w:rPr>
+                <w:rFonts w:ascii="Calibri" w:hAnsi="Calibri"/>
+                <w:sz w:val="20"/>
+              </w:rPr>
+              <w:t xml:space="default">19.6</w:t>
+            </w:r>
+          </w:p>
+        </w:tc>
+        <w:tc>
+          <w:tcPr>
+            <w:tcBorders>
+              <w:top w:val="single" w:space="0" w:color="D3D3D3"/>
+              <w:bottom w:val="single" w:space="0" w:color="D3D3D3"/>
+              <w:start w:val="single" w:space="0" w:color="D3D3D3"/>
+              <w:end w:val="single" w:space="0" w:color="D3D3D3"/>
+            </w:tcBorders>
+          </w:tcPr>
+          <w:p>
+            <w:pPr>
+              <w:spacing w:before="0" w:after="60"/>
+              <w:keepNext/>
+              <w:jc w:val="center"/>
+            </w:pPr>
+            <w:r>
+              <w:rPr>
+                <w:rFonts w:ascii="Calibri" w:hAnsi="Calibri"/>
+                <w:sz w:val="20"/>
+              </w:rPr>
+              <w:t xml:space="default">26.2</w:t>
             </w:r>
           </w:p>
         </w:tc>
@@ -11235,151 +11424,151 @@
                 <w:rFonts w:ascii="Calibri" w:hAnsi="Calibri"/>
                 <w:sz w:val="20"/>
               </w:rPr>
-              <w:t xml:space="default">Sierra Leone</w:t>
-            </w:r>
-          </w:p>
-        </w:tc>
-        <w:tc>
-          <w:tcPr>
-            <w:tcBorders>
-              <w:top w:val="single" w:space="0" w:color="D3D3D3"/>
-              <w:bottom w:val="single" w:space="0" w:color="D3D3D3"/>
-              <w:start w:val="single" w:space="0" w:color="D3D3D3"/>
-              <w:end w:val="single" w:space="0" w:color="D3D3D3"/>
-            </w:tcBorders>
-          </w:tcPr>
-          <w:p>
-            <w:pPr>
-              <w:spacing w:before="0" w:after="60"/>
-              <w:keepNext/>
-              <w:jc w:val="center"/>
-            </w:pPr>
-            <w:r>
-              <w:rPr>
-                <w:rFonts w:ascii="Calibri" w:hAnsi="Calibri"/>
-                <w:sz w:val="20"/>
-              </w:rPr>
-              <w:t xml:space="default">2,558</w:t>
-            </w:r>
-          </w:p>
-        </w:tc>
-        <w:tc>
-          <w:tcPr>
-            <w:tcBorders>
-              <w:top w:val="single" w:space="0" w:color="D3D3D3"/>
-              <w:bottom w:val="single" w:space="0" w:color="D3D3D3"/>
-              <w:start w:val="single" w:space="0" w:color="D3D3D3"/>
-              <w:end w:val="single" w:space="0" w:color="D3D3D3"/>
-            </w:tcBorders>
-          </w:tcPr>
-          <w:p>
-            <w:pPr>
-              <w:spacing w:before="0" w:after="60"/>
-              <w:keepNext/>
-              <w:jc w:val="center"/>
-            </w:pPr>
-            <w:r>
-              <w:rPr>
-                <w:rFonts w:ascii="Calibri" w:hAnsi="Calibri"/>
-                <w:sz w:val="20"/>
-              </w:rPr>
-              <w:t xml:space="default">3,470</w:t>
-            </w:r>
-          </w:p>
-        </w:tc>
-        <w:tc>
-          <w:tcPr>
-            <w:tcBorders>
-              <w:top w:val="single" w:space="0" w:color="D3D3D3"/>
-              <w:bottom w:val="single" w:space="0" w:color="D3D3D3"/>
-              <w:start w:val="single" w:space="0" w:color="D3D3D3"/>
-              <w:end w:val="single" w:space="0" w:color="D3D3D3"/>
-            </w:tcBorders>
-          </w:tcPr>
-          <w:p>
-            <w:pPr>
-              <w:spacing w:before="0" w:after="60"/>
-              <w:keepNext/>
-              <w:jc w:val="center"/>
-            </w:pPr>
-            <w:r>
-              <w:rPr>
-                <w:rFonts w:ascii="Calibri" w:hAnsi="Calibri"/>
-                <w:sz w:val="20"/>
-              </w:rPr>
-              <w:t xml:space="default">0.6</w:t>
-            </w:r>
-          </w:p>
-        </w:tc>
-        <w:tc>
-          <w:tcPr>
-            <w:tcBorders>
-              <w:top w:val="single" w:space="0" w:color="D3D3D3"/>
-              <w:bottom w:val="single" w:space="0" w:color="D3D3D3"/>
-              <w:start w:val="single" w:space="0" w:color="D3D3D3"/>
-              <w:end w:val="single" w:space="0" w:color="D3D3D3"/>
-            </w:tcBorders>
-          </w:tcPr>
-          <w:p>
-            <w:pPr>
-              <w:spacing w:before="0" w:after="60"/>
-              <w:keepNext/>
-              <w:jc w:val="center"/>
-            </w:pPr>
-            <w:r>
-              <w:rPr>
-                <w:rFonts w:ascii="Calibri" w:hAnsi="Calibri"/>
-                <w:sz w:val="20"/>
-              </w:rPr>
-              <w:t xml:space="default">1.0</w:t>
-            </w:r>
-          </w:p>
-        </w:tc>
-        <w:tc>
-          <w:tcPr>
-            <w:tcBorders>
-              <w:top w:val="single" w:space="0" w:color="D3D3D3"/>
-              <w:bottom w:val="single" w:space="0" w:color="D3D3D3"/>
-              <w:start w:val="single" w:space="0" w:color="D3D3D3"/>
-              <w:end w:val="single" w:space="0" w:color="D3D3D3"/>
-            </w:tcBorders>
-          </w:tcPr>
-          <w:p>
-            <w:pPr>
-              <w:spacing w:before="0" w:after="60"/>
-              <w:keepNext/>
-              <w:jc w:val="center"/>
-            </w:pPr>
-            <w:r>
-              <w:rPr>
-                <w:rFonts w:ascii="Calibri" w:hAnsi="Calibri"/>
-                <w:sz w:val="20"/>
-              </w:rPr>
-              <w:t xml:space="default">26.4</w:t>
-            </w:r>
-          </w:p>
-        </w:tc>
-        <w:tc>
-          <w:tcPr>
-            <w:tcBorders>
-              <w:top w:val="single" w:space="0" w:color="D3D3D3"/>
-              <w:bottom w:val="single" w:space="0" w:color="D3D3D3"/>
-              <w:start w:val="single" w:space="0" w:color="D3D3D3"/>
-              <w:end w:val="single" w:space="0" w:color="D3D3D3"/>
-            </w:tcBorders>
-          </w:tcPr>
-          <w:p>
-            <w:pPr>
-              <w:spacing w:before="0" w:after="60"/>
-              <w:keepNext/>
-              <w:jc w:val="center"/>
-            </w:pPr>
-            <w:r>
-              <w:rPr>
-                <w:rFonts w:ascii="Calibri" w:hAnsi="Calibri"/>
-                <w:sz w:val="20"/>
-              </w:rPr>
-              <w:t xml:space="default">32.1</w:t>
+              <w:t xml:space="default">Senegal</w:t>
+            </w:r>
+          </w:p>
+        </w:tc>
+        <w:tc>
+          <w:tcPr>
+            <w:tcBorders>
+              <w:top w:val="single" w:space="0" w:color="D3D3D3"/>
+              <w:bottom w:val="single" w:space="0" w:color="D3D3D3"/>
+              <w:start w:val="single" w:space="0" w:color="D3D3D3"/>
+              <w:end w:val="single" w:space="0" w:color="D3D3D3"/>
+            </w:tcBorders>
+          </w:tcPr>
+          <w:p>
+            <w:pPr>
+              <w:spacing w:before="0" w:after="60"/>
+              <w:keepNext/>
+              <w:jc w:val="center"/>
+            </w:pPr>
+            <w:r>
+              <w:rPr>
+                <w:rFonts w:ascii="Calibri" w:hAnsi="Calibri"/>
+                <w:sz w:val="20"/>
+              </w:rPr>
+              <w:t xml:space="default">21,801</w:t>
+            </w:r>
+          </w:p>
+        </w:tc>
+        <w:tc>
+          <w:tcPr>
+            <w:tcBorders>
+              <w:top w:val="single" w:space="0" w:color="D3D3D3"/>
+              <w:bottom w:val="single" w:space="0" w:color="D3D3D3"/>
+              <w:start w:val="single" w:space="0" w:color="D3D3D3"/>
+              <w:end w:val="single" w:space="0" w:color="D3D3D3"/>
+            </w:tcBorders>
+          </w:tcPr>
+          <w:p>
+            <w:pPr>
+              <w:spacing w:before="0" w:after="60"/>
+              <w:keepNext/>
+              <w:jc w:val="center"/>
+            </w:pPr>
+            <w:r>
+              <w:rPr>
+                <w:rFonts w:ascii="Calibri" w:hAnsi="Calibri"/>
+                <w:sz w:val="20"/>
+              </w:rPr>
+              <w:t xml:space="default">23,063</w:t>
+            </w:r>
+          </w:p>
+        </w:tc>
+        <w:tc>
+          <w:tcPr>
+            <w:tcBorders>
+              <w:top w:val="single" w:space="0" w:color="D3D3D3"/>
+              <w:bottom w:val="single" w:space="0" w:color="D3D3D3"/>
+              <w:start w:val="single" w:space="0" w:color="D3D3D3"/>
+              <w:end w:val="single" w:space="0" w:color="D3D3D3"/>
+            </w:tcBorders>
+          </w:tcPr>
+          <w:p>
+            <w:pPr>
+              <w:spacing w:before="0" w:after="60"/>
+              <w:keepNext/>
+              <w:jc w:val="center"/>
+            </w:pPr>
+            <w:r>
+              <w:rPr>
+                <w:rFonts w:ascii="Calibri" w:hAnsi="Calibri"/>
+                <w:sz w:val="20"/>
+              </w:rPr>
+              <w:t xml:space="default">1.2</w:t>
+            </w:r>
+          </w:p>
+        </w:tc>
+        <w:tc>
+          <w:tcPr>
+            <w:tcBorders>
+              <w:top w:val="single" w:space="0" w:color="D3D3D3"/>
+              <w:bottom w:val="single" w:space="0" w:color="D3D3D3"/>
+              <w:start w:val="single" w:space="0" w:color="D3D3D3"/>
+              <w:end w:val="single" w:space="0" w:color="D3D3D3"/>
+            </w:tcBorders>
+          </w:tcPr>
+          <w:p>
+            <w:pPr>
+              <w:spacing w:before="0" w:after="60"/>
+              <w:keepNext/>
+              <w:jc w:val="center"/>
+            </w:pPr>
+            <w:r>
+              <w:rPr>
+                <w:rFonts w:ascii="Calibri" w:hAnsi="Calibri"/>
+                <w:sz w:val="20"/>
+              </w:rPr>
+              <w:t xml:space="default">1.1</w:t>
+            </w:r>
+          </w:p>
+        </w:tc>
+        <w:tc>
+          <w:tcPr>
+            <w:tcBorders>
+              <w:top w:val="single" w:space="0" w:color="D3D3D3"/>
+              <w:bottom w:val="single" w:space="0" w:color="D3D3D3"/>
+              <w:start w:val="single" w:space="0" w:color="D3D3D3"/>
+              <w:end w:val="single" w:space="0" w:color="D3D3D3"/>
+            </w:tcBorders>
+          </w:tcPr>
+          <w:p>
+            <w:pPr>
+              <w:spacing w:before="0" w:after="60"/>
+              <w:keepNext/>
+              <w:jc w:val="center"/>
+            </w:pPr>
+            <w:r>
+              <w:rPr>
+                <w:rFonts w:ascii="Calibri" w:hAnsi="Calibri"/>
+                <w:sz w:val="20"/>
+              </w:rPr>
+              <w:t xml:space="default">16.0</w:t>
+            </w:r>
+          </w:p>
+        </w:tc>
+        <w:tc>
+          <w:tcPr>
+            <w:tcBorders>
+              <w:top w:val="single" w:space="0" w:color="D3D3D3"/>
+              <w:bottom w:val="single" w:space="0" w:color="D3D3D3"/>
+              <w:start w:val="single" w:space="0" w:color="D3D3D3"/>
+              <w:end w:val="single" w:space="0" w:color="D3D3D3"/>
+            </w:tcBorders>
+          </w:tcPr>
+          <w:p>
+            <w:pPr>
+              <w:spacing w:before="0" w:after="60"/>
+              <w:keepNext/>
+              <w:jc w:val="center"/>
+            </w:pPr>
+            <w:r>
+              <w:rPr>
+                <w:rFonts w:ascii="Calibri" w:hAnsi="Calibri"/>
+                <w:sz w:val="20"/>
+              </w:rPr>
+              <w:t xml:space="default">34.8</w:t>
             </w:r>
           </w:p>
         </w:tc>
@@ -11408,151 +11597,151 @@
                 <w:rFonts w:ascii="Calibri" w:hAnsi="Calibri"/>
                 <w:sz w:val="20"/>
               </w:rPr>
-              <w:t xml:space="default">Solomon Islands</w:t>
-            </w:r>
-          </w:p>
-        </w:tc>
-        <w:tc>
-          <w:tcPr>
-            <w:tcBorders>
-              <w:top w:val="single" w:space="0" w:color="D3D3D3"/>
-              <w:bottom w:val="single" w:space="0" w:color="D3D3D3"/>
-              <w:start w:val="single" w:space="0" w:color="D3D3D3"/>
-              <w:end w:val="single" w:space="0" w:color="D3D3D3"/>
-            </w:tcBorders>
-          </w:tcPr>
-          <w:p>
-            <w:pPr>
-              <w:spacing w:before="0" w:after="60"/>
-              <w:keepNext/>
-              <w:jc w:val="center"/>
-            </w:pPr>
-            <w:r>
-              <w:rPr>
-                <w:rFonts w:ascii="Calibri" w:hAnsi="Calibri"/>
-                <w:sz w:val="20"/>
-              </w:rPr>
-              <w:t xml:space="default">114</w:t>
-            </w:r>
-          </w:p>
-        </w:tc>
-        <w:tc>
-          <w:tcPr>
-            <w:tcBorders>
-              <w:top w:val="single" w:space="0" w:color="D3D3D3"/>
-              <w:bottom w:val="single" w:space="0" w:color="D3D3D3"/>
-              <w:start w:val="single" w:space="0" w:color="D3D3D3"/>
-              <w:end w:val="single" w:space="0" w:color="D3D3D3"/>
-            </w:tcBorders>
-          </w:tcPr>
-          <w:p>
-            <w:pPr>
-              <w:spacing w:before="0" w:after="60"/>
-              <w:keepNext/>
-              <w:jc w:val="center"/>
-            </w:pPr>
-            <w:r>
-              <w:rPr>
-                <w:rFonts w:ascii="Calibri" w:hAnsi="Calibri"/>
-                <w:sz w:val="20"/>
-              </w:rPr>
-              <w:t xml:space="default">156</w:t>
-            </w:r>
-          </w:p>
-        </w:tc>
-        <w:tc>
-          <w:tcPr>
-            <w:tcBorders>
-              <w:top w:val="single" w:space="0" w:color="D3D3D3"/>
-              <w:bottom w:val="single" w:space="0" w:color="D3D3D3"/>
-              <w:start w:val="single" w:space="0" w:color="D3D3D3"/>
-              <w:end w:val="single" w:space="0" w:color="D3D3D3"/>
-            </w:tcBorders>
-          </w:tcPr>
-          <w:p>
-            <w:pPr>
-              <w:spacing w:before="0" w:after="60"/>
-              <w:keepNext/>
-              <w:jc w:val="center"/>
-            </w:pPr>
-            <w:r>
-              <w:rPr>
-                <w:rFonts w:ascii="Calibri" w:hAnsi="Calibri"/>
-                <w:sz w:val="20"/>
-              </w:rPr>
-              <w:t xml:space="default">0.3</w:t>
-            </w:r>
-          </w:p>
-        </w:tc>
-        <w:tc>
-          <w:tcPr>
-            <w:tcBorders>
-              <w:top w:val="single" w:space="0" w:color="D3D3D3"/>
-              <w:bottom w:val="single" w:space="0" w:color="D3D3D3"/>
-              <w:start w:val="single" w:space="0" w:color="D3D3D3"/>
-              <w:end w:val="single" w:space="0" w:color="D3D3D3"/>
-            </w:tcBorders>
-          </w:tcPr>
-          <w:p>
-            <w:pPr>
-              <w:spacing w:before="0" w:after="60"/>
-              <w:keepNext/>
-              <w:jc w:val="center"/>
-            </w:pPr>
-            <w:r>
-              <w:rPr>
-                <w:rFonts w:ascii="Calibri" w:hAnsi="Calibri"/>
-                <w:sz w:val="20"/>
-              </w:rPr>
-              <w:t xml:space="default">0.3</w:t>
-            </w:r>
-          </w:p>
-        </w:tc>
-        <w:tc>
-          <w:tcPr>
-            <w:tcBorders>
-              <w:top w:val="single" w:space="0" w:color="D3D3D3"/>
-              <w:bottom w:val="single" w:space="0" w:color="D3D3D3"/>
-              <w:start w:val="single" w:space="0" w:color="D3D3D3"/>
-              <w:end w:val="single" w:space="0" w:color="D3D3D3"/>
-            </w:tcBorders>
-          </w:tcPr>
-          <w:p>
-            <w:pPr>
-              <w:spacing w:before="0" w:after="60"/>
-              <w:keepNext/>
-              <w:jc w:val="center"/>
-            </w:pPr>
-            <w:r>
-              <w:rPr>
-                <w:rFonts w:ascii="Calibri" w:hAnsi="Calibri"/>
-                <w:sz w:val="20"/>
-              </w:rPr>
-              <w:t xml:space="default">0.4</w:t>
-            </w:r>
-          </w:p>
-        </w:tc>
-        <w:tc>
-          <w:tcPr>
-            <w:tcBorders>
-              <w:top w:val="single" w:space="0" w:color="D3D3D3"/>
-              <w:bottom w:val="single" w:space="0" w:color="D3D3D3"/>
-              <w:start w:val="single" w:space="0" w:color="D3D3D3"/>
-              <w:end w:val="single" w:space="0" w:color="D3D3D3"/>
-            </w:tcBorders>
-          </w:tcPr>
-          <w:p>
-            <w:pPr>
-              <w:spacing w:before="0" w:after="60"/>
-              <w:keepNext/>
-              <w:jc w:val="center"/>
-            </w:pPr>
-            <w:r>
-              <w:rPr>
-                <w:rFonts w:ascii="Calibri" w:hAnsi="Calibri"/>
-                <w:sz w:val="20"/>
-              </w:rPr>
-              <w:t xml:space="default">1.6</w:t>
+              <w:t xml:space="default">Sierra Leone</w:t>
+            </w:r>
+          </w:p>
+        </w:tc>
+        <w:tc>
+          <w:tcPr>
+            <w:tcBorders>
+              <w:top w:val="single" w:space="0" w:color="D3D3D3"/>
+              <w:bottom w:val="single" w:space="0" w:color="D3D3D3"/>
+              <w:start w:val="single" w:space="0" w:color="D3D3D3"/>
+              <w:end w:val="single" w:space="0" w:color="D3D3D3"/>
+            </w:tcBorders>
+          </w:tcPr>
+          <w:p>
+            <w:pPr>
+              <w:spacing w:before="0" w:after="60"/>
+              <w:keepNext/>
+              <w:jc w:val="center"/>
+            </w:pPr>
+            <w:r>
+              <w:rPr>
+                <w:rFonts w:ascii="Calibri" w:hAnsi="Calibri"/>
+                <w:sz w:val="20"/>
+              </w:rPr>
+              <w:t xml:space="default">2,558</w:t>
+            </w:r>
+          </w:p>
+        </w:tc>
+        <w:tc>
+          <w:tcPr>
+            <w:tcBorders>
+              <w:top w:val="single" w:space="0" w:color="D3D3D3"/>
+              <w:bottom w:val="single" w:space="0" w:color="D3D3D3"/>
+              <w:start w:val="single" w:space="0" w:color="D3D3D3"/>
+              <w:end w:val="single" w:space="0" w:color="D3D3D3"/>
+            </w:tcBorders>
+          </w:tcPr>
+          <w:p>
+            <w:pPr>
+              <w:spacing w:before="0" w:after="60"/>
+              <w:keepNext/>
+              <w:jc w:val="center"/>
+            </w:pPr>
+            <w:r>
+              <w:rPr>
+                <w:rFonts w:ascii="Calibri" w:hAnsi="Calibri"/>
+                <w:sz w:val="20"/>
+              </w:rPr>
+              <w:t xml:space="default">3,470</w:t>
+            </w:r>
+          </w:p>
+        </w:tc>
+        <w:tc>
+          <w:tcPr>
+            <w:tcBorders>
+              <w:top w:val="single" w:space="0" w:color="D3D3D3"/>
+              <w:bottom w:val="single" w:space="0" w:color="D3D3D3"/>
+              <w:start w:val="single" w:space="0" w:color="D3D3D3"/>
+              <w:end w:val="single" w:space="0" w:color="D3D3D3"/>
+            </w:tcBorders>
+          </w:tcPr>
+          <w:p>
+            <w:pPr>
+              <w:spacing w:before="0" w:after="60"/>
+              <w:keepNext/>
+              <w:jc w:val="center"/>
+            </w:pPr>
+            <w:r>
+              <w:rPr>
+                <w:rFonts w:ascii="Calibri" w:hAnsi="Calibri"/>
+                <w:sz w:val="20"/>
+              </w:rPr>
+              <w:t xml:space="default">0.6</w:t>
+            </w:r>
+          </w:p>
+        </w:tc>
+        <w:tc>
+          <w:tcPr>
+            <w:tcBorders>
+              <w:top w:val="single" w:space="0" w:color="D3D3D3"/>
+              <w:bottom w:val="single" w:space="0" w:color="D3D3D3"/>
+              <w:start w:val="single" w:space="0" w:color="D3D3D3"/>
+              <w:end w:val="single" w:space="0" w:color="D3D3D3"/>
+            </w:tcBorders>
+          </w:tcPr>
+          <w:p>
+            <w:pPr>
+              <w:spacing w:before="0" w:after="60"/>
+              <w:keepNext/>
+              <w:jc w:val="center"/>
+            </w:pPr>
+            <w:r>
+              <w:rPr>
+                <w:rFonts w:ascii="Calibri" w:hAnsi="Calibri"/>
+                <w:sz w:val="20"/>
+              </w:rPr>
+              <w:t xml:space="default">1.0</w:t>
+            </w:r>
+          </w:p>
+        </w:tc>
+        <w:tc>
+          <w:tcPr>
+            <w:tcBorders>
+              <w:top w:val="single" w:space="0" w:color="D3D3D3"/>
+              <w:bottom w:val="single" w:space="0" w:color="D3D3D3"/>
+              <w:start w:val="single" w:space="0" w:color="D3D3D3"/>
+              <w:end w:val="single" w:space="0" w:color="D3D3D3"/>
+            </w:tcBorders>
+          </w:tcPr>
+          <w:p>
+            <w:pPr>
+              <w:spacing w:before="0" w:after="60"/>
+              <w:keepNext/>
+              <w:jc w:val="center"/>
+            </w:pPr>
+            <w:r>
+              <w:rPr>
+                <w:rFonts w:ascii="Calibri" w:hAnsi="Calibri"/>
+                <w:sz w:val="20"/>
+              </w:rPr>
+              <w:t xml:space="default">26.4</w:t>
+            </w:r>
+          </w:p>
+        </w:tc>
+        <w:tc>
+          <w:tcPr>
+            <w:tcBorders>
+              <w:top w:val="single" w:space="0" w:color="D3D3D3"/>
+              <w:bottom w:val="single" w:space="0" w:color="D3D3D3"/>
+              <w:start w:val="single" w:space="0" w:color="D3D3D3"/>
+              <w:end w:val="single" w:space="0" w:color="D3D3D3"/>
+            </w:tcBorders>
+          </w:tcPr>
+          <w:p>
+            <w:pPr>
+              <w:spacing w:before="0" w:after="60"/>
+              <w:keepNext/>
+              <w:jc w:val="center"/>
+            </w:pPr>
+            <w:r>
+              <w:rPr>
+                <w:rFonts w:ascii="Calibri" w:hAnsi="Calibri"/>
+                <w:sz w:val="20"/>
+              </w:rPr>
+              <w:t xml:space="default">32.1</w:t>
             </w:r>
           </w:p>
         </w:tc>
@@ -11581,151 +11770,151 @@
                 <w:rFonts w:ascii="Calibri" w:hAnsi="Calibri"/>
                 <w:sz w:val="20"/>
               </w:rPr>
-              <w:t xml:space="default">Somalia</w:t>
-            </w:r>
-          </w:p>
-        </w:tc>
-        <w:tc>
-          <w:tcPr>
-            <w:tcBorders>
-              <w:top w:val="single" w:space="0" w:color="D3D3D3"/>
-              <w:bottom w:val="single" w:space="0" w:color="D3D3D3"/>
-              <w:start w:val="single" w:space="0" w:color="D3D3D3"/>
-              <w:end w:val="single" w:space="0" w:color="D3D3D3"/>
-            </w:tcBorders>
-          </w:tcPr>
-          <w:p>
-            <w:pPr>
-              <w:spacing w:before="0" w:after="60"/>
-              <w:keepNext/>
-              <w:jc w:val="center"/>
-            </w:pPr>
-            <w:r>
-              <w:rPr>
-                <w:rFonts w:ascii="Calibri" w:hAnsi="Calibri"/>
-                <w:sz w:val="20"/>
-              </w:rPr>
-              <w:t xml:space="default">9</w:t>
-            </w:r>
-          </w:p>
-        </w:tc>
-        <w:tc>
-          <w:tcPr>
-            <w:tcBorders>
-              <w:top w:val="single" w:space="0" w:color="D3D3D3"/>
-              <w:bottom w:val="single" w:space="0" w:color="D3D3D3"/>
-              <w:start w:val="single" w:space="0" w:color="D3D3D3"/>
-              <w:end w:val="single" w:space="0" w:color="D3D3D3"/>
-            </w:tcBorders>
-          </w:tcPr>
-          <w:p>
-            <w:pPr>
-              <w:spacing w:before="0" w:after="60"/>
-              <w:keepNext/>
-              <w:jc w:val="center"/>
-            </w:pPr>
-            <w:r>
-              <w:rPr>
-                <w:rFonts w:ascii="Calibri" w:hAnsi="Calibri"/>
-                <w:sz w:val="20"/>
-              </w:rPr>
-              <w:t xml:space="default">62</w:t>
-            </w:r>
-          </w:p>
-        </w:tc>
-        <w:tc>
-          <w:tcPr>
-            <w:tcBorders>
-              <w:top w:val="single" w:space="0" w:color="D3D3D3"/>
-              <w:bottom w:val="single" w:space="0" w:color="D3D3D3"/>
-              <w:start w:val="single" w:space="0" w:color="D3D3D3"/>
-              <w:end w:val="single" w:space="0" w:color="D3D3D3"/>
-            </w:tcBorders>
-          </w:tcPr>
-          <w:p>
-            <w:pPr>
-              <w:spacing w:before="0" w:after="60"/>
-              <w:keepNext/>
-              <w:jc w:val="center"/>
-            </w:pPr>
-            <w:r>
-              <w:rPr>
-                <w:rFonts w:ascii="Calibri" w:hAnsi="Calibri"/>
-                <w:sz w:val="20"/>
-              </w:rPr>
-              <w:t xml:space="default">0.0</w:t>
-            </w:r>
-          </w:p>
-        </w:tc>
-        <w:tc>
-          <w:tcPr>
-            <w:tcBorders>
-              <w:top w:val="single" w:space="0" w:color="D3D3D3"/>
-              <w:bottom w:val="single" w:space="0" w:color="D3D3D3"/>
-              <w:start w:val="single" w:space="0" w:color="D3D3D3"/>
-              <w:end w:val="single" w:space="0" w:color="D3D3D3"/>
-            </w:tcBorders>
-          </w:tcPr>
-          <w:p>
-            <w:pPr>
-              <w:spacing w:before="0" w:after="60"/>
-              <w:keepNext/>
-              <w:jc w:val="center"/>
-            </w:pPr>
-            <w:r>
-              <w:rPr>
-                <w:rFonts w:ascii="Calibri" w:hAnsi="Calibri"/>
-                <w:sz w:val="20"/>
-              </w:rPr>
-              <w:t xml:space="default">0.0</w:t>
-            </w:r>
-          </w:p>
-        </w:tc>
-        <w:tc>
-          <w:tcPr>
-            <w:tcBorders>
-              <w:top w:val="single" w:space="0" w:color="D3D3D3"/>
-              <w:bottom w:val="single" w:space="0" w:color="D3D3D3"/>
-              <w:start w:val="single" w:space="0" w:color="D3D3D3"/>
-              <w:end w:val="single" w:space="0" w:color="D3D3D3"/>
-            </w:tcBorders>
-          </w:tcPr>
-          <w:p>
-            <w:pPr>
-              <w:spacing w:before="0" w:after="60"/>
-              <w:keepNext/>
-              <w:jc w:val="center"/>
-            </w:pPr>
-            <w:r>
-              <w:rPr>
-                <w:rFonts w:ascii="Calibri" w:hAnsi="Calibri"/>
-                <w:sz w:val="20"/>
-              </w:rPr>
-              <w:t xml:space="default">0.2</w:t>
-            </w:r>
-          </w:p>
-        </w:tc>
-        <w:tc>
-          <w:tcPr>
-            <w:tcBorders>
-              <w:top w:val="single" w:space="0" w:color="D3D3D3"/>
-              <w:bottom w:val="single" w:space="0" w:color="D3D3D3"/>
-              <w:start w:val="single" w:space="0" w:color="D3D3D3"/>
-              <w:end w:val="single" w:space="0" w:color="D3D3D3"/>
-            </w:tcBorders>
-          </w:tcPr>
-          <w:p>
-            <w:pPr>
-              <w:spacing w:before="0" w:after="60"/>
-              <w:keepNext/>
-              <w:jc w:val="center"/>
-            </w:pPr>
-            <w:r>
-              <w:rPr>
-                <w:rFonts w:ascii="Calibri" w:hAnsi="Calibri"/>
-                <w:sz w:val="20"/>
-              </w:rPr>
-              <w:t xml:space="default">0.1</w:t>
+              <w:t xml:space="default">Solomon Islands</w:t>
+            </w:r>
+          </w:p>
+        </w:tc>
+        <w:tc>
+          <w:tcPr>
+            <w:tcBorders>
+              <w:top w:val="single" w:space="0" w:color="D3D3D3"/>
+              <w:bottom w:val="single" w:space="0" w:color="D3D3D3"/>
+              <w:start w:val="single" w:space="0" w:color="D3D3D3"/>
+              <w:end w:val="single" w:space="0" w:color="D3D3D3"/>
+            </w:tcBorders>
+          </w:tcPr>
+          <w:p>
+            <w:pPr>
+              <w:spacing w:before="0" w:after="60"/>
+              <w:keepNext/>
+              <w:jc w:val="center"/>
+            </w:pPr>
+            <w:r>
+              <w:rPr>
+                <w:rFonts w:ascii="Calibri" w:hAnsi="Calibri"/>
+                <w:sz w:val="20"/>
+              </w:rPr>
+              <w:t xml:space="default">114</w:t>
+            </w:r>
+          </w:p>
+        </w:tc>
+        <w:tc>
+          <w:tcPr>
+            <w:tcBorders>
+              <w:top w:val="single" w:space="0" w:color="D3D3D3"/>
+              <w:bottom w:val="single" w:space="0" w:color="D3D3D3"/>
+              <w:start w:val="single" w:space="0" w:color="D3D3D3"/>
+              <w:end w:val="single" w:space="0" w:color="D3D3D3"/>
+            </w:tcBorders>
+          </w:tcPr>
+          <w:p>
+            <w:pPr>
+              <w:spacing w:before="0" w:after="60"/>
+              <w:keepNext/>
+              <w:jc w:val="center"/>
+            </w:pPr>
+            <w:r>
+              <w:rPr>
+                <w:rFonts w:ascii="Calibri" w:hAnsi="Calibri"/>
+                <w:sz w:val="20"/>
+              </w:rPr>
+              <w:t xml:space="default">156</w:t>
+            </w:r>
+          </w:p>
+        </w:tc>
+        <w:tc>
+          <w:tcPr>
+            <w:tcBorders>
+              <w:top w:val="single" w:space="0" w:color="D3D3D3"/>
+              <w:bottom w:val="single" w:space="0" w:color="D3D3D3"/>
+              <w:start w:val="single" w:space="0" w:color="D3D3D3"/>
+              <w:end w:val="single" w:space="0" w:color="D3D3D3"/>
+            </w:tcBorders>
+          </w:tcPr>
+          <w:p>
+            <w:pPr>
+              <w:spacing w:before="0" w:after="60"/>
+              <w:keepNext/>
+              <w:jc w:val="center"/>
+            </w:pPr>
+            <w:r>
+              <w:rPr>
+                <w:rFonts w:ascii="Calibri" w:hAnsi="Calibri"/>
+                <w:sz w:val="20"/>
+              </w:rPr>
+              <w:t xml:space="default">0.3</w:t>
+            </w:r>
+          </w:p>
+        </w:tc>
+        <w:tc>
+          <w:tcPr>
+            <w:tcBorders>
+              <w:top w:val="single" w:space="0" w:color="D3D3D3"/>
+              <w:bottom w:val="single" w:space="0" w:color="D3D3D3"/>
+              <w:start w:val="single" w:space="0" w:color="D3D3D3"/>
+              <w:end w:val="single" w:space="0" w:color="D3D3D3"/>
+            </w:tcBorders>
+          </w:tcPr>
+          <w:p>
+            <w:pPr>
+              <w:spacing w:before="0" w:after="60"/>
+              <w:keepNext/>
+              <w:jc w:val="center"/>
+            </w:pPr>
+            <w:r>
+              <w:rPr>
+                <w:rFonts w:ascii="Calibri" w:hAnsi="Calibri"/>
+                <w:sz w:val="20"/>
+              </w:rPr>
+              <w:t xml:space="default">0.3</w:t>
+            </w:r>
+          </w:p>
+        </w:tc>
+        <w:tc>
+          <w:tcPr>
+            <w:tcBorders>
+              <w:top w:val="single" w:space="0" w:color="D3D3D3"/>
+              <w:bottom w:val="single" w:space="0" w:color="D3D3D3"/>
+              <w:start w:val="single" w:space="0" w:color="D3D3D3"/>
+              <w:end w:val="single" w:space="0" w:color="D3D3D3"/>
+            </w:tcBorders>
+          </w:tcPr>
+          <w:p>
+            <w:pPr>
+              <w:spacing w:before="0" w:after="60"/>
+              <w:keepNext/>
+              <w:jc w:val="center"/>
+            </w:pPr>
+            <w:r>
+              <w:rPr>
+                <w:rFonts w:ascii="Calibri" w:hAnsi="Calibri"/>
+                <w:sz w:val="20"/>
+              </w:rPr>
+              <w:t xml:space="default">0.4</w:t>
+            </w:r>
+          </w:p>
+        </w:tc>
+        <w:tc>
+          <w:tcPr>
+            <w:tcBorders>
+              <w:top w:val="single" w:space="0" w:color="D3D3D3"/>
+              <w:bottom w:val="single" w:space="0" w:color="D3D3D3"/>
+              <w:start w:val="single" w:space="0" w:color="D3D3D3"/>
+              <w:end w:val="single" w:space="0" w:color="D3D3D3"/>
+            </w:tcBorders>
+          </w:tcPr>
+          <w:p>
+            <w:pPr>
+              <w:spacing w:before="0" w:after="60"/>
+              <w:keepNext/>
+              <w:jc w:val="center"/>
+            </w:pPr>
+            <w:r>
+              <w:rPr>
+                <w:rFonts w:ascii="Calibri" w:hAnsi="Calibri"/>
+                <w:sz w:val="20"/>
+              </w:rPr>
+              <w:t xml:space="default">1.6</w:t>
             </w:r>
           </w:p>
         </w:tc>
@@ -11754,55 +11943,127 @@
                 <w:rFonts w:ascii="Calibri" w:hAnsi="Calibri"/>
                 <w:sz w:val="20"/>
               </w:rPr>
-              <w:t xml:space="default">Sudan</w:t>
-            </w:r>
-          </w:p>
-        </w:tc>
-        <w:tc>
-          <w:tcPr>
-            <w:tcBorders>
-              <w:top w:val="single" w:space="0" w:color="D3D3D3"/>
-              <w:bottom w:val="single" w:space="0" w:color="D3D3D3"/>
-              <w:start w:val="single" w:space="0" w:color="D3D3D3"/>
-              <w:end w:val="single" w:space="0" w:color="D3D3D3"/>
-            </w:tcBorders>
-          </w:tcPr>
-          <w:p>
-            <w:pPr>
-              <w:spacing w:before="0" w:after="60"/>
-              <w:keepNext/>
-              <w:jc w:val="center"/>
-            </w:pPr>
-            <w:r>
-              <w:rPr>
-                <w:rFonts w:ascii="Calibri" w:hAnsi="Calibri"/>
-                <w:sz w:val="20"/>
-              </w:rPr>
-              <w:t xml:space="default">26,239</w:t>
-            </w:r>
-          </w:p>
-        </w:tc>
-        <w:tc>
-          <w:tcPr>
-            <w:tcBorders>
-              <w:top w:val="single" w:space="0" w:color="D3D3D3"/>
-              <w:bottom w:val="single" w:space="0" w:color="D3D3D3"/>
-              <w:start w:val="single" w:space="0" w:color="D3D3D3"/>
-              <w:end w:val="single" w:space="0" w:color="D3D3D3"/>
-            </w:tcBorders>
-          </w:tcPr>
-          <w:p>
-            <w:pPr>
-              <w:spacing w:before="0" w:after="60"/>
-              <w:keepNext/>
-              <w:jc w:val="center"/>
-            </w:pPr>
-            <w:r>
-              <w:rPr>
-                <w:rFonts w:ascii="Calibri" w:hAnsi="Calibri"/>
-                <w:sz w:val="20"/>
-              </w:rPr>
-              <w:t xml:space="default">26,810</w:t>
+              <w:t xml:space="default">Somalia</w:t>
+            </w:r>
+          </w:p>
+        </w:tc>
+        <w:tc>
+          <w:tcPr>
+            <w:tcBorders>
+              <w:top w:val="single" w:space="0" w:color="D3D3D3"/>
+              <w:bottom w:val="single" w:space="0" w:color="D3D3D3"/>
+              <w:start w:val="single" w:space="0" w:color="D3D3D3"/>
+              <w:end w:val="single" w:space="0" w:color="D3D3D3"/>
+            </w:tcBorders>
+          </w:tcPr>
+          <w:p>
+            <w:pPr>
+              <w:spacing w:before="0" w:after="60"/>
+              <w:keepNext/>
+              <w:jc w:val="center"/>
+            </w:pPr>
+            <w:r>
+              <w:rPr>
+                <w:rFonts w:ascii="Calibri" w:hAnsi="Calibri"/>
+                <w:sz w:val="20"/>
+              </w:rPr>
+              <w:t xml:space="default">9</w:t>
+            </w:r>
+          </w:p>
+        </w:tc>
+        <w:tc>
+          <w:tcPr>
+            <w:tcBorders>
+              <w:top w:val="single" w:space="0" w:color="D3D3D3"/>
+              <w:bottom w:val="single" w:space="0" w:color="D3D3D3"/>
+              <w:start w:val="single" w:space="0" w:color="D3D3D3"/>
+              <w:end w:val="single" w:space="0" w:color="D3D3D3"/>
+            </w:tcBorders>
+          </w:tcPr>
+          <w:p>
+            <w:pPr>
+              <w:spacing w:before="0" w:after="60"/>
+              <w:keepNext/>
+              <w:jc w:val="center"/>
+            </w:pPr>
+            <w:r>
+              <w:rPr>
+                <w:rFonts w:ascii="Calibri" w:hAnsi="Calibri"/>
+                <w:sz w:val="20"/>
+              </w:rPr>
+              <w:t xml:space="default">62</w:t>
+            </w:r>
+          </w:p>
+        </w:tc>
+        <w:tc>
+          <w:tcPr>
+            <w:tcBorders>
+              <w:top w:val="single" w:space="0" w:color="D3D3D3"/>
+              <w:bottom w:val="single" w:space="0" w:color="D3D3D3"/>
+              <w:start w:val="single" w:space="0" w:color="D3D3D3"/>
+              <w:end w:val="single" w:space="0" w:color="D3D3D3"/>
+            </w:tcBorders>
+          </w:tcPr>
+          <w:p>
+            <w:pPr>
+              <w:spacing w:before="0" w:after="60"/>
+              <w:keepNext/>
+              <w:jc w:val="center"/>
+            </w:pPr>
+            <w:r>
+              <w:rPr>
+                <w:rFonts w:ascii="Calibri" w:hAnsi="Calibri"/>
+                <w:sz w:val="20"/>
+              </w:rPr>
+              <w:t xml:space="default">0.0</w:t>
+            </w:r>
+          </w:p>
+        </w:tc>
+        <w:tc>
+          <w:tcPr>
+            <w:tcBorders>
+              <w:top w:val="single" w:space="0" w:color="D3D3D3"/>
+              <w:bottom w:val="single" w:space="0" w:color="D3D3D3"/>
+              <w:start w:val="single" w:space="0" w:color="D3D3D3"/>
+              <w:end w:val="single" w:space="0" w:color="D3D3D3"/>
+            </w:tcBorders>
+          </w:tcPr>
+          <w:p>
+            <w:pPr>
+              <w:spacing w:before="0" w:after="60"/>
+              <w:keepNext/>
+              <w:jc w:val="center"/>
+            </w:pPr>
+            <w:r>
+              <w:rPr>
+                <w:rFonts w:ascii="Calibri" w:hAnsi="Calibri"/>
+                <w:sz w:val="20"/>
+              </w:rPr>
+              <w:t xml:space="default">0.0</w:t>
+            </w:r>
+          </w:p>
+        </w:tc>
+        <w:tc>
+          <w:tcPr>
+            <w:tcBorders>
+              <w:top w:val="single" w:space="0" w:color="D3D3D3"/>
+              <w:bottom w:val="single" w:space="0" w:color="D3D3D3"/>
+              <w:start w:val="single" w:space="0" w:color="D3D3D3"/>
+              <w:end w:val="single" w:space="0" w:color="D3D3D3"/>
+            </w:tcBorders>
+          </w:tcPr>
+          <w:p>
+            <w:pPr>
+              <w:spacing w:before="0" w:after="60"/>
+              <w:keepNext/>
+              <w:jc w:val="center"/>
+            </w:pPr>
+            <w:r>
+              <w:rPr>
+                <w:rFonts w:ascii="Calibri" w:hAnsi="Calibri"/>
+                <w:sz w:val="20"/>
+              </w:rPr>
+              <w:t xml:space="default">0.2</w:t>
             </w:r>
           </w:p>
         </w:tc>
@@ -11827,78 +12088,6 @@
                 <w:sz w:val="20"/>
               </w:rPr>
               <w:t xml:space="default">0.1</w:t>
-            </w:r>
-          </w:p>
-        </w:tc>
-        <w:tc>
-          <w:tcPr>
-            <w:tcBorders>
-              <w:top w:val="single" w:space="0" w:color="D3D3D3"/>
-              <w:bottom w:val="single" w:space="0" w:color="D3D3D3"/>
-              <w:start w:val="single" w:space="0" w:color="D3D3D3"/>
-              <w:end w:val="single" w:space="0" w:color="D3D3D3"/>
-            </w:tcBorders>
-          </w:tcPr>
-          <w:p>
-            <w:pPr>
-              <w:spacing w:before="0" w:after="60"/>
-              <w:keepNext/>
-              <w:jc w:val="center"/>
-            </w:pPr>
-            <w:r>
-              <w:rPr>
-                <w:rFonts w:ascii="Calibri" w:hAnsi="Calibri"/>
-                <w:sz w:val="20"/>
-              </w:rPr>
-              <w:t xml:space="default">0.1</w:t>
-            </w:r>
-          </w:p>
-        </w:tc>
-        <w:tc>
-          <w:tcPr>
-            <w:tcBorders>
-              <w:top w:val="single" w:space="0" w:color="D3D3D3"/>
-              <w:bottom w:val="single" w:space="0" w:color="D3D3D3"/>
-              <w:start w:val="single" w:space="0" w:color="D3D3D3"/>
-              <w:end w:val="single" w:space="0" w:color="D3D3D3"/>
-            </w:tcBorders>
-          </w:tcPr>
-          <w:p>
-            <w:pPr>
-              <w:spacing w:before="0" w:after="60"/>
-              <w:keepNext/>
-              <w:jc w:val="center"/>
-            </w:pPr>
-            <w:r>
-              <w:rPr>
-                <w:rFonts w:ascii="Calibri" w:hAnsi="Calibri"/>
-                <w:sz w:val="20"/>
-              </w:rPr>
-              <w:t xml:space="default">0.3</w:t>
-            </w:r>
-          </w:p>
-        </w:tc>
-        <w:tc>
-          <w:tcPr>
-            <w:tcBorders>
-              <w:top w:val="single" w:space="0" w:color="D3D3D3"/>
-              <w:bottom w:val="single" w:space="0" w:color="D3D3D3"/>
-              <w:start w:val="single" w:space="0" w:color="D3D3D3"/>
-              <w:end w:val="single" w:space="0" w:color="D3D3D3"/>
-            </w:tcBorders>
-          </w:tcPr>
-          <w:p>
-            <w:pPr>
-              <w:spacing w:before="0" w:after="60"/>
-              <w:keepNext/>
-              <w:jc w:val="center"/>
-            </w:pPr>
-            <w:r>
-              <w:rPr>
-                <w:rFonts w:ascii="Calibri" w:hAnsi="Calibri"/>
-                <w:sz w:val="20"/>
-              </w:rPr>
-              <w:t xml:space="default">0.3</w:t>
             </w:r>
           </w:p>
         </w:tc>
@@ -11927,103 +12116,55 @@
                 <w:rFonts w:ascii="Calibri" w:hAnsi="Calibri"/>
                 <w:sz w:val="20"/>
               </w:rPr>
-              <w:t xml:space="default">Syrian Arab Republic</w:t>
-            </w:r>
-          </w:p>
-        </w:tc>
-        <w:tc>
-          <w:tcPr>
-            <w:tcBorders>
-              <w:top w:val="single" w:space="0" w:color="D3D3D3"/>
-              <w:bottom w:val="single" w:space="0" w:color="D3D3D3"/>
-              <w:start w:val="single" w:space="0" w:color="D3D3D3"/>
-              <w:end w:val="single" w:space="0" w:color="D3D3D3"/>
-            </w:tcBorders>
-          </w:tcPr>
-          <w:p>
-            <w:pPr>
-              <w:spacing w:before="0" w:after="60"/>
-              <w:keepNext/>
-              <w:jc w:val="center"/>
-            </w:pPr>
-            <w:r>
-              <w:rPr>
-                <w:rFonts w:ascii="Calibri" w:hAnsi="Calibri"/>
-                <w:sz w:val="20"/>
-              </w:rPr>
-              <w:t xml:space="default">2</w:t>
-            </w:r>
-          </w:p>
-        </w:tc>
-        <w:tc>
-          <w:tcPr>
-            <w:tcBorders>
-              <w:top w:val="single" w:space="0" w:color="D3D3D3"/>
-              <w:bottom w:val="single" w:space="0" w:color="D3D3D3"/>
-              <w:start w:val="single" w:space="0" w:color="D3D3D3"/>
-              <w:end w:val="single" w:space="0" w:color="D3D3D3"/>
-            </w:tcBorders>
-          </w:tcPr>
-          <w:p>
-            <w:pPr>
-              <w:spacing w:before="0" w:after="60"/>
-              <w:keepNext/>
-              <w:jc w:val="center"/>
-            </w:pPr>
-            <w:r>
-              <w:rPr>
-                <w:rFonts w:ascii="Calibri" w:hAnsi="Calibri"/>
-                <w:sz w:val="20"/>
-              </w:rPr>
-              <w:t xml:space="default">43</w:t>
-            </w:r>
-          </w:p>
-        </w:tc>
-        <w:tc>
-          <w:tcPr>
-            <w:tcBorders>
-              <w:top w:val="single" w:space="0" w:color="D3D3D3"/>
-              <w:bottom w:val="single" w:space="0" w:color="D3D3D3"/>
-              <w:start w:val="single" w:space="0" w:color="D3D3D3"/>
-              <w:end w:val="single" w:space="0" w:color="D3D3D3"/>
-            </w:tcBorders>
-          </w:tcPr>
-          <w:p>
-            <w:pPr>
-              <w:spacing w:before="0" w:after="60"/>
-              <w:keepNext/>
-              <w:jc w:val="center"/>
-            </w:pPr>
-            <w:r>
-              <w:rPr>
-                <w:rFonts w:ascii="Calibri" w:hAnsi="Calibri"/>
-                <w:sz w:val="20"/>
-              </w:rPr>
-              <w:t xml:space="default">0.0</w:t>
-            </w:r>
-          </w:p>
-        </w:tc>
-        <w:tc>
-          <w:tcPr>
-            <w:tcBorders>
-              <w:top w:val="single" w:space="0" w:color="D3D3D3"/>
-              <w:bottom w:val="single" w:space="0" w:color="D3D3D3"/>
-              <w:start w:val="single" w:space="0" w:color="D3D3D3"/>
-              <w:end w:val="single" w:space="0" w:color="D3D3D3"/>
-            </w:tcBorders>
-          </w:tcPr>
-          <w:p>
-            <w:pPr>
-              <w:spacing w:before="0" w:after="60"/>
-              <w:keepNext/>
-              <w:jc w:val="center"/>
-            </w:pPr>
-            <w:r>
-              <w:rPr>
-                <w:rFonts w:ascii="Calibri" w:hAnsi="Calibri"/>
-                <w:sz w:val="20"/>
-              </w:rPr>
-              <w:t xml:space="default">0.0</w:t>
+              <w:t xml:space="default">Sudan</w:t>
+            </w:r>
+          </w:p>
+        </w:tc>
+        <w:tc>
+          <w:tcPr>
+            <w:tcBorders>
+              <w:top w:val="single" w:space="0" w:color="D3D3D3"/>
+              <w:bottom w:val="single" w:space="0" w:color="D3D3D3"/>
+              <w:start w:val="single" w:space="0" w:color="D3D3D3"/>
+              <w:end w:val="single" w:space="0" w:color="D3D3D3"/>
+            </w:tcBorders>
+          </w:tcPr>
+          <w:p>
+            <w:pPr>
+              <w:spacing w:before="0" w:after="60"/>
+              <w:keepNext/>
+              <w:jc w:val="center"/>
+            </w:pPr>
+            <w:r>
+              <w:rPr>
+                <w:rFonts w:ascii="Calibri" w:hAnsi="Calibri"/>
+                <w:sz w:val="20"/>
+              </w:rPr>
+              <w:t xml:space="default">26,239</w:t>
+            </w:r>
+          </w:p>
+        </w:tc>
+        <w:tc>
+          <w:tcPr>
+            <w:tcBorders>
+              <w:top w:val="single" w:space="0" w:color="D3D3D3"/>
+              <w:bottom w:val="single" w:space="0" w:color="D3D3D3"/>
+              <w:start w:val="single" w:space="0" w:color="D3D3D3"/>
+              <w:end w:val="single" w:space="0" w:color="D3D3D3"/>
+            </w:tcBorders>
+          </w:tcPr>
+          <w:p>
+            <w:pPr>
+              <w:spacing w:before="0" w:after="60"/>
+              <w:keepNext/>
+              <w:jc w:val="center"/>
+            </w:pPr>
+            <w:r>
+              <w:rPr>
+                <w:rFonts w:ascii="Calibri" w:hAnsi="Calibri"/>
+                <w:sz w:val="20"/>
+              </w:rPr>
+              <w:t xml:space="default">26,810</w:t>
             </w:r>
           </w:p>
         </w:tc>
@@ -12071,7 +12212,55 @@
                 <w:rFonts w:ascii="Calibri" w:hAnsi="Calibri"/>
                 <w:sz w:val="20"/>
               </w:rPr>
-              <w:t xml:space="default">0.8</w:t>
+              <w:t xml:space="default">0.1</w:t>
+            </w:r>
+          </w:p>
+        </w:tc>
+        <w:tc>
+          <w:tcPr>
+            <w:tcBorders>
+              <w:top w:val="single" w:space="0" w:color="D3D3D3"/>
+              <w:bottom w:val="single" w:space="0" w:color="D3D3D3"/>
+              <w:start w:val="single" w:space="0" w:color="D3D3D3"/>
+              <w:end w:val="single" w:space="0" w:color="D3D3D3"/>
+            </w:tcBorders>
+          </w:tcPr>
+          <w:p>
+            <w:pPr>
+              <w:spacing w:before="0" w:after="60"/>
+              <w:keepNext/>
+              <w:jc w:val="center"/>
+            </w:pPr>
+            <w:r>
+              <w:rPr>
+                <w:rFonts w:ascii="Calibri" w:hAnsi="Calibri"/>
+                <w:sz w:val="20"/>
+              </w:rPr>
+              <w:t xml:space="default">0.3</w:t>
+            </w:r>
+          </w:p>
+        </w:tc>
+        <w:tc>
+          <w:tcPr>
+            <w:tcBorders>
+              <w:top w:val="single" w:space="0" w:color="D3D3D3"/>
+              <w:bottom w:val="single" w:space="0" w:color="D3D3D3"/>
+              <w:start w:val="single" w:space="0" w:color="D3D3D3"/>
+              <w:end w:val="single" w:space="0" w:color="D3D3D3"/>
+            </w:tcBorders>
+          </w:tcPr>
+          <w:p>
+            <w:pPr>
+              <w:spacing w:before="0" w:after="60"/>
+              <w:keepNext/>
+              <w:jc w:val="center"/>
+            </w:pPr>
+            <w:r>
+              <w:rPr>
+                <w:rFonts w:ascii="Calibri" w:hAnsi="Calibri"/>
+                <w:sz w:val="20"/>
+              </w:rPr>
+              <w:t xml:space="default">0.3</w:t>
             </w:r>
           </w:p>
         </w:tc>
@@ -12100,55 +12289,55 @@
                 <w:rFonts w:ascii="Calibri" w:hAnsi="Calibri"/>
                 <w:sz w:val="20"/>
               </w:rPr>
-              <w:t xml:space="default">São Tomé and Príncipe</w:t>
-            </w:r>
-          </w:p>
-        </w:tc>
-        <w:tc>
-          <w:tcPr>
-            <w:tcBorders>
-              <w:top w:val="single" w:space="0" w:color="D3D3D3"/>
-              <w:bottom w:val="single" w:space="0" w:color="D3D3D3"/>
-              <w:start w:val="single" w:space="0" w:color="D3D3D3"/>
-              <w:end w:val="single" w:space="0" w:color="D3D3D3"/>
-            </w:tcBorders>
-          </w:tcPr>
-          <w:p>
-            <w:pPr>
-              <w:spacing w:before="0" w:after="60"/>
-              <w:keepNext/>
-              <w:jc w:val="center"/>
-            </w:pPr>
-            <w:r>
-              <w:rPr>
-                <w:rFonts w:ascii="Calibri" w:hAnsi="Calibri"/>
-                <w:sz w:val="20"/>
-              </w:rPr>
-              <w:t xml:space="default">0</w:t>
-            </w:r>
-          </w:p>
-        </w:tc>
-        <w:tc>
-          <w:tcPr>
-            <w:tcBorders>
-              <w:top w:val="single" w:space="0" w:color="D3D3D3"/>
-              <w:bottom w:val="single" w:space="0" w:color="D3D3D3"/>
-              <w:start w:val="single" w:space="0" w:color="D3D3D3"/>
-              <w:end w:val="single" w:space="0" w:color="D3D3D3"/>
-            </w:tcBorders>
-          </w:tcPr>
-          <w:p>
-            <w:pPr>
-              <w:spacing w:before="0" w:after="60"/>
-              <w:keepNext/>
-              <w:jc w:val="center"/>
-            </w:pPr>
-            <w:r>
-              <w:rPr>
-                <w:rFonts w:ascii="Calibri" w:hAnsi="Calibri"/>
-                <w:sz w:val="20"/>
-              </w:rPr>
-              <w:t xml:space="default">312</w:t>
+              <w:t xml:space="default">Syrian Arab Republic</w:t>
+            </w:r>
+          </w:p>
+        </w:tc>
+        <w:tc>
+          <w:tcPr>
+            <w:tcBorders>
+              <w:top w:val="single" w:space="0" w:color="D3D3D3"/>
+              <w:bottom w:val="single" w:space="0" w:color="D3D3D3"/>
+              <w:start w:val="single" w:space="0" w:color="D3D3D3"/>
+              <w:end w:val="single" w:space="0" w:color="D3D3D3"/>
+            </w:tcBorders>
+          </w:tcPr>
+          <w:p>
+            <w:pPr>
+              <w:spacing w:before="0" w:after="60"/>
+              <w:keepNext/>
+              <w:jc w:val="center"/>
+            </w:pPr>
+            <w:r>
+              <w:rPr>
+                <w:rFonts w:ascii="Calibri" w:hAnsi="Calibri"/>
+                <w:sz w:val="20"/>
+              </w:rPr>
+              <w:t xml:space="default">2</w:t>
+            </w:r>
+          </w:p>
+        </w:tc>
+        <w:tc>
+          <w:tcPr>
+            <w:tcBorders>
+              <w:top w:val="single" w:space="0" w:color="D3D3D3"/>
+              <w:bottom w:val="single" w:space="0" w:color="D3D3D3"/>
+              <w:start w:val="single" w:space="0" w:color="D3D3D3"/>
+              <w:end w:val="single" w:space="0" w:color="D3D3D3"/>
+            </w:tcBorders>
+          </w:tcPr>
+          <w:p>
+            <w:pPr>
+              <w:spacing w:before="0" w:after="60"/>
+              <w:keepNext/>
+              <w:jc w:val="center"/>
+            </w:pPr>
+            <w:r>
+              <w:rPr>
+                <w:rFonts w:ascii="Calibri" w:hAnsi="Calibri"/>
+                <w:sz w:val="20"/>
+              </w:rPr>
+              <w:t xml:space="default">43</w:t>
             </w:r>
           </w:p>
         </w:tc>
@@ -12220,31 +12409,31 @@
                 <w:rFonts w:ascii="Calibri" w:hAnsi="Calibri"/>
                 <w:sz w:val="20"/>
               </w:rPr>
-              <w:t xml:space="default">0.0</w:t>
-            </w:r>
-          </w:p>
-        </w:tc>
-        <w:tc>
-          <w:tcPr>
-            <w:tcBorders>
-              <w:top w:val="single" w:space="0" w:color="D3D3D3"/>
-              <w:bottom w:val="single" w:space="0" w:color="D3D3D3"/>
-              <w:start w:val="single" w:space="0" w:color="D3D3D3"/>
-              <w:end w:val="single" w:space="0" w:color="D3D3D3"/>
-            </w:tcBorders>
-          </w:tcPr>
-          <w:p>
-            <w:pPr>
-              <w:spacing w:before="0" w:after="60"/>
-              <w:keepNext/>
-              <w:jc w:val="center"/>
-            </w:pPr>
-            <w:r>
-              <w:rPr>
-                <w:rFonts w:ascii="Calibri" w:hAnsi="Calibri"/>
-                <w:sz w:val="20"/>
-              </w:rPr>
-              <w:t xml:space="default">47.6</w:t>
+              <w:t xml:space="default">0.1</w:t>
+            </w:r>
+          </w:p>
+        </w:tc>
+        <w:tc>
+          <w:tcPr>
+            <w:tcBorders>
+              <w:top w:val="single" w:space="0" w:color="D3D3D3"/>
+              <w:bottom w:val="single" w:space="0" w:color="D3D3D3"/>
+              <w:start w:val="single" w:space="0" w:color="D3D3D3"/>
+              <w:end w:val="single" w:space="0" w:color="D3D3D3"/>
+            </w:tcBorders>
+          </w:tcPr>
+          <w:p>
+            <w:pPr>
+              <w:spacing w:before="0" w:after="60"/>
+              <w:keepNext/>
+              <w:jc w:val="center"/>
+            </w:pPr>
+            <w:r>
+              <w:rPr>
+                <w:rFonts w:ascii="Calibri" w:hAnsi="Calibri"/>
+                <w:sz w:val="20"/>
+              </w:rPr>
+              <w:t xml:space="default">0.8</w:t>
             </w:r>
           </w:p>
         </w:tc>
@@ -12273,151 +12462,151 @@
                 <w:rFonts w:ascii="Calibri" w:hAnsi="Calibri"/>
                 <w:sz w:val="20"/>
               </w:rPr>
-              <w:t xml:space="default">Tajikistan</w:t>
-            </w:r>
-          </w:p>
-        </w:tc>
-        <w:tc>
-          <w:tcPr>
-            <w:tcBorders>
-              <w:top w:val="single" w:space="0" w:color="D3D3D3"/>
-              <w:bottom w:val="single" w:space="0" w:color="D3D3D3"/>
-              <w:start w:val="single" w:space="0" w:color="D3D3D3"/>
-              <w:end w:val="single" w:space="0" w:color="D3D3D3"/>
-            </w:tcBorders>
-          </w:tcPr>
-          <w:p>
-            <w:pPr>
-              <w:spacing w:before="0" w:after="60"/>
-              <w:keepNext/>
-              <w:jc w:val="center"/>
-            </w:pPr>
-            <w:r>
-              <w:rPr>
-                <w:rFonts w:ascii="Calibri" w:hAnsi="Calibri"/>
-                <w:sz w:val="20"/>
-              </w:rPr>
-              <w:t xml:space="default">25,203</w:t>
-            </w:r>
-          </w:p>
-        </w:tc>
-        <w:tc>
-          <w:tcPr>
-            <w:tcBorders>
-              <w:top w:val="single" w:space="0" w:color="D3D3D3"/>
-              <w:bottom w:val="single" w:space="0" w:color="D3D3D3"/>
-              <w:start w:val="single" w:space="0" w:color="D3D3D3"/>
-              <w:end w:val="single" w:space="0" w:color="D3D3D3"/>
-            </w:tcBorders>
-          </w:tcPr>
-          <w:p>
-            <w:pPr>
-              <w:spacing w:before="0" w:after="60"/>
-              <w:keepNext/>
-              <w:jc w:val="center"/>
-            </w:pPr>
-            <w:r>
-              <w:rPr>
-                <w:rFonts w:ascii="Calibri" w:hAnsi="Calibri"/>
-                <w:sz w:val="20"/>
-              </w:rPr>
-              <w:t xml:space="default">25,675</w:t>
-            </w:r>
-          </w:p>
-        </w:tc>
-        <w:tc>
-          <w:tcPr>
-            <w:tcBorders>
-              <w:top w:val="single" w:space="0" w:color="D3D3D3"/>
-              <w:bottom w:val="single" w:space="0" w:color="D3D3D3"/>
-              <w:start w:val="single" w:space="0" w:color="D3D3D3"/>
-              <w:end w:val="single" w:space="0" w:color="D3D3D3"/>
-            </w:tcBorders>
-          </w:tcPr>
-          <w:p>
-            <w:pPr>
-              <w:spacing w:before="0" w:after="60"/>
-              <w:keepNext/>
-              <w:jc w:val="center"/>
-            </w:pPr>
-            <w:r>
-              <w:rPr>
-                <w:rFonts w:ascii="Calibri" w:hAnsi="Calibri"/>
-                <w:sz w:val="20"/>
-              </w:rPr>
-              <w:t xml:space="default">0.6</w:t>
-            </w:r>
-          </w:p>
-        </w:tc>
-        <w:tc>
-          <w:tcPr>
-            <w:tcBorders>
-              <w:top w:val="single" w:space="0" w:color="D3D3D3"/>
-              <w:bottom w:val="single" w:space="0" w:color="D3D3D3"/>
-              <w:start w:val="single" w:space="0" w:color="D3D3D3"/>
-              <w:end w:val="single" w:space="0" w:color="D3D3D3"/>
-            </w:tcBorders>
-          </w:tcPr>
-          <w:p>
-            <w:pPr>
-              <w:spacing w:before="0" w:after="60"/>
-              <w:keepNext/>
-              <w:jc w:val="center"/>
-            </w:pPr>
-            <w:r>
-              <w:rPr>
-                <w:rFonts w:ascii="Calibri" w:hAnsi="Calibri"/>
-                <w:sz w:val="20"/>
-              </w:rPr>
-              <w:t xml:space="default">0.7</w:t>
-            </w:r>
-          </w:p>
-        </w:tc>
-        <w:tc>
-          <w:tcPr>
-            <w:tcBorders>
-              <w:top w:val="single" w:space="0" w:color="D3D3D3"/>
-              <w:bottom w:val="single" w:space="0" w:color="D3D3D3"/>
-              <w:start w:val="single" w:space="0" w:color="D3D3D3"/>
-              <w:end w:val="single" w:space="0" w:color="D3D3D3"/>
-            </w:tcBorders>
-          </w:tcPr>
-          <w:p>
-            <w:pPr>
-              <w:spacing w:before="0" w:after="60"/>
-              <w:keepNext/>
-              <w:jc w:val="center"/>
-            </w:pPr>
-            <w:r>
-              <w:rPr>
-                <w:rFonts w:ascii="Calibri" w:hAnsi="Calibri"/>
-                <w:sz w:val="20"/>
-              </w:rPr>
-              <w:t xml:space="default">13.4</w:t>
-            </w:r>
-          </w:p>
-        </w:tc>
-        <w:tc>
-          <w:tcPr>
-            <w:tcBorders>
-              <w:top w:val="single" w:space="0" w:color="D3D3D3"/>
-              <w:bottom w:val="single" w:space="0" w:color="D3D3D3"/>
-              <w:start w:val="single" w:space="0" w:color="D3D3D3"/>
-              <w:end w:val="single" w:space="0" w:color="D3D3D3"/>
-            </w:tcBorders>
-          </w:tcPr>
-          <w:p>
-            <w:pPr>
-              <w:spacing w:before="0" w:after="60"/>
-              <w:keepNext/>
-              <w:jc w:val="center"/>
-            </w:pPr>
-            <w:r>
-              <w:rPr>
-                <w:rFonts w:ascii="Calibri" w:hAnsi="Calibri"/>
-                <w:sz w:val="20"/>
-              </w:rPr>
-              <w:t xml:space="default">15.7</w:t>
+              <w:t xml:space="default">São Tomé and Príncipe</w:t>
+            </w:r>
+          </w:p>
+        </w:tc>
+        <w:tc>
+          <w:tcPr>
+            <w:tcBorders>
+              <w:top w:val="single" w:space="0" w:color="D3D3D3"/>
+              <w:bottom w:val="single" w:space="0" w:color="D3D3D3"/>
+              <w:start w:val="single" w:space="0" w:color="D3D3D3"/>
+              <w:end w:val="single" w:space="0" w:color="D3D3D3"/>
+            </w:tcBorders>
+          </w:tcPr>
+          <w:p>
+            <w:pPr>
+              <w:spacing w:before="0" w:after="60"/>
+              <w:keepNext/>
+              <w:jc w:val="center"/>
+            </w:pPr>
+            <w:r>
+              <w:rPr>
+                <w:rFonts w:ascii="Calibri" w:hAnsi="Calibri"/>
+                <w:sz w:val="20"/>
+              </w:rPr>
+              <w:t xml:space="default">0</w:t>
+            </w:r>
+          </w:p>
+        </w:tc>
+        <w:tc>
+          <w:tcPr>
+            <w:tcBorders>
+              <w:top w:val="single" w:space="0" w:color="D3D3D3"/>
+              <w:bottom w:val="single" w:space="0" w:color="D3D3D3"/>
+              <w:start w:val="single" w:space="0" w:color="D3D3D3"/>
+              <w:end w:val="single" w:space="0" w:color="D3D3D3"/>
+            </w:tcBorders>
+          </w:tcPr>
+          <w:p>
+            <w:pPr>
+              <w:spacing w:before="0" w:after="60"/>
+              <w:keepNext/>
+              <w:jc w:val="center"/>
+            </w:pPr>
+            <w:r>
+              <w:rPr>
+                <w:rFonts w:ascii="Calibri" w:hAnsi="Calibri"/>
+                <w:sz w:val="20"/>
+              </w:rPr>
+              <w:t xml:space="default">312</w:t>
+            </w:r>
+          </w:p>
+        </w:tc>
+        <w:tc>
+          <w:tcPr>
+            <w:tcBorders>
+              <w:top w:val="single" w:space="0" w:color="D3D3D3"/>
+              <w:bottom w:val="single" w:space="0" w:color="D3D3D3"/>
+              <w:start w:val="single" w:space="0" w:color="D3D3D3"/>
+              <w:end w:val="single" w:space="0" w:color="D3D3D3"/>
+            </w:tcBorders>
+          </w:tcPr>
+          <w:p>
+            <w:pPr>
+              <w:spacing w:before="0" w:after="60"/>
+              <w:keepNext/>
+              <w:jc w:val="center"/>
+            </w:pPr>
+            <w:r>
+              <w:rPr>
+                <w:rFonts w:ascii="Calibri" w:hAnsi="Calibri"/>
+                <w:sz w:val="20"/>
+              </w:rPr>
+              <w:t xml:space="default">0.0</w:t>
+            </w:r>
+          </w:p>
+        </w:tc>
+        <w:tc>
+          <w:tcPr>
+            <w:tcBorders>
+              <w:top w:val="single" w:space="0" w:color="D3D3D3"/>
+              <w:bottom w:val="single" w:space="0" w:color="D3D3D3"/>
+              <w:start w:val="single" w:space="0" w:color="D3D3D3"/>
+              <w:end w:val="single" w:space="0" w:color="D3D3D3"/>
+            </w:tcBorders>
+          </w:tcPr>
+          <w:p>
+            <w:pPr>
+              <w:spacing w:before="0" w:after="60"/>
+              <w:keepNext/>
+              <w:jc w:val="center"/>
+            </w:pPr>
+            <w:r>
+              <w:rPr>
+                <w:rFonts w:ascii="Calibri" w:hAnsi="Calibri"/>
+                <w:sz w:val="20"/>
+              </w:rPr>
+              <w:t xml:space="default">0.0</w:t>
+            </w:r>
+          </w:p>
+        </w:tc>
+        <w:tc>
+          <w:tcPr>
+            <w:tcBorders>
+              <w:top w:val="single" w:space="0" w:color="D3D3D3"/>
+              <w:bottom w:val="single" w:space="0" w:color="D3D3D3"/>
+              <w:start w:val="single" w:space="0" w:color="D3D3D3"/>
+              <w:end w:val="single" w:space="0" w:color="D3D3D3"/>
+            </w:tcBorders>
+          </w:tcPr>
+          <w:p>
+            <w:pPr>
+              <w:spacing w:before="0" w:after="60"/>
+              <w:keepNext/>
+              <w:jc w:val="center"/>
+            </w:pPr>
+            <w:r>
+              <w:rPr>
+                <w:rFonts w:ascii="Calibri" w:hAnsi="Calibri"/>
+                <w:sz w:val="20"/>
+              </w:rPr>
+              <w:t xml:space="default">0.0</w:t>
+            </w:r>
+          </w:p>
+        </w:tc>
+        <w:tc>
+          <w:tcPr>
+            <w:tcBorders>
+              <w:top w:val="single" w:space="0" w:color="D3D3D3"/>
+              <w:bottom w:val="single" w:space="0" w:color="D3D3D3"/>
+              <w:start w:val="single" w:space="0" w:color="D3D3D3"/>
+              <w:end w:val="single" w:space="0" w:color="D3D3D3"/>
+            </w:tcBorders>
+          </w:tcPr>
+          <w:p>
+            <w:pPr>
+              <w:spacing w:before="0" w:after="60"/>
+              <w:keepNext/>
+              <w:jc w:val="center"/>
+            </w:pPr>
+            <w:r>
+              <w:rPr>
+                <w:rFonts w:ascii="Calibri" w:hAnsi="Calibri"/>
+                <w:sz w:val="20"/>
+              </w:rPr>
+              <w:t xml:space="default">47.6</w:t>
             </w:r>
           </w:p>
         </w:tc>
@@ -12446,151 +12635,151 @@
                 <w:rFonts w:ascii="Calibri" w:hAnsi="Calibri"/>
                 <w:sz w:val="20"/>
               </w:rPr>
-              <w:t xml:space="default">Tanzania</w:t>
-            </w:r>
-          </w:p>
-        </w:tc>
-        <w:tc>
-          <w:tcPr>
-            <w:tcBorders>
-              <w:top w:val="single" w:space="0" w:color="D3D3D3"/>
-              <w:bottom w:val="single" w:space="0" w:color="D3D3D3"/>
-              <w:start w:val="single" w:space="0" w:color="D3D3D3"/>
-              <w:end w:val="single" w:space="0" w:color="D3D3D3"/>
-            </w:tcBorders>
-          </w:tcPr>
-          <w:p>
-            <w:pPr>
-              <w:spacing w:before="0" w:after="60"/>
-              <w:keepNext/>
-              <w:jc w:val="center"/>
-            </w:pPr>
-            <w:r>
-              <w:rPr>
-                <w:rFonts w:ascii="Calibri" w:hAnsi="Calibri"/>
-                <w:sz w:val="20"/>
-              </w:rPr>
-              <w:t xml:space="default">188,495</w:t>
-            </w:r>
-          </w:p>
-        </w:tc>
-        <w:tc>
-          <w:tcPr>
-            <w:tcBorders>
-              <w:top w:val="single" w:space="0" w:color="D3D3D3"/>
-              <w:bottom w:val="single" w:space="0" w:color="D3D3D3"/>
-              <w:start w:val="single" w:space="0" w:color="D3D3D3"/>
-              <w:end w:val="single" w:space="0" w:color="D3D3D3"/>
-            </w:tcBorders>
-          </w:tcPr>
-          <w:p>
-            <w:pPr>
-              <w:spacing w:before="0" w:after="60"/>
-              <w:keepNext/>
-              <w:jc w:val="center"/>
-            </w:pPr>
-            <w:r>
-              <w:rPr>
-                <w:rFonts w:ascii="Calibri" w:hAnsi="Calibri"/>
-                <w:sz w:val="20"/>
-              </w:rPr>
-              <w:t xml:space="default">219,550</w:t>
-            </w:r>
-          </w:p>
-        </w:tc>
-        <w:tc>
-          <w:tcPr>
-            <w:tcBorders>
-              <w:top w:val="single" w:space="0" w:color="D3D3D3"/>
-              <w:bottom w:val="single" w:space="0" w:color="D3D3D3"/>
-              <w:start w:val="single" w:space="0" w:color="D3D3D3"/>
-              <w:end w:val="single" w:space="0" w:color="D3D3D3"/>
-            </w:tcBorders>
-          </w:tcPr>
-          <w:p>
-            <w:pPr>
-              <w:spacing w:before="0" w:after="60"/>
-              <w:keepNext/>
-              <w:jc w:val="center"/>
-            </w:pPr>
-            <w:r>
-              <w:rPr>
-                <w:rFonts w:ascii="Calibri" w:hAnsi="Calibri"/>
-                <w:sz w:val="20"/>
-              </w:rPr>
-              <w:t xml:space="default">2.0</w:t>
-            </w:r>
-          </w:p>
-        </w:tc>
-        <w:tc>
-          <w:tcPr>
-            <w:tcBorders>
-              <w:top w:val="single" w:space="0" w:color="D3D3D3"/>
-              <w:bottom w:val="single" w:space="0" w:color="D3D3D3"/>
-              <w:start w:val="single" w:space="0" w:color="D3D3D3"/>
-              <w:end w:val="single" w:space="0" w:color="D3D3D3"/>
-            </w:tcBorders>
-          </w:tcPr>
-          <w:p>
-            <w:pPr>
-              <w:spacing w:before="0" w:after="60"/>
-              <w:keepNext/>
-              <w:jc w:val="center"/>
-            </w:pPr>
-            <w:r>
-              <w:rPr>
-                <w:rFonts w:ascii="Calibri" w:hAnsi="Calibri"/>
-                <w:sz w:val="20"/>
-              </w:rPr>
-              <w:t xml:space="default">3.0</w:t>
-            </w:r>
-          </w:p>
-        </w:tc>
-        <w:tc>
-          <w:tcPr>
-            <w:tcBorders>
-              <w:top w:val="single" w:space="0" w:color="D3D3D3"/>
-              <w:bottom w:val="single" w:space="0" w:color="D3D3D3"/>
-              <w:start w:val="single" w:space="0" w:color="D3D3D3"/>
-              <w:end w:val="single" w:space="0" w:color="D3D3D3"/>
-            </w:tcBorders>
-          </w:tcPr>
-          <w:p>
-            <w:pPr>
-              <w:spacing w:before="0" w:after="60"/>
-              <w:keepNext/>
-              <w:jc w:val="center"/>
-            </w:pPr>
-            <w:r>
-              <w:rPr>
-                <w:rFonts w:ascii="Calibri" w:hAnsi="Calibri"/>
-                <w:sz w:val="20"/>
-              </w:rPr>
-              <w:t xml:space="default">42.4</w:t>
-            </w:r>
-          </w:p>
-        </w:tc>
-        <w:tc>
-          <w:tcPr>
-            <w:tcBorders>
-              <w:top w:val="single" w:space="0" w:color="D3D3D3"/>
-              <w:bottom w:val="single" w:space="0" w:color="D3D3D3"/>
-              <w:start w:val="single" w:space="0" w:color="D3D3D3"/>
-              <w:end w:val="single" w:space="0" w:color="D3D3D3"/>
-            </w:tcBorders>
-          </w:tcPr>
-          <w:p>
-            <w:pPr>
-              <w:spacing w:before="0" w:after="60"/>
-              <w:keepNext/>
-              <w:jc w:val="center"/>
-            </w:pPr>
-            <w:r>
-              <w:rPr>
-                <w:rFonts w:ascii="Calibri" w:hAnsi="Calibri"/>
-                <w:sz w:val="20"/>
-              </w:rPr>
-              <w:t xml:space="default">43.7</w:t>
+              <w:t xml:space="default">Tajikistan</w:t>
+            </w:r>
+          </w:p>
+        </w:tc>
+        <w:tc>
+          <w:tcPr>
+            <w:tcBorders>
+              <w:top w:val="single" w:space="0" w:color="D3D3D3"/>
+              <w:bottom w:val="single" w:space="0" w:color="D3D3D3"/>
+              <w:start w:val="single" w:space="0" w:color="D3D3D3"/>
+              <w:end w:val="single" w:space="0" w:color="D3D3D3"/>
+            </w:tcBorders>
+          </w:tcPr>
+          <w:p>
+            <w:pPr>
+              <w:spacing w:before="0" w:after="60"/>
+              <w:keepNext/>
+              <w:jc w:val="center"/>
+            </w:pPr>
+            <w:r>
+              <w:rPr>
+                <w:rFonts w:ascii="Calibri" w:hAnsi="Calibri"/>
+                <w:sz w:val="20"/>
+              </w:rPr>
+              <w:t xml:space="default">25,203</w:t>
+            </w:r>
+          </w:p>
+        </w:tc>
+        <w:tc>
+          <w:tcPr>
+            <w:tcBorders>
+              <w:top w:val="single" w:space="0" w:color="D3D3D3"/>
+              <w:bottom w:val="single" w:space="0" w:color="D3D3D3"/>
+              <w:start w:val="single" w:space="0" w:color="D3D3D3"/>
+              <w:end w:val="single" w:space="0" w:color="D3D3D3"/>
+            </w:tcBorders>
+          </w:tcPr>
+          <w:p>
+            <w:pPr>
+              <w:spacing w:before="0" w:after="60"/>
+              <w:keepNext/>
+              <w:jc w:val="center"/>
+            </w:pPr>
+            <w:r>
+              <w:rPr>
+                <w:rFonts w:ascii="Calibri" w:hAnsi="Calibri"/>
+                <w:sz w:val="20"/>
+              </w:rPr>
+              <w:t xml:space="default">25,675</w:t>
+            </w:r>
+          </w:p>
+        </w:tc>
+        <w:tc>
+          <w:tcPr>
+            <w:tcBorders>
+              <w:top w:val="single" w:space="0" w:color="D3D3D3"/>
+              <w:bottom w:val="single" w:space="0" w:color="D3D3D3"/>
+              <w:start w:val="single" w:space="0" w:color="D3D3D3"/>
+              <w:end w:val="single" w:space="0" w:color="D3D3D3"/>
+            </w:tcBorders>
+          </w:tcPr>
+          <w:p>
+            <w:pPr>
+              <w:spacing w:before="0" w:after="60"/>
+              <w:keepNext/>
+              <w:jc w:val="center"/>
+            </w:pPr>
+            <w:r>
+              <w:rPr>
+                <w:rFonts w:ascii="Calibri" w:hAnsi="Calibri"/>
+                <w:sz w:val="20"/>
+              </w:rPr>
+              <w:t xml:space="default">0.6</w:t>
+            </w:r>
+          </w:p>
+        </w:tc>
+        <w:tc>
+          <w:tcPr>
+            <w:tcBorders>
+              <w:top w:val="single" w:space="0" w:color="D3D3D3"/>
+              <w:bottom w:val="single" w:space="0" w:color="D3D3D3"/>
+              <w:start w:val="single" w:space="0" w:color="D3D3D3"/>
+              <w:end w:val="single" w:space="0" w:color="D3D3D3"/>
+            </w:tcBorders>
+          </w:tcPr>
+          <w:p>
+            <w:pPr>
+              <w:spacing w:before="0" w:after="60"/>
+              <w:keepNext/>
+              <w:jc w:val="center"/>
+            </w:pPr>
+            <w:r>
+              <w:rPr>
+                <w:rFonts w:ascii="Calibri" w:hAnsi="Calibri"/>
+                <w:sz w:val="20"/>
+              </w:rPr>
+              <w:t xml:space="default">0.7</w:t>
+            </w:r>
+          </w:p>
+        </w:tc>
+        <w:tc>
+          <w:tcPr>
+            <w:tcBorders>
+              <w:top w:val="single" w:space="0" w:color="D3D3D3"/>
+              <w:bottom w:val="single" w:space="0" w:color="D3D3D3"/>
+              <w:start w:val="single" w:space="0" w:color="D3D3D3"/>
+              <w:end w:val="single" w:space="0" w:color="D3D3D3"/>
+            </w:tcBorders>
+          </w:tcPr>
+          <w:p>
+            <w:pPr>
+              <w:spacing w:before="0" w:after="60"/>
+              <w:keepNext/>
+              <w:jc w:val="center"/>
+            </w:pPr>
+            <w:r>
+              <w:rPr>
+                <w:rFonts w:ascii="Calibri" w:hAnsi="Calibri"/>
+                <w:sz w:val="20"/>
+              </w:rPr>
+              <w:t xml:space="default">13.4</w:t>
+            </w:r>
+          </w:p>
+        </w:tc>
+        <w:tc>
+          <w:tcPr>
+            <w:tcBorders>
+              <w:top w:val="single" w:space="0" w:color="D3D3D3"/>
+              <w:bottom w:val="single" w:space="0" w:color="D3D3D3"/>
+              <w:start w:val="single" w:space="0" w:color="D3D3D3"/>
+              <w:end w:val="single" w:space="0" w:color="D3D3D3"/>
+            </w:tcBorders>
+          </w:tcPr>
+          <w:p>
+            <w:pPr>
+              <w:spacing w:before="0" w:after="60"/>
+              <w:keepNext/>
+              <w:jc w:val="center"/>
+            </w:pPr>
+            <w:r>
+              <w:rPr>
+                <w:rFonts w:ascii="Calibri" w:hAnsi="Calibri"/>
+                <w:sz w:val="20"/>
+              </w:rPr>
+              <w:t xml:space="default">15.7</w:t>
             </w:r>
           </w:p>
         </w:tc>
@@ -12619,151 +12808,151 @@
                 <w:rFonts w:ascii="Calibri" w:hAnsi="Calibri"/>
                 <w:sz w:val="20"/>
               </w:rPr>
-              <w:t xml:space="default">Togo</w:t>
-            </w:r>
-          </w:p>
-        </w:tc>
-        <w:tc>
-          <w:tcPr>
-            <w:tcBorders>
-              <w:top w:val="single" w:space="0" w:color="D3D3D3"/>
-              <w:bottom w:val="single" w:space="0" w:color="D3D3D3"/>
-              <w:start w:val="single" w:space="0" w:color="D3D3D3"/>
-              <w:end w:val="single" w:space="0" w:color="D3D3D3"/>
-            </w:tcBorders>
-          </w:tcPr>
-          <w:p>
-            <w:pPr>
-              <w:spacing w:before="0" w:after="60"/>
-              <w:keepNext/>
-              <w:jc w:val="center"/>
-            </w:pPr>
-            <w:r>
-              <w:rPr>
-                <w:rFonts w:ascii="Calibri" w:hAnsi="Calibri"/>
-                <w:sz w:val="20"/>
-              </w:rPr>
-              <w:t xml:space="default">6,205</w:t>
-            </w:r>
-          </w:p>
-        </w:tc>
-        <w:tc>
-          <w:tcPr>
-            <w:tcBorders>
-              <w:top w:val="single" w:space="0" w:color="D3D3D3"/>
-              <w:bottom w:val="single" w:space="0" w:color="D3D3D3"/>
-              <w:start w:val="single" w:space="0" w:color="D3D3D3"/>
-              <w:end w:val="single" w:space="0" w:color="D3D3D3"/>
-            </w:tcBorders>
-          </w:tcPr>
-          <w:p>
-            <w:pPr>
-              <w:spacing w:before="0" w:after="60"/>
-              <w:keepNext/>
-              <w:jc w:val="center"/>
-            </w:pPr>
-            <w:r>
-              <w:rPr>
-                <w:rFonts w:ascii="Calibri" w:hAnsi="Calibri"/>
-                <w:sz w:val="20"/>
-              </w:rPr>
-              <w:t xml:space="default">6,176</w:t>
-            </w:r>
-          </w:p>
-        </w:tc>
-        <w:tc>
-          <w:tcPr>
-            <w:tcBorders>
-              <w:top w:val="single" w:space="0" w:color="D3D3D3"/>
-              <w:bottom w:val="single" w:space="0" w:color="D3D3D3"/>
-              <w:start w:val="single" w:space="0" w:color="D3D3D3"/>
-              <w:end w:val="single" w:space="0" w:color="D3D3D3"/>
-            </w:tcBorders>
-          </w:tcPr>
-          <w:p>
-            <w:pPr>
-              <w:spacing w:before="0" w:after="60"/>
-              <w:keepNext/>
-              <w:jc w:val="center"/>
-            </w:pPr>
-            <w:r>
-              <w:rPr>
-                <w:rFonts w:ascii="Calibri" w:hAnsi="Calibri"/>
-                <w:sz w:val="20"/>
-              </w:rPr>
-              <w:t xml:space="default">2.5</w:t>
-            </w:r>
-          </w:p>
-        </w:tc>
-        <w:tc>
-          <w:tcPr>
-            <w:tcBorders>
-              <w:top w:val="single" w:space="0" w:color="D3D3D3"/>
-              <w:bottom w:val="single" w:space="0" w:color="D3D3D3"/>
-              <w:start w:val="single" w:space="0" w:color="D3D3D3"/>
-              <w:end w:val="single" w:space="0" w:color="D3D3D3"/>
-            </w:tcBorders>
-          </w:tcPr>
-          <w:p>
-            <w:pPr>
-              <w:spacing w:before="0" w:after="60"/>
-              <w:keepNext/>
-              <w:jc w:val="center"/>
-            </w:pPr>
-            <w:r>
-              <w:rPr>
-                <w:rFonts w:ascii="Calibri" w:hAnsi="Calibri"/>
-                <w:sz w:val="20"/>
-              </w:rPr>
-              <w:t xml:space="default">2.7</w:t>
-            </w:r>
-          </w:p>
-        </w:tc>
-        <w:tc>
-          <w:tcPr>
-            <w:tcBorders>
-              <w:top w:val="single" w:space="0" w:color="D3D3D3"/>
-              <w:bottom w:val="single" w:space="0" w:color="D3D3D3"/>
-              <w:start w:val="single" w:space="0" w:color="D3D3D3"/>
-              <w:end w:val="single" w:space="0" w:color="D3D3D3"/>
-            </w:tcBorders>
-          </w:tcPr>
-          <w:p>
-            <w:pPr>
-              <w:spacing w:before="0" w:after="60"/>
-              <w:keepNext/>
-              <w:jc w:val="center"/>
-            </w:pPr>
-            <w:r>
-              <w:rPr>
-                <w:rFonts w:ascii="Calibri" w:hAnsi="Calibri"/>
-                <w:sz w:val="20"/>
-              </w:rPr>
-              <w:t xml:space="default">51.9</w:t>
-            </w:r>
-          </w:p>
-        </w:tc>
-        <w:tc>
-          <w:tcPr>
-            <w:tcBorders>
-              <w:top w:val="single" w:space="0" w:color="D3D3D3"/>
-              <w:bottom w:val="single" w:space="0" w:color="D3D3D3"/>
-              <w:start w:val="single" w:space="0" w:color="D3D3D3"/>
-              <w:end w:val="single" w:space="0" w:color="D3D3D3"/>
-            </w:tcBorders>
-          </w:tcPr>
-          <w:p>
-            <w:pPr>
-              <w:spacing w:before="0" w:after="60"/>
-              <w:keepNext/>
-              <w:jc w:val="center"/>
-            </w:pPr>
-            <w:r>
-              <w:rPr>
-                <w:rFonts w:ascii="Calibri" w:hAnsi="Calibri"/>
-                <w:sz w:val="20"/>
-              </w:rPr>
-              <w:t xml:space="default">67.1</w:t>
+              <w:t xml:space="default">Tanzania</w:t>
+            </w:r>
+          </w:p>
+        </w:tc>
+        <w:tc>
+          <w:tcPr>
+            <w:tcBorders>
+              <w:top w:val="single" w:space="0" w:color="D3D3D3"/>
+              <w:bottom w:val="single" w:space="0" w:color="D3D3D3"/>
+              <w:start w:val="single" w:space="0" w:color="D3D3D3"/>
+              <w:end w:val="single" w:space="0" w:color="D3D3D3"/>
+            </w:tcBorders>
+          </w:tcPr>
+          <w:p>
+            <w:pPr>
+              <w:spacing w:before="0" w:after="60"/>
+              <w:keepNext/>
+              <w:jc w:val="center"/>
+            </w:pPr>
+            <w:r>
+              <w:rPr>
+                <w:rFonts w:ascii="Calibri" w:hAnsi="Calibri"/>
+                <w:sz w:val="20"/>
+              </w:rPr>
+              <w:t xml:space="default">188,495</w:t>
+            </w:r>
+          </w:p>
+        </w:tc>
+        <w:tc>
+          <w:tcPr>
+            <w:tcBorders>
+              <w:top w:val="single" w:space="0" w:color="D3D3D3"/>
+              <w:bottom w:val="single" w:space="0" w:color="D3D3D3"/>
+              <w:start w:val="single" w:space="0" w:color="D3D3D3"/>
+              <w:end w:val="single" w:space="0" w:color="D3D3D3"/>
+            </w:tcBorders>
+          </w:tcPr>
+          <w:p>
+            <w:pPr>
+              <w:spacing w:before="0" w:after="60"/>
+              <w:keepNext/>
+              <w:jc w:val="center"/>
+            </w:pPr>
+            <w:r>
+              <w:rPr>
+                <w:rFonts w:ascii="Calibri" w:hAnsi="Calibri"/>
+                <w:sz w:val="20"/>
+              </w:rPr>
+              <w:t xml:space="default">219,550</w:t>
+            </w:r>
+          </w:p>
+        </w:tc>
+        <w:tc>
+          <w:tcPr>
+            <w:tcBorders>
+              <w:top w:val="single" w:space="0" w:color="D3D3D3"/>
+              <w:bottom w:val="single" w:space="0" w:color="D3D3D3"/>
+              <w:start w:val="single" w:space="0" w:color="D3D3D3"/>
+              <w:end w:val="single" w:space="0" w:color="D3D3D3"/>
+            </w:tcBorders>
+          </w:tcPr>
+          <w:p>
+            <w:pPr>
+              <w:spacing w:before="0" w:after="60"/>
+              <w:keepNext/>
+              <w:jc w:val="center"/>
+            </w:pPr>
+            <w:r>
+              <w:rPr>
+                <w:rFonts w:ascii="Calibri" w:hAnsi="Calibri"/>
+                <w:sz w:val="20"/>
+              </w:rPr>
+              <w:t xml:space="default">2.0</w:t>
+            </w:r>
+          </w:p>
+        </w:tc>
+        <w:tc>
+          <w:tcPr>
+            <w:tcBorders>
+              <w:top w:val="single" w:space="0" w:color="D3D3D3"/>
+              <w:bottom w:val="single" w:space="0" w:color="D3D3D3"/>
+              <w:start w:val="single" w:space="0" w:color="D3D3D3"/>
+              <w:end w:val="single" w:space="0" w:color="D3D3D3"/>
+            </w:tcBorders>
+          </w:tcPr>
+          <w:p>
+            <w:pPr>
+              <w:spacing w:before="0" w:after="60"/>
+              <w:keepNext/>
+              <w:jc w:val="center"/>
+            </w:pPr>
+            <w:r>
+              <w:rPr>
+                <w:rFonts w:ascii="Calibri" w:hAnsi="Calibri"/>
+                <w:sz w:val="20"/>
+              </w:rPr>
+              <w:t xml:space="default">3.0</w:t>
+            </w:r>
+          </w:p>
+        </w:tc>
+        <w:tc>
+          <w:tcPr>
+            <w:tcBorders>
+              <w:top w:val="single" w:space="0" w:color="D3D3D3"/>
+              <w:bottom w:val="single" w:space="0" w:color="D3D3D3"/>
+              <w:start w:val="single" w:space="0" w:color="D3D3D3"/>
+              <w:end w:val="single" w:space="0" w:color="D3D3D3"/>
+            </w:tcBorders>
+          </w:tcPr>
+          <w:p>
+            <w:pPr>
+              <w:spacing w:before="0" w:after="60"/>
+              <w:keepNext/>
+              <w:jc w:val="center"/>
+            </w:pPr>
+            <w:r>
+              <w:rPr>
+                <w:rFonts w:ascii="Calibri" w:hAnsi="Calibri"/>
+                <w:sz w:val="20"/>
+              </w:rPr>
+              <w:t xml:space="default">42.4</w:t>
+            </w:r>
+          </w:p>
+        </w:tc>
+        <w:tc>
+          <w:tcPr>
+            <w:tcBorders>
+              <w:top w:val="single" w:space="0" w:color="D3D3D3"/>
+              <w:bottom w:val="single" w:space="0" w:color="D3D3D3"/>
+              <w:start w:val="single" w:space="0" w:color="D3D3D3"/>
+              <w:end w:val="single" w:space="0" w:color="D3D3D3"/>
+            </w:tcBorders>
+          </w:tcPr>
+          <w:p>
+            <w:pPr>
+              <w:spacing w:before="0" w:after="60"/>
+              <w:keepNext/>
+              <w:jc w:val="center"/>
+            </w:pPr>
+            <w:r>
+              <w:rPr>
+                <w:rFonts w:ascii="Calibri" w:hAnsi="Calibri"/>
+                <w:sz w:val="20"/>
+              </w:rPr>
+              <w:t xml:space="default">43.7</w:t>
             </w:r>
           </w:p>
         </w:tc>
@@ -12792,151 +12981,151 @@
                 <w:rFonts w:ascii="Calibri" w:hAnsi="Calibri"/>
                 <w:sz w:val="20"/>
               </w:rPr>
-              <w:t xml:space="default">Tunisia</w:t>
-            </w:r>
-          </w:p>
-        </w:tc>
-        <w:tc>
-          <w:tcPr>
-            <w:tcBorders>
-              <w:top w:val="single" w:space="0" w:color="D3D3D3"/>
-              <w:bottom w:val="single" w:space="0" w:color="D3D3D3"/>
-              <w:start w:val="single" w:space="0" w:color="D3D3D3"/>
-              <w:end w:val="single" w:space="0" w:color="D3D3D3"/>
-            </w:tcBorders>
-          </w:tcPr>
-          <w:p>
-            <w:pPr>
-              <w:spacing w:before="0" w:after="60"/>
-              <w:keepNext/>
-              <w:jc w:val="center"/>
-            </w:pPr>
-            <w:r>
-              <w:rPr>
-                <w:rFonts w:ascii="Calibri" w:hAnsi="Calibri"/>
-                <w:sz w:val="20"/>
-              </w:rPr>
-              <w:t xml:space="default">7,453</w:t>
-            </w:r>
-          </w:p>
-        </w:tc>
-        <w:tc>
-          <w:tcPr>
-            <w:tcBorders>
-              <w:top w:val="single" w:space="0" w:color="D3D3D3"/>
-              <w:bottom w:val="single" w:space="0" w:color="D3D3D3"/>
-              <w:start w:val="single" w:space="0" w:color="D3D3D3"/>
-              <w:end w:val="single" w:space="0" w:color="D3D3D3"/>
-            </w:tcBorders>
-          </w:tcPr>
-          <w:p>
-            <w:pPr>
-              <w:spacing w:before="0" w:after="60"/>
-              <w:keepNext/>
-              <w:jc w:val="center"/>
-            </w:pPr>
-            <w:r>
-              <w:rPr>
-                <w:rFonts w:ascii="Calibri" w:hAnsi="Calibri"/>
-                <w:sz w:val="20"/>
-              </w:rPr>
-              <w:t xml:space="default">11,483</w:t>
-            </w:r>
-          </w:p>
-        </w:tc>
-        <w:tc>
-          <w:tcPr>
-            <w:tcBorders>
-              <w:top w:val="single" w:space="0" w:color="D3D3D3"/>
-              <w:bottom w:val="single" w:space="0" w:color="D3D3D3"/>
-              <w:start w:val="single" w:space="0" w:color="D3D3D3"/>
-              <w:end w:val="single" w:space="0" w:color="D3D3D3"/>
-            </w:tcBorders>
-          </w:tcPr>
-          <w:p>
-            <w:pPr>
-              <w:spacing w:before="0" w:after="60"/>
-              <w:keepNext/>
-              <w:jc w:val="center"/>
-            </w:pPr>
-            <w:r>
-              <w:rPr>
-                <w:rFonts w:ascii="Calibri" w:hAnsi="Calibri"/>
-                <w:sz w:val="20"/>
-              </w:rPr>
-              <w:t xml:space="default">0.1</w:t>
-            </w:r>
-          </w:p>
-        </w:tc>
-        <w:tc>
-          <w:tcPr>
-            <w:tcBorders>
-              <w:top w:val="single" w:space="0" w:color="D3D3D3"/>
-              <w:bottom w:val="single" w:space="0" w:color="D3D3D3"/>
-              <w:start w:val="single" w:space="0" w:color="D3D3D3"/>
-              <w:end w:val="single" w:space="0" w:color="D3D3D3"/>
-            </w:tcBorders>
-          </w:tcPr>
-          <w:p>
-            <w:pPr>
-              <w:spacing w:before="0" w:after="60"/>
-              <w:keepNext/>
-              <w:jc w:val="center"/>
-            </w:pPr>
-            <w:r>
-              <w:rPr>
-                <w:rFonts w:ascii="Calibri" w:hAnsi="Calibri"/>
-                <w:sz w:val="20"/>
-              </w:rPr>
-              <w:t xml:space="default">0.2</w:t>
-            </w:r>
-          </w:p>
-        </w:tc>
-        <w:tc>
-          <w:tcPr>
-            <w:tcBorders>
-              <w:top w:val="single" w:space="0" w:color="D3D3D3"/>
-              <w:bottom w:val="single" w:space="0" w:color="D3D3D3"/>
-              <w:start w:val="single" w:space="0" w:color="D3D3D3"/>
-              <w:end w:val="single" w:space="0" w:color="D3D3D3"/>
-            </w:tcBorders>
-          </w:tcPr>
-          <w:p>
-            <w:pPr>
-              <w:spacing w:before="0" w:after="60"/>
-              <w:keepNext/>
-              <w:jc w:val="center"/>
-            </w:pPr>
-            <w:r>
-              <w:rPr>
-                <w:rFonts w:ascii="Calibri" w:hAnsi="Calibri"/>
-                <w:sz w:val="20"/>
-              </w:rPr>
-              <w:t xml:space="default">31.1</w:t>
-            </w:r>
-          </w:p>
-        </w:tc>
-        <w:tc>
-          <w:tcPr>
-            <w:tcBorders>
-              <w:top w:val="single" w:space="0" w:color="D3D3D3"/>
-              <w:bottom w:val="single" w:space="0" w:color="D3D3D3"/>
-              <w:start w:val="single" w:space="0" w:color="D3D3D3"/>
-              <w:end w:val="single" w:space="0" w:color="D3D3D3"/>
-            </w:tcBorders>
-          </w:tcPr>
-          <w:p>
-            <w:pPr>
-              <w:spacing w:before="0" w:after="60"/>
-              <w:keepNext/>
-              <w:jc w:val="center"/>
-            </w:pPr>
-            <w:r>
-              <w:rPr>
-                <w:rFonts w:ascii="Calibri" w:hAnsi="Calibri"/>
-                <w:sz w:val="20"/>
-              </w:rPr>
-              <w:t xml:space="default">62.2</w:t>
+              <w:t xml:space="default">Togo</w:t>
+            </w:r>
+          </w:p>
+        </w:tc>
+        <w:tc>
+          <w:tcPr>
+            <w:tcBorders>
+              <w:top w:val="single" w:space="0" w:color="D3D3D3"/>
+              <w:bottom w:val="single" w:space="0" w:color="D3D3D3"/>
+              <w:start w:val="single" w:space="0" w:color="D3D3D3"/>
+              <w:end w:val="single" w:space="0" w:color="D3D3D3"/>
+            </w:tcBorders>
+          </w:tcPr>
+          <w:p>
+            <w:pPr>
+              <w:spacing w:before="0" w:after="60"/>
+              <w:keepNext/>
+              <w:jc w:val="center"/>
+            </w:pPr>
+            <w:r>
+              <w:rPr>
+                <w:rFonts w:ascii="Calibri" w:hAnsi="Calibri"/>
+                <w:sz w:val="20"/>
+              </w:rPr>
+              <w:t xml:space="default">6,205</w:t>
+            </w:r>
+          </w:p>
+        </w:tc>
+        <w:tc>
+          <w:tcPr>
+            <w:tcBorders>
+              <w:top w:val="single" w:space="0" w:color="D3D3D3"/>
+              <w:bottom w:val="single" w:space="0" w:color="D3D3D3"/>
+              <w:start w:val="single" w:space="0" w:color="D3D3D3"/>
+              <w:end w:val="single" w:space="0" w:color="D3D3D3"/>
+            </w:tcBorders>
+          </w:tcPr>
+          <w:p>
+            <w:pPr>
+              <w:spacing w:before="0" w:after="60"/>
+              <w:keepNext/>
+              <w:jc w:val="center"/>
+            </w:pPr>
+            <w:r>
+              <w:rPr>
+                <w:rFonts w:ascii="Calibri" w:hAnsi="Calibri"/>
+                <w:sz w:val="20"/>
+              </w:rPr>
+              <w:t xml:space="default">6,176</w:t>
+            </w:r>
+          </w:p>
+        </w:tc>
+        <w:tc>
+          <w:tcPr>
+            <w:tcBorders>
+              <w:top w:val="single" w:space="0" w:color="D3D3D3"/>
+              <w:bottom w:val="single" w:space="0" w:color="D3D3D3"/>
+              <w:start w:val="single" w:space="0" w:color="D3D3D3"/>
+              <w:end w:val="single" w:space="0" w:color="D3D3D3"/>
+            </w:tcBorders>
+          </w:tcPr>
+          <w:p>
+            <w:pPr>
+              <w:spacing w:before="0" w:after="60"/>
+              <w:keepNext/>
+              <w:jc w:val="center"/>
+            </w:pPr>
+            <w:r>
+              <w:rPr>
+                <w:rFonts w:ascii="Calibri" w:hAnsi="Calibri"/>
+                <w:sz w:val="20"/>
+              </w:rPr>
+              <w:t xml:space="default">2.5</w:t>
+            </w:r>
+          </w:p>
+        </w:tc>
+        <w:tc>
+          <w:tcPr>
+            <w:tcBorders>
+              <w:top w:val="single" w:space="0" w:color="D3D3D3"/>
+              <w:bottom w:val="single" w:space="0" w:color="D3D3D3"/>
+              <w:start w:val="single" w:space="0" w:color="D3D3D3"/>
+              <w:end w:val="single" w:space="0" w:color="D3D3D3"/>
+            </w:tcBorders>
+          </w:tcPr>
+          <w:p>
+            <w:pPr>
+              <w:spacing w:before="0" w:after="60"/>
+              <w:keepNext/>
+              <w:jc w:val="center"/>
+            </w:pPr>
+            <w:r>
+              <w:rPr>
+                <w:rFonts w:ascii="Calibri" w:hAnsi="Calibri"/>
+                <w:sz w:val="20"/>
+              </w:rPr>
+              <w:t xml:space="default">2.7</w:t>
+            </w:r>
+          </w:p>
+        </w:tc>
+        <w:tc>
+          <w:tcPr>
+            <w:tcBorders>
+              <w:top w:val="single" w:space="0" w:color="D3D3D3"/>
+              <w:bottom w:val="single" w:space="0" w:color="D3D3D3"/>
+              <w:start w:val="single" w:space="0" w:color="D3D3D3"/>
+              <w:end w:val="single" w:space="0" w:color="D3D3D3"/>
+            </w:tcBorders>
+          </w:tcPr>
+          <w:p>
+            <w:pPr>
+              <w:spacing w:before="0" w:after="60"/>
+              <w:keepNext/>
+              <w:jc w:val="center"/>
+            </w:pPr>
+            <w:r>
+              <w:rPr>
+                <w:rFonts w:ascii="Calibri" w:hAnsi="Calibri"/>
+                <w:sz w:val="20"/>
+              </w:rPr>
+              <w:t xml:space="default">51.9</w:t>
+            </w:r>
+          </w:p>
+        </w:tc>
+        <w:tc>
+          <w:tcPr>
+            <w:tcBorders>
+              <w:top w:val="single" w:space="0" w:color="D3D3D3"/>
+              <w:bottom w:val="single" w:space="0" w:color="D3D3D3"/>
+              <w:start w:val="single" w:space="0" w:color="D3D3D3"/>
+              <w:end w:val="single" w:space="0" w:color="D3D3D3"/>
+            </w:tcBorders>
+          </w:tcPr>
+          <w:p>
+            <w:pPr>
+              <w:spacing w:before="0" w:after="60"/>
+              <w:keepNext/>
+              <w:jc w:val="center"/>
+            </w:pPr>
+            <w:r>
+              <w:rPr>
+                <w:rFonts w:ascii="Calibri" w:hAnsi="Calibri"/>
+                <w:sz w:val="20"/>
+              </w:rPr>
+              <w:t xml:space="default">67.1</w:t>
             </w:r>
           </w:p>
         </w:tc>
@@ -12965,151 +13154,151 @@
                 <w:rFonts w:ascii="Calibri" w:hAnsi="Calibri"/>
                 <w:sz w:val="20"/>
               </w:rPr>
-              <w:t xml:space="default">Uganda</w:t>
-            </w:r>
-          </w:p>
-        </w:tc>
-        <w:tc>
-          <w:tcPr>
-            <w:tcBorders>
-              <w:top w:val="single" w:space="0" w:color="D3D3D3"/>
-              <w:bottom w:val="single" w:space="0" w:color="D3D3D3"/>
-              <w:start w:val="single" w:space="0" w:color="D3D3D3"/>
-              <w:end w:val="single" w:space="0" w:color="D3D3D3"/>
-            </w:tcBorders>
-          </w:tcPr>
-          <w:p>
-            <w:pPr>
-              <w:spacing w:before="0" w:after="60"/>
-              <w:keepNext/>
-              <w:jc w:val="center"/>
-            </w:pPr>
-            <w:r>
-              <w:rPr>
-                <w:rFonts w:ascii="Calibri" w:hAnsi="Calibri"/>
-                <w:sz w:val="20"/>
-              </w:rPr>
-              <w:t xml:space="default">26,786</w:t>
-            </w:r>
-          </w:p>
-        </w:tc>
-        <w:tc>
-          <w:tcPr>
-            <w:tcBorders>
-              <w:top w:val="single" w:space="0" w:color="D3D3D3"/>
-              <w:bottom w:val="single" w:space="0" w:color="D3D3D3"/>
-              <w:start w:val="single" w:space="0" w:color="D3D3D3"/>
-              <w:end w:val="single" w:space="0" w:color="D3D3D3"/>
-            </w:tcBorders>
-          </w:tcPr>
-          <w:p>
-            <w:pPr>
-              <w:spacing w:before="0" w:after="60"/>
-              <w:keepNext/>
-              <w:jc w:val="center"/>
-            </w:pPr>
-            <w:r>
-              <w:rPr>
-                <w:rFonts w:ascii="Calibri" w:hAnsi="Calibri"/>
-                <w:sz w:val="20"/>
-              </w:rPr>
-              <w:t xml:space="default">29,261</w:t>
-            </w:r>
-          </w:p>
-        </w:tc>
-        <w:tc>
-          <w:tcPr>
-            <w:tcBorders>
-              <w:top w:val="single" w:space="0" w:color="D3D3D3"/>
-              <w:bottom w:val="single" w:space="0" w:color="D3D3D3"/>
-              <w:start w:val="single" w:space="0" w:color="D3D3D3"/>
-              <w:end w:val="single" w:space="0" w:color="D3D3D3"/>
-            </w:tcBorders>
-          </w:tcPr>
-          <w:p>
-            <w:pPr>
-              <w:spacing w:before="0" w:after="60"/>
-              <w:keepNext/>
-              <w:jc w:val="center"/>
-            </w:pPr>
-            <w:r>
-              <w:rPr>
-                <w:rFonts w:ascii="Calibri" w:hAnsi="Calibri"/>
-                <w:sz w:val="20"/>
-              </w:rPr>
-              <w:t xml:space="default">1.7</w:t>
-            </w:r>
-          </w:p>
-        </w:tc>
-        <w:tc>
-          <w:tcPr>
-            <w:tcBorders>
-              <w:top w:val="single" w:space="0" w:color="D3D3D3"/>
-              <w:bottom w:val="single" w:space="0" w:color="D3D3D3"/>
-              <w:start w:val="single" w:space="0" w:color="D3D3D3"/>
-              <w:end w:val="single" w:space="0" w:color="D3D3D3"/>
-            </w:tcBorders>
-          </w:tcPr>
-          <w:p>
-            <w:pPr>
-              <w:spacing w:before="0" w:after="60"/>
-              <w:keepNext/>
-              <w:jc w:val="center"/>
-            </w:pPr>
-            <w:r>
-              <w:rPr>
-                <w:rFonts w:ascii="Calibri" w:hAnsi="Calibri"/>
-                <w:sz w:val="20"/>
-              </w:rPr>
-              <w:t xml:space="default">2.1</w:t>
-            </w:r>
-          </w:p>
-        </w:tc>
-        <w:tc>
-          <w:tcPr>
-            <w:tcBorders>
-              <w:top w:val="single" w:space="0" w:color="D3D3D3"/>
-              <w:bottom w:val="single" w:space="0" w:color="D3D3D3"/>
-              <w:start w:val="single" w:space="0" w:color="D3D3D3"/>
-              <w:end w:val="single" w:space="0" w:color="D3D3D3"/>
-            </w:tcBorders>
-          </w:tcPr>
-          <w:p>
-            <w:pPr>
-              <w:spacing w:before="0" w:after="60"/>
-              <w:keepNext/>
-              <w:jc w:val="center"/>
-            </w:pPr>
-            <w:r>
-              <w:rPr>
-                <w:rFonts w:ascii="Calibri" w:hAnsi="Calibri"/>
-                <w:sz w:val="20"/>
-              </w:rPr>
-              <w:t xml:space="default">85.3</w:t>
-            </w:r>
-          </w:p>
-        </w:tc>
-        <w:tc>
-          <w:tcPr>
-            <w:tcBorders>
-              <w:top w:val="single" w:space="0" w:color="D3D3D3"/>
-              <w:bottom w:val="single" w:space="0" w:color="D3D3D3"/>
-              <w:start w:val="single" w:space="0" w:color="D3D3D3"/>
-              <w:end w:val="single" w:space="0" w:color="D3D3D3"/>
-            </w:tcBorders>
-          </w:tcPr>
-          <w:p>
-            <w:pPr>
-              <w:spacing w:before="0" w:after="60"/>
-              <w:keepNext/>
-              <w:jc w:val="center"/>
-            </w:pPr>
-            <w:r>
-              <w:rPr>
-                <w:rFonts w:ascii="Calibri" w:hAnsi="Calibri"/>
-                <w:sz w:val="20"/>
-              </w:rPr>
-              <w:t xml:space="default">86.2</w:t>
+              <w:t xml:space="default">Tunisia</w:t>
+            </w:r>
+          </w:p>
+        </w:tc>
+        <w:tc>
+          <w:tcPr>
+            <w:tcBorders>
+              <w:top w:val="single" w:space="0" w:color="D3D3D3"/>
+              <w:bottom w:val="single" w:space="0" w:color="D3D3D3"/>
+              <w:start w:val="single" w:space="0" w:color="D3D3D3"/>
+              <w:end w:val="single" w:space="0" w:color="D3D3D3"/>
+            </w:tcBorders>
+          </w:tcPr>
+          <w:p>
+            <w:pPr>
+              <w:spacing w:before="0" w:after="60"/>
+              <w:keepNext/>
+              <w:jc w:val="center"/>
+            </w:pPr>
+            <w:r>
+              <w:rPr>
+                <w:rFonts w:ascii="Calibri" w:hAnsi="Calibri"/>
+                <w:sz w:val="20"/>
+              </w:rPr>
+              <w:t xml:space="default">7,453</w:t>
+            </w:r>
+          </w:p>
+        </w:tc>
+        <w:tc>
+          <w:tcPr>
+            <w:tcBorders>
+              <w:top w:val="single" w:space="0" w:color="D3D3D3"/>
+              <w:bottom w:val="single" w:space="0" w:color="D3D3D3"/>
+              <w:start w:val="single" w:space="0" w:color="D3D3D3"/>
+              <w:end w:val="single" w:space="0" w:color="D3D3D3"/>
+            </w:tcBorders>
+          </w:tcPr>
+          <w:p>
+            <w:pPr>
+              <w:spacing w:before="0" w:after="60"/>
+              <w:keepNext/>
+              <w:jc w:val="center"/>
+            </w:pPr>
+            <w:r>
+              <w:rPr>
+                <w:rFonts w:ascii="Calibri" w:hAnsi="Calibri"/>
+                <w:sz w:val="20"/>
+              </w:rPr>
+              <w:t xml:space="default">11,483</w:t>
+            </w:r>
+          </w:p>
+        </w:tc>
+        <w:tc>
+          <w:tcPr>
+            <w:tcBorders>
+              <w:top w:val="single" w:space="0" w:color="D3D3D3"/>
+              <w:bottom w:val="single" w:space="0" w:color="D3D3D3"/>
+              <w:start w:val="single" w:space="0" w:color="D3D3D3"/>
+              <w:end w:val="single" w:space="0" w:color="D3D3D3"/>
+            </w:tcBorders>
+          </w:tcPr>
+          <w:p>
+            <w:pPr>
+              <w:spacing w:before="0" w:after="60"/>
+              <w:keepNext/>
+              <w:jc w:val="center"/>
+            </w:pPr>
+            <w:r>
+              <w:rPr>
+                <w:rFonts w:ascii="Calibri" w:hAnsi="Calibri"/>
+                <w:sz w:val="20"/>
+              </w:rPr>
+              <w:t xml:space="default">0.1</w:t>
+            </w:r>
+          </w:p>
+        </w:tc>
+        <w:tc>
+          <w:tcPr>
+            <w:tcBorders>
+              <w:top w:val="single" w:space="0" w:color="D3D3D3"/>
+              <w:bottom w:val="single" w:space="0" w:color="D3D3D3"/>
+              <w:start w:val="single" w:space="0" w:color="D3D3D3"/>
+              <w:end w:val="single" w:space="0" w:color="D3D3D3"/>
+            </w:tcBorders>
+          </w:tcPr>
+          <w:p>
+            <w:pPr>
+              <w:spacing w:before="0" w:after="60"/>
+              <w:keepNext/>
+              <w:jc w:val="center"/>
+            </w:pPr>
+            <w:r>
+              <w:rPr>
+                <w:rFonts w:ascii="Calibri" w:hAnsi="Calibri"/>
+                <w:sz w:val="20"/>
+              </w:rPr>
+              <w:t xml:space="default">0.2</w:t>
+            </w:r>
+          </w:p>
+        </w:tc>
+        <w:tc>
+          <w:tcPr>
+            <w:tcBorders>
+              <w:top w:val="single" w:space="0" w:color="D3D3D3"/>
+              <w:bottom w:val="single" w:space="0" w:color="D3D3D3"/>
+              <w:start w:val="single" w:space="0" w:color="D3D3D3"/>
+              <w:end w:val="single" w:space="0" w:color="D3D3D3"/>
+            </w:tcBorders>
+          </w:tcPr>
+          <w:p>
+            <w:pPr>
+              <w:spacing w:before="0" w:after="60"/>
+              <w:keepNext/>
+              <w:jc w:val="center"/>
+            </w:pPr>
+            <w:r>
+              <w:rPr>
+                <w:rFonts w:ascii="Calibri" w:hAnsi="Calibri"/>
+                <w:sz w:val="20"/>
+              </w:rPr>
+              <w:t xml:space="default">31.1</w:t>
+            </w:r>
+          </w:p>
+        </w:tc>
+        <w:tc>
+          <w:tcPr>
+            <w:tcBorders>
+              <w:top w:val="single" w:space="0" w:color="D3D3D3"/>
+              <w:bottom w:val="single" w:space="0" w:color="D3D3D3"/>
+              <w:start w:val="single" w:space="0" w:color="D3D3D3"/>
+              <w:end w:val="single" w:space="0" w:color="D3D3D3"/>
+            </w:tcBorders>
+          </w:tcPr>
+          <w:p>
+            <w:pPr>
+              <w:spacing w:before="0" w:after="60"/>
+              <w:keepNext/>
+              <w:jc w:val="center"/>
+            </w:pPr>
+            <w:r>
+              <w:rPr>
+                <w:rFonts w:ascii="Calibri" w:hAnsi="Calibri"/>
+                <w:sz w:val="20"/>
+              </w:rPr>
+              <w:t xml:space="default">62.2</w:t>
             </w:r>
           </w:p>
         </w:tc>
@@ -13138,151 +13327,151 @@
                 <w:rFonts w:ascii="Calibri" w:hAnsi="Calibri"/>
                 <w:sz w:val="20"/>
               </w:rPr>
-              <w:t xml:space="default">Ukraine</w:t>
-            </w:r>
-          </w:p>
-        </w:tc>
-        <w:tc>
-          <w:tcPr>
-            <w:tcBorders>
-              <w:top w:val="single" w:space="0" w:color="D3D3D3"/>
-              <w:bottom w:val="single" w:space="0" w:color="D3D3D3"/>
-              <w:start w:val="single" w:space="0" w:color="D3D3D3"/>
-              <w:end w:val="single" w:space="0" w:color="D3D3D3"/>
-            </w:tcBorders>
-          </w:tcPr>
-          <w:p>
-            <w:pPr>
-              <w:spacing w:before="0" w:after="60"/>
-              <w:keepNext/>
-              <w:jc w:val="center"/>
-            </w:pPr>
-            <w:r>
-              <w:rPr>
-                <w:rFonts w:ascii="Calibri" w:hAnsi="Calibri"/>
-                <w:sz w:val="20"/>
-              </w:rPr>
-              <w:t xml:space="default">15,251</w:t>
-            </w:r>
-          </w:p>
-        </w:tc>
-        <w:tc>
-          <w:tcPr>
-            <w:tcBorders>
-              <w:top w:val="single" w:space="0" w:color="D3D3D3"/>
-              <w:bottom w:val="single" w:space="0" w:color="D3D3D3"/>
-              <w:start w:val="single" w:space="0" w:color="D3D3D3"/>
-              <w:end w:val="single" w:space="0" w:color="D3D3D3"/>
-            </w:tcBorders>
-          </w:tcPr>
-          <w:p>
-            <w:pPr>
-              <w:spacing w:before="0" w:after="60"/>
-              <w:keepNext/>
-              <w:jc w:val="center"/>
-            </w:pPr>
-            <w:r>
-              <w:rPr>
-                <w:rFonts w:ascii="Calibri" w:hAnsi="Calibri"/>
-                <w:sz w:val="20"/>
-              </w:rPr>
-              <w:t xml:space="default">17,580</w:t>
-            </w:r>
-          </w:p>
-        </w:tc>
-        <w:tc>
-          <w:tcPr>
-            <w:tcBorders>
-              <w:top w:val="single" w:space="0" w:color="D3D3D3"/>
-              <w:bottom w:val="single" w:space="0" w:color="D3D3D3"/>
-              <w:start w:val="single" w:space="0" w:color="D3D3D3"/>
-              <w:end w:val="single" w:space="0" w:color="D3D3D3"/>
-            </w:tcBorders>
-          </w:tcPr>
-          <w:p>
-            <w:pPr>
-              <w:spacing w:before="0" w:after="60"/>
-              <w:keepNext/>
-              <w:jc w:val="center"/>
-            </w:pPr>
-            <w:r>
-              <w:rPr>
-                <w:rFonts w:ascii="Calibri" w:hAnsi="Calibri"/>
-                <w:sz w:val="20"/>
-              </w:rPr>
-              <w:t xml:space="default">0.1</w:t>
-            </w:r>
-          </w:p>
-        </w:tc>
-        <w:tc>
-          <w:tcPr>
-            <w:tcBorders>
-              <w:top w:val="single" w:space="0" w:color="D3D3D3"/>
-              <w:bottom w:val="single" w:space="0" w:color="D3D3D3"/>
-              <w:start w:val="single" w:space="0" w:color="D3D3D3"/>
-              <w:end w:val="single" w:space="0" w:color="D3D3D3"/>
-            </w:tcBorders>
-          </w:tcPr>
-          <w:p>
-            <w:pPr>
-              <w:spacing w:before="0" w:after="60"/>
-              <w:keepNext/>
-              <w:jc w:val="center"/>
-            </w:pPr>
-            <w:r>
-              <w:rPr>
-                <w:rFonts w:ascii="Calibri" w:hAnsi="Calibri"/>
-                <w:sz w:val="20"/>
-              </w:rPr>
-              <w:t xml:space="default">0.0</w:t>
-            </w:r>
-          </w:p>
-        </w:tc>
-        <w:tc>
-          <w:tcPr>
-            <w:tcBorders>
-              <w:top w:val="single" w:space="0" w:color="D3D3D3"/>
-              <w:bottom w:val="single" w:space="0" w:color="D3D3D3"/>
-              <w:start w:val="single" w:space="0" w:color="D3D3D3"/>
-              <w:end w:val="single" w:space="0" w:color="D3D3D3"/>
-            </w:tcBorders>
-          </w:tcPr>
-          <w:p>
-            <w:pPr>
-              <w:spacing w:before="0" w:after="60"/>
-              <w:keepNext/>
-              <w:jc w:val="center"/>
-            </w:pPr>
-            <w:r>
-              <w:rPr>
-                <w:rFonts w:ascii="Calibri" w:hAnsi="Calibri"/>
-                <w:sz w:val="20"/>
-              </w:rPr>
-              <w:t xml:space="default">51.5</w:t>
-            </w:r>
-          </w:p>
-        </w:tc>
-        <w:tc>
-          <w:tcPr>
-            <w:tcBorders>
-              <w:top w:val="single" w:space="0" w:color="D3D3D3"/>
-              <w:bottom w:val="single" w:space="0" w:color="D3D3D3"/>
-              <w:start w:val="single" w:space="0" w:color="D3D3D3"/>
-              <w:end w:val="single" w:space="0" w:color="D3D3D3"/>
-            </w:tcBorders>
-          </w:tcPr>
-          <w:p>
-            <w:pPr>
-              <w:spacing w:before="0" w:after="60"/>
-              <w:keepNext/>
-              <w:jc w:val="center"/>
-            </w:pPr>
-            <w:r>
-              <w:rPr>
-                <w:rFonts w:ascii="Calibri" w:hAnsi="Calibri"/>
-                <w:sz w:val="20"/>
-              </w:rPr>
-              <w:t xml:space="default">53.6</w:t>
+              <w:t xml:space="default">Uganda</w:t>
+            </w:r>
+          </w:p>
+        </w:tc>
+        <w:tc>
+          <w:tcPr>
+            <w:tcBorders>
+              <w:top w:val="single" w:space="0" w:color="D3D3D3"/>
+              <w:bottom w:val="single" w:space="0" w:color="D3D3D3"/>
+              <w:start w:val="single" w:space="0" w:color="D3D3D3"/>
+              <w:end w:val="single" w:space="0" w:color="D3D3D3"/>
+            </w:tcBorders>
+          </w:tcPr>
+          <w:p>
+            <w:pPr>
+              <w:spacing w:before="0" w:after="60"/>
+              <w:keepNext/>
+              <w:jc w:val="center"/>
+            </w:pPr>
+            <w:r>
+              <w:rPr>
+                <w:rFonts w:ascii="Calibri" w:hAnsi="Calibri"/>
+                <w:sz w:val="20"/>
+              </w:rPr>
+              <w:t xml:space="default">26,786</w:t>
+            </w:r>
+          </w:p>
+        </w:tc>
+        <w:tc>
+          <w:tcPr>
+            <w:tcBorders>
+              <w:top w:val="single" w:space="0" w:color="D3D3D3"/>
+              <w:bottom w:val="single" w:space="0" w:color="D3D3D3"/>
+              <w:start w:val="single" w:space="0" w:color="D3D3D3"/>
+              <w:end w:val="single" w:space="0" w:color="D3D3D3"/>
+            </w:tcBorders>
+          </w:tcPr>
+          <w:p>
+            <w:pPr>
+              <w:spacing w:before="0" w:after="60"/>
+              <w:keepNext/>
+              <w:jc w:val="center"/>
+            </w:pPr>
+            <w:r>
+              <w:rPr>
+                <w:rFonts w:ascii="Calibri" w:hAnsi="Calibri"/>
+                <w:sz w:val="20"/>
+              </w:rPr>
+              <w:t xml:space="default">29,261</w:t>
+            </w:r>
+          </w:p>
+        </w:tc>
+        <w:tc>
+          <w:tcPr>
+            <w:tcBorders>
+              <w:top w:val="single" w:space="0" w:color="D3D3D3"/>
+              <w:bottom w:val="single" w:space="0" w:color="D3D3D3"/>
+              <w:start w:val="single" w:space="0" w:color="D3D3D3"/>
+              <w:end w:val="single" w:space="0" w:color="D3D3D3"/>
+            </w:tcBorders>
+          </w:tcPr>
+          <w:p>
+            <w:pPr>
+              <w:spacing w:before="0" w:after="60"/>
+              <w:keepNext/>
+              <w:jc w:val="center"/>
+            </w:pPr>
+            <w:r>
+              <w:rPr>
+                <w:rFonts w:ascii="Calibri" w:hAnsi="Calibri"/>
+                <w:sz w:val="20"/>
+              </w:rPr>
+              <w:t xml:space="default">1.7</w:t>
+            </w:r>
+          </w:p>
+        </w:tc>
+        <w:tc>
+          <w:tcPr>
+            <w:tcBorders>
+              <w:top w:val="single" w:space="0" w:color="D3D3D3"/>
+              <w:bottom w:val="single" w:space="0" w:color="D3D3D3"/>
+              <w:start w:val="single" w:space="0" w:color="D3D3D3"/>
+              <w:end w:val="single" w:space="0" w:color="D3D3D3"/>
+            </w:tcBorders>
+          </w:tcPr>
+          <w:p>
+            <w:pPr>
+              <w:spacing w:before="0" w:after="60"/>
+              <w:keepNext/>
+              <w:jc w:val="center"/>
+            </w:pPr>
+            <w:r>
+              <w:rPr>
+                <w:rFonts w:ascii="Calibri" w:hAnsi="Calibri"/>
+                <w:sz w:val="20"/>
+              </w:rPr>
+              <w:t xml:space="default">2.1</w:t>
+            </w:r>
+          </w:p>
+        </w:tc>
+        <w:tc>
+          <w:tcPr>
+            <w:tcBorders>
+              <w:top w:val="single" w:space="0" w:color="D3D3D3"/>
+              <w:bottom w:val="single" w:space="0" w:color="D3D3D3"/>
+              <w:start w:val="single" w:space="0" w:color="D3D3D3"/>
+              <w:end w:val="single" w:space="0" w:color="D3D3D3"/>
+            </w:tcBorders>
+          </w:tcPr>
+          <w:p>
+            <w:pPr>
+              <w:spacing w:before="0" w:after="60"/>
+              <w:keepNext/>
+              <w:jc w:val="center"/>
+            </w:pPr>
+            <w:r>
+              <w:rPr>
+                <w:rFonts w:ascii="Calibri" w:hAnsi="Calibri"/>
+                <w:sz w:val="20"/>
+              </w:rPr>
+              <w:t xml:space="default">85.3</w:t>
+            </w:r>
+          </w:p>
+        </w:tc>
+        <w:tc>
+          <w:tcPr>
+            <w:tcBorders>
+              <w:top w:val="single" w:space="0" w:color="D3D3D3"/>
+              <w:bottom w:val="single" w:space="0" w:color="D3D3D3"/>
+              <w:start w:val="single" w:space="0" w:color="D3D3D3"/>
+              <w:end w:val="single" w:space="0" w:color="D3D3D3"/>
+            </w:tcBorders>
+          </w:tcPr>
+          <w:p>
+            <w:pPr>
+              <w:spacing w:before="0" w:after="60"/>
+              <w:keepNext/>
+              <w:jc w:val="center"/>
+            </w:pPr>
+            <w:r>
+              <w:rPr>
+                <w:rFonts w:ascii="Calibri" w:hAnsi="Calibri"/>
+                <w:sz w:val="20"/>
+              </w:rPr>
+              <w:t xml:space="default">86.2</w:t>
             </w:r>
           </w:p>
         </w:tc>
@@ -13311,55 +13500,55 @@
                 <w:rFonts w:ascii="Calibri" w:hAnsi="Calibri"/>
                 <w:sz w:val="20"/>
               </w:rPr>
-              <w:t xml:space="default">Uzbekistan</w:t>
-            </w:r>
-          </w:p>
-        </w:tc>
-        <w:tc>
-          <w:tcPr>
-            <w:tcBorders>
-              <w:top w:val="single" w:space="0" w:color="D3D3D3"/>
-              <w:bottom w:val="single" w:space="0" w:color="D3D3D3"/>
-              <w:start w:val="single" w:space="0" w:color="D3D3D3"/>
-              <w:end w:val="single" w:space="0" w:color="D3D3D3"/>
-            </w:tcBorders>
-          </w:tcPr>
-          <w:p>
-            <w:pPr>
-              <w:spacing w:before="0" w:after="60"/>
-              <w:keepNext/>
-              <w:jc w:val="center"/>
-            </w:pPr>
-            <w:r>
-              <w:rPr>
-                <w:rFonts w:ascii="Calibri" w:hAnsi="Calibri"/>
-                <w:sz w:val="20"/>
-              </w:rPr>
-              <w:t xml:space="default">12,364</w:t>
-            </w:r>
-          </w:p>
-        </w:tc>
-        <w:tc>
-          <w:tcPr>
-            <w:tcBorders>
-              <w:top w:val="single" w:space="0" w:color="D3D3D3"/>
-              <w:bottom w:val="single" w:space="0" w:color="D3D3D3"/>
-              <w:start w:val="single" w:space="0" w:color="D3D3D3"/>
-              <w:end w:val="single" w:space="0" w:color="D3D3D3"/>
-            </w:tcBorders>
-          </w:tcPr>
-          <w:p>
-            <w:pPr>
-              <w:spacing w:before="0" w:after="60"/>
-              <w:keepNext/>
-              <w:jc w:val="center"/>
-            </w:pPr>
-            <w:r>
-              <w:rPr>
-                <w:rFonts w:ascii="Calibri" w:hAnsi="Calibri"/>
-                <w:sz w:val="20"/>
-              </w:rPr>
-              <w:t xml:space="default">19,319</w:t>
+              <w:t xml:space="default">Ukraine</w:t>
+            </w:r>
+          </w:p>
+        </w:tc>
+        <w:tc>
+          <w:tcPr>
+            <w:tcBorders>
+              <w:top w:val="single" w:space="0" w:color="D3D3D3"/>
+              <w:bottom w:val="single" w:space="0" w:color="D3D3D3"/>
+              <w:start w:val="single" w:space="0" w:color="D3D3D3"/>
+              <w:end w:val="single" w:space="0" w:color="D3D3D3"/>
+            </w:tcBorders>
+          </w:tcPr>
+          <w:p>
+            <w:pPr>
+              <w:spacing w:before="0" w:after="60"/>
+              <w:keepNext/>
+              <w:jc w:val="center"/>
+            </w:pPr>
+            <w:r>
+              <w:rPr>
+                <w:rFonts w:ascii="Calibri" w:hAnsi="Calibri"/>
+                <w:sz w:val="20"/>
+              </w:rPr>
+              <w:t xml:space="default">15,251</w:t>
+            </w:r>
+          </w:p>
+        </w:tc>
+        <w:tc>
+          <w:tcPr>
+            <w:tcBorders>
+              <w:top w:val="single" w:space="0" w:color="D3D3D3"/>
+              <w:bottom w:val="single" w:space="0" w:color="D3D3D3"/>
+              <w:start w:val="single" w:space="0" w:color="D3D3D3"/>
+              <w:end w:val="single" w:space="0" w:color="D3D3D3"/>
+            </w:tcBorders>
+          </w:tcPr>
+          <w:p>
+            <w:pPr>
+              <w:spacing w:before="0" w:after="60"/>
+              <w:keepNext/>
+              <w:jc w:val="center"/>
+            </w:pPr>
+            <w:r>
+              <w:rPr>
+                <w:rFonts w:ascii="Calibri" w:hAnsi="Calibri"/>
+                <w:sz w:val="20"/>
+              </w:rPr>
+              <w:t xml:space="default">17,580</w:t>
             </w:r>
           </w:p>
         </w:tc>
@@ -13407,55 +13596,55 @@
                 <w:rFonts w:ascii="Calibri" w:hAnsi="Calibri"/>
                 <w:sz w:val="20"/>
               </w:rPr>
-              <w:t xml:space="default">0.3</w:t>
-            </w:r>
-          </w:p>
-        </w:tc>
-        <w:tc>
-          <w:tcPr>
-            <w:tcBorders>
-              <w:top w:val="single" w:space="0" w:color="D3D3D3"/>
-              <w:bottom w:val="single" w:space="0" w:color="D3D3D3"/>
-              <w:start w:val="single" w:space="0" w:color="D3D3D3"/>
-              <w:end w:val="single" w:space="0" w:color="D3D3D3"/>
-            </w:tcBorders>
-          </w:tcPr>
-          <w:p>
-            <w:pPr>
-              <w:spacing w:before="0" w:after="60"/>
-              <w:keepNext/>
-              <w:jc w:val="center"/>
-            </w:pPr>
-            <w:r>
-              <w:rPr>
-                <w:rFonts w:ascii="Calibri" w:hAnsi="Calibri"/>
-                <w:sz w:val="20"/>
-              </w:rPr>
-              <w:t xml:space="default">3.7</w:t>
-            </w:r>
-          </w:p>
-        </w:tc>
-        <w:tc>
-          <w:tcPr>
-            <w:tcBorders>
-              <w:top w:val="single" w:space="0" w:color="D3D3D3"/>
-              <w:bottom w:val="single" w:space="0" w:color="D3D3D3"/>
-              <w:start w:val="single" w:space="0" w:color="D3D3D3"/>
-              <w:end w:val="single" w:space="0" w:color="D3D3D3"/>
-            </w:tcBorders>
-          </w:tcPr>
-          <w:p>
-            <w:pPr>
-              <w:spacing w:before="0" w:after="60"/>
-              <w:keepNext/>
-              <w:jc w:val="center"/>
-            </w:pPr>
-            <w:r>
-              <w:rPr>
-                <w:rFonts w:ascii="Calibri" w:hAnsi="Calibri"/>
-                <w:sz w:val="20"/>
-              </w:rPr>
-              <w:t xml:space="default">8.7</w:t>
+              <w:t xml:space="default">0.0</w:t>
+            </w:r>
+          </w:p>
+        </w:tc>
+        <w:tc>
+          <w:tcPr>
+            <w:tcBorders>
+              <w:top w:val="single" w:space="0" w:color="D3D3D3"/>
+              <w:bottom w:val="single" w:space="0" w:color="D3D3D3"/>
+              <w:start w:val="single" w:space="0" w:color="D3D3D3"/>
+              <w:end w:val="single" w:space="0" w:color="D3D3D3"/>
+            </w:tcBorders>
+          </w:tcPr>
+          <w:p>
+            <w:pPr>
+              <w:spacing w:before="0" w:after="60"/>
+              <w:keepNext/>
+              <w:jc w:val="center"/>
+            </w:pPr>
+            <w:r>
+              <w:rPr>
+                <w:rFonts w:ascii="Calibri" w:hAnsi="Calibri"/>
+                <w:sz w:val="20"/>
+              </w:rPr>
+              <w:t xml:space="default">51.5</w:t>
+            </w:r>
+          </w:p>
+        </w:tc>
+        <w:tc>
+          <w:tcPr>
+            <w:tcBorders>
+              <w:top w:val="single" w:space="0" w:color="D3D3D3"/>
+              <w:bottom w:val="single" w:space="0" w:color="D3D3D3"/>
+              <w:start w:val="single" w:space="0" w:color="D3D3D3"/>
+              <w:end w:val="single" w:space="0" w:color="D3D3D3"/>
+            </w:tcBorders>
+          </w:tcPr>
+          <w:p>
+            <w:pPr>
+              <w:spacing w:before="0" w:after="60"/>
+              <w:keepNext/>
+              <w:jc w:val="center"/>
+            </w:pPr>
+            <w:r>
+              <w:rPr>
+                <w:rFonts w:ascii="Calibri" w:hAnsi="Calibri"/>
+                <w:sz w:val="20"/>
+              </w:rPr>
+              <w:t xml:space="default">53.6</w:t>
             </w:r>
           </w:p>
         </w:tc>
@@ -13484,55 +13673,55 @@
                 <w:rFonts w:ascii="Calibri" w:hAnsi="Calibri"/>
                 <w:sz w:val="20"/>
               </w:rPr>
-              <w:t xml:space="default">Vanuatu</w:t>
-            </w:r>
-          </w:p>
-        </w:tc>
-        <w:tc>
-          <w:tcPr>
-            <w:tcBorders>
-              <w:top w:val="single" w:space="0" w:color="D3D3D3"/>
-              <w:bottom w:val="single" w:space="0" w:color="D3D3D3"/>
-              <w:start w:val="single" w:space="0" w:color="D3D3D3"/>
-              <w:end w:val="single" w:space="0" w:color="D3D3D3"/>
-            </w:tcBorders>
-          </w:tcPr>
-          <w:p>
-            <w:pPr>
-              <w:spacing w:before="0" w:after="60"/>
-              <w:keepNext/>
-              <w:jc w:val="center"/>
-            </w:pPr>
-            <w:r>
-              <w:rPr>
-                <w:rFonts w:ascii="Calibri" w:hAnsi="Calibri"/>
-                <w:sz w:val="20"/>
-              </w:rPr>
-              <w:t xml:space="default">53</w:t>
-            </w:r>
-          </w:p>
-        </w:tc>
-        <w:tc>
-          <w:tcPr>
-            <w:tcBorders>
-              <w:top w:val="single" w:space="0" w:color="D3D3D3"/>
-              <w:bottom w:val="single" w:space="0" w:color="D3D3D3"/>
-              <w:start w:val="single" w:space="0" w:color="D3D3D3"/>
-              <w:end w:val="single" w:space="0" w:color="D3D3D3"/>
-            </w:tcBorders>
-          </w:tcPr>
-          <w:p>
-            <w:pPr>
-              <w:spacing w:before="0" w:after="60"/>
-              <w:keepNext/>
-              <w:jc w:val="center"/>
-            </w:pPr>
-            <w:r>
-              <w:rPr>
-                <w:rFonts w:ascii="Calibri" w:hAnsi="Calibri"/>
-                <w:sz w:val="20"/>
-              </w:rPr>
-              <w:t xml:space="default">53</w:t>
+              <w:t xml:space="default">Uzbekistan</w:t>
+            </w:r>
+          </w:p>
+        </w:tc>
+        <w:tc>
+          <w:tcPr>
+            <w:tcBorders>
+              <w:top w:val="single" w:space="0" w:color="D3D3D3"/>
+              <w:bottom w:val="single" w:space="0" w:color="D3D3D3"/>
+              <w:start w:val="single" w:space="0" w:color="D3D3D3"/>
+              <w:end w:val="single" w:space="0" w:color="D3D3D3"/>
+            </w:tcBorders>
+          </w:tcPr>
+          <w:p>
+            <w:pPr>
+              <w:spacing w:before="0" w:after="60"/>
+              <w:keepNext/>
+              <w:jc w:val="center"/>
+            </w:pPr>
+            <w:r>
+              <w:rPr>
+                <w:rFonts w:ascii="Calibri" w:hAnsi="Calibri"/>
+                <w:sz w:val="20"/>
+              </w:rPr>
+              <w:t xml:space="default">12,364</w:t>
+            </w:r>
+          </w:p>
+        </w:tc>
+        <w:tc>
+          <w:tcPr>
+            <w:tcBorders>
+              <w:top w:val="single" w:space="0" w:color="D3D3D3"/>
+              <w:bottom w:val="single" w:space="0" w:color="D3D3D3"/>
+              <w:start w:val="single" w:space="0" w:color="D3D3D3"/>
+              <w:end w:val="single" w:space="0" w:color="D3D3D3"/>
+            </w:tcBorders>
+          </w:tcPr>
+          <w:p>
+            <w:pPr>
+              <w:spacing w:before="0" w:after="60"/>
+              <w:keepNext/>
+              <w:jc w:val="center"/>
+            </w:pPr>
+            <w:r>
+              <w:rPr>
+                <w:rFonts w:ascii="Calibri" w:hAnsi="Calibri"/>
+                <w:sz w:val="20"/>
+              </w:rPr>
+              <w:t xml:space="default">19,319</w:t>
             </w:r>
           </w:p>
         </w:tc>
@@ -13580,55 +13769,55 @@
                 <w:rFonts w:ascii="Calibri" w:hAnsi="Calibri"/>
                 <w:sz w:val="20"/>
               </w:rPr>
-              <w:t xml:space="default">0.1</w:t>
-            </w:r>
-          </w:p>
-        </w:tc>
-        <w:tc>
-          <w:tcPr>
-            <w:tcBorders>
-              <w:top w:val="single" w:space="0" w:color="D3D3D3"/>
-              <w:bottom w:val="single" w:space="0" w:color="D3D3D3"/>
-              <w:start w:val="single" w:space="0" w:color="D3D3D3"/>
-              <w:end w:val="single" w:space="0" w:color="D3D3D3"/>
-            </w:tcBorders>
-          </w:tcPr>
-          <w:p>
-            <w:pPr>
-              <w:spacing w:before="0" w:after="60"/>
-              <w:keepNext/>
-              <w:jc w:val="center"/>
-            </w:pPr>
-            <w:r>
-              <w:rPr>
-                <w:rFonts w:ascii="Calibri" w:hAnsi="Calibri"/>
-                <w:sz w:val="20"/>
-              </w:rPr>
-              <w:t xml:space="default">23.0</w:t>
-            </w:r>
-          </w:p>
-        </w:tc>
-        <w:tc>
-          <w:tcPr>
-            <w:tcBorders>
-              <w:top w:val="single" w:space="0" w:color="D3D3D3"/>
-              <w:bottom w:val="single" w:space="0" w:color="D3D3D3"/>
-              <w:start w:val="single" w:space="0" w:color="D3D3D3"/>
-              <w:end w:val="single" w:space="0" w:color="D3D3D3"/>
-            </w:tcBorders>
-          </w:tcPr>
-          <w:p>
-            <w:pPr>
-              <w:spacing w:before="0" w:after="60"/>
-              <w:keepNext/>
-              <w:jc w:val="center"/>
-            </w:pPr>
-            <w:r>
-              <w:rPr>
-                <w:rFonts w:ascii="Calibri" w:hAnsi="Calibri"/>
-                <w:sz w:val="20"/>
-              </w:rPr>
-              <w:t xml:space="default">26.1</w:t>
+              <w:t xml:space="default">0.3</w:t>
+            </w:r>
+          </w:p>
+        </w:tc>
+        <w:tc>
+          <w:tcPr>
+            <w:tcBorders>
+              <w:top w:val="single" w:space="0" w:color="D3D3D3"/>
+              <w:bottom w:val="single" w:space="0" w:color="D3D3D3"/>
+              <w:start w:val="single" w:space="0" w:color="D3D3D3"/>
+              <w:end w:val="single" w:space="0" w:color="D3D3D3"/>
+            </w:tcBorders>
+          </w:tcPr>
+          <w:p>
+            <w:pPr>
+              <w:spacing w:before="0" w:after="60"/>
+              <w:keepNext/>
+              <w:jc w:val="center"/>
+            </w:pPr>
+            <w:r>
+              <w:rPr>
+                <w:rFonts w:ascii="Calibri" w:hAnsi="Calibri"/>
+                <w:sz w:val="20"/>
+              </w:rPr>
+              <w:t xml:space="default">3.7</w:t>
+            </w:r>
+          </w:p>
+        </w:tc>
+        <w:tc>
+          <w:tcPr>
+            <w:tcBorders>
+              <w:top w:val="single" w:space="0" w:color="D3D3D3"/>
+              <w:bottom w:val="single" w:space="0" w:color="D3D3D3"/>
+              <w:start w:val="single" w:space="0" w:color="D3D3D3"/>
+              <w:end w:val="single" w:space="0" w:color="D3D3D3"/>
+            </w:tcBorders>
+          </w:tcPr>
+          <w:p>
+            <w:pPr>
+              <w:spacing w:before="0" w:after="60"/>
+              <w:keepNext/>
+              <w:jc w:val="center"/>
+            </w:pPr>
+            <w:r>
+              <w:rPr>
+                <w:rFonts w:ascii="Calibri" w:hAnsi="Calibri"/>
+                <w:sz w:val="20"/>
+              </w:rPr>
+              <w:t xml:space="default">8.7</w:t>
             </w:r>
           </w:p>
         </w:tc>
@@ -13657,151 +13846,151 @@
                 <w:rFonts w:ascii="Calibri" w:hAnsi="Calibri"/>
                 <w:sz w:val="20"/>
               </w:rPr>
-              <w:t xml:space="default">Viet Nam</w:t>
-            </w:r>
-          </w:p>
-        </w:tc>
-        <w:tc>
-          <w:tcPr>
-            <w:tcBorders>
-              <w:top w:val="single" w:space="0" w:color="D3D3D3"/>
-              <w:bottom w:val="single" w:space="0" w:color="D3D3D3"/>
-              <w:start w:val="single" w:space="0" w:color="D3D3D3"/>
-              <w:end w:val="single" w:space="0" w:color="D3D3D3"/>
-            </w:tcBorders>
-          </w:tcPr>
-          <w:p>
-            <w:pPr>
-              <w:spacing w:before="0" w:after="60"/>
-              <w:keepNext/>
-              <w:jc w:val="center"/>
-            </w:pPr>
-            <w:r>
-              <w:rPr>
-                <w:rFonts w:ascii="Calibri" w:hAnsi="Calibri"/>
-                <w:sz w:val="20"/>
-              </w:rPr>
-              <w:t xml:space="default">5,565</w:t>
-            </w:r>
-          </w:p>
-        </w:tc>
-        <w:tc>
-          <w:tcPr>
-            <w:tcBorders>
-              <w:top w:val="single" w:space="0" w:color="D3D3D3"/>
-              <w:bottom w:val="single" w:space="0" w:color="D3D3D3"/>
-              <w:start w:val="single" w:space="0" w:color="D3D3D3"/>
-              <w:end w:val="single" w:space="0" w:color="D3D3D3"/>
-            </w:tcBorders>
-          </w:tcPr>
-          <w:p>
-            <w:pPr>
-              <w:spacing w:before="0" w:after="60"/>
-              <w:keepNext/>
-              <w:jc w:val="center"/>
-            </w:pPr>
-            <w:r>
-              <w:rPr>
-                <w:rFonts w:ascii="Calibri" w:hAnsi="Calibri"/>
-                <w:sz w:val="20"/>
-              </w:rPr>
-              <w:t xml:space="default">20,310</w:t>
-            </w:r>
-          </w:p>
-        </w:tc>
-        <w:tc>
-          <w:tcPr>
-            <w:tcBorders>
-              <w:top w:val="single" w:space="0" w:color="D3D3D3"/>
-              <w:bottom w:val="single" w:space="0" w:color="D3D3D3"/>
-              <w:start w:val="single" w:space="0" w:color="D3D3D3"/>
-              <w:end w:val="single" w:space="0" w:color="D3D3D3"/>
-            </w:tcBorders>
-          </w:tcPr>
-          <w:p>
-            <w:pPr>
-              <w:spacing w:before="0" w:after="60"/>
-              <w:keepNext/>
-              <w:jc w:val="center"/>
-            </w:pPr>
-            <w:r>
-              <w:rPr>
-                <w:rFonts w:ascii="Calibri" w:hAnsi="Calibri"/>
-                <w:sz w:val="20"/>
-              </w:rPr>
-              <w:t xml:space="default">0.5</w:t>
-            </w:r>
-          </w:p>
-        </w:tc>
-        <w:tc>
-          <w:tcPr>
-            <w:tcBorders>
-              <w:top w:val="single" w:space="0" w:color="D3D3D3"/>
-              <w:bottom w:val="single" w:space="0" w:color="D3D3D3"/>
-              <w:start w:val="single" w:space="0" w:color="D3D3D3"/>
-              <w:end w:val="single" w:space="0" w:color="D3D3D3"/>
-            </w:tcBorders>
-          </w:tcPr>
-          <w:p>
-            <w:pPr>
-              <w:spacing w:before="0" w:after="60"/>
-              <w:keepNext/>
-              <w:jc w:val="center"/>
-            </w:pPr>
-            <w:r>
-              <w:rPr>
-                <w:rFonts w:ascii="Calibri" w:hAnsi="Calibri"/>
-                <w:sz w:val="20"/>
-              </w:rPr>
-              <w:t xml:space="default">0.9</w:t>
-            </w:r>
-          </w:p>
-        </w:tc>
-        <w:tc>
-          <w:tcPr>
-            <w:tcBorders>
-              <w:top w:val="single" w:space="0" w:color="D3D3D3"/>
-              <w:bottom w:val="single" w:space="0" w:color="D3D3D3"/>
-              <w:start w:val="single" w:space="0" w:color="D3D3D3"/>
-              <w:end w:val="single" w:space="0" w:color="D3D3D3"/>
-            </w:tcBorders>
-          </w:tcPr>
-          <w:p>
-            <w:pPr>
-              <w:spacing w:before="0" w:after="60"/>
-              <w:keepNext/>
-              <w:jc w:val="center"/>
-            </w:pPr>
-            <w:r>
-              <w:rPr>
-                <w:rFonts w:ascii="Calibri" w:hAnsi="Calibri"/>
-                <w:sz w:val="20"/>
-              </w:rPr>
-              <w:t xml:space="default">10.4</w:t>
-            </w:r>
-          </w:p>
-        </w:tc>
-        <w:tc>
-          <w:tcPr>
-            <w:tcBorders>
-              <w:top w:val="single" w:space="0" w:color="D3D3D3"/>
-              <w:bottom w:val="single" w:space="0" w:color="D3D3D3"/>
-              <w:start w:val="single" w:space="0" w:color="D3D3D3"/>
-              <w:end w:val="single" w:space="0" w:color="D3D3D3"/>
-            </w:tcBorders>
-          </w:tcPr>
-          <w:p>
-            <w:pPr>
-              <w:spacing w:before="0" w:after="60"/>
-              <w:keepNext/>
-              <w:jc w:val="center"/>
-            </w:pPr>
-            <w:r>
-              <w:rPr>
-                <w:rFonts w:ascii="Calibri" w:hAnsi="Calibri"/>
-                <w:sz w:val="20"/>
-              </w:rPr>
-              <w:t xml:space="default">22.5</w:t>
+              <w:t xml:space="default">Vanuatu</w:t>
+            </w:r>
+          </w:p>
+        </w:tc>
+        <w:tc>
+          <w:tcPr>
+            <w:tcBorders>
+              <w:top w:val="single" w:space="0" w:color="D3D3D3"/>
+              <w:bottom w:val="single" w:space="0" w:color="D3D3D3"/>
+              <w:start w:val="single" w:space="0" w:color="D3D3D3"/>
+              <w:end w:val="single" w:space="0" w:color="D3D3D3"/>
+            </w:tcBorders>
+          </w:tcPr>
+          <w:p>
+            <w:pPr>
+              <w:spacing w:before="0" w:after="60"/>
+              <w:keepNext/>
+              <w:jc w:val="center"/>
+            </w:pPr>
+            <w:r>
+              <w:rPr>
+                <w:rFonts w:ascii="Calibri" w:hAnsi="Calibri"/>
+                <w:sz w:val="20"/>
+              </w:rPr>
+              <w:t xml:space="default">53</w:t>
+            </w:r>
+          </w:p>
+        </w:tc>
+        <w:tc>
+          <w:tcPr>
+            <w:tcBorders>
+              <w:top w:val="single" w:space="0" w:color="D3D3D3"/>
+              <w:bottom w:val="single" w:space="0" w:color="D3D3D3"/>
+              <w:start w:val="single" w:space="0" w:color="D3D3D3"/>
+              <w:end w:val="single" w:space="0" w:color="D3D3D3"/>
+            </w:tcBorders>
+          </w:tcPr>
+          <w:p>
+            <w:pPr>
+              <w:spacing w:before="0" w:after="60"/>
+              <w:keepNext/>
+              <w:jc w:val="center"/>
+            </w:pPr>
+            <w:r>
+              <w:rPr>
+                <w:rFonts w:ascii="Calibri" w:hAnsi="Calibri"/>
+                <w:sz w:val="20"/>
+              </w:rPr>
+              <w:t xml:space="default">53</w:t>
+            </w:r>
+          </w:p>
+        </w:tc>
+        <w:tc>
+          <w:tcPr>
+            <w:tcBorders>
+              <w:top w:val="single" w:space="0" w:color="D3D3D3"/>
+              <w:bottom w:val="single" w:space="0" w:color="D3D3D3"/>
+              <w:start w:val="single" w:space="0" w:color="D3D3D3"/>
+              <w:end w:val="single" w:space="0" w:color="D3D3D3"/>
+            </w:tcBorders>
+          </w:tcPr>
+          <w:p>
+            <w:pPr>
+              <w:spacing w:before="0" w:after="60"/>
+              <w:keepNext/>
+              <w:jc w:val="center"/>
+            </w:pPr>
+            <w:r>
+              <w:rPr>
+                <w:rFonts w:ascii="Calibri" w:hAnsi="Calibri"/>
+                <w:sz w:val="20"/>
+              </w:rPr>
+              <w:t xml:space="default">0.1</w:t>
+            </w:r>
+          </w:p>
+        </w:tc>
+        <w:tc>
+          <w:tcPr>
+            <w:tcBorders>
+              <w:top w:val="single" w:space="0" w:color="D3D3D3"/>
+              <w:bottom w:val="single" w:space="0" w:color="D3D3D3"/>
+              <w:start w:val="single" w:space="0" w:color="D3D3D3"/>
+              <w:end w:val="single" w:space="0" w:color="D3D3D3"/>
+            </w:tcBorders>
+          </w:tcPr>
+          <w:p>
+            <w:pPr>
+              <w:spacing w:before="0" w:after="60"/>
+              <w:keepNext/>
+              <w:jc w:val="center"/>
+            </w:pPr>
+            <w:r>
+              <w:rPr>
+                <w:rFonts w:ascii="Calibri" w:hAnsi="Calibri"/>
+                <w:sz w:val="20"/>
+              </w:rPr>
+              <w:t xml:space="default">0.1</w:t>
+            </w:r>
+          </w:p>
+        </w:tc>
+        <w:tc>
+          <w:tcPr>
+            <w:tcBorders>
+              <w:top w:val="single" w:space="0" w:color="D3D3D3"/>
+              <w:bottom w:val="single" w:space="0" w:color="D3D3D3"/>
+              <w:start w:val="single" w:space="0" w:color="D3D3D3"/>
+              <w:end w:val="single" w:space="0" w:color="D3D3D3"/>
+            </w:tcBorders>
+          </w:tcPr>
+          <w:p>
+            <w:pPr>
+              <w:spacing w:before="0" w:after="60"/>
+              <w:keepNext/>
+              <w:jc w:val="center"/>
+            </w:pPr>
+            <w:r>
+              <w:rPr>
+                <w:rFonts w:ascii="Calibri" w:hAnsi="Calibri"/>
+                <w:sz w:val="20"/>
+              </w:rPr>
+              <w:t xml:space="default">23.0</w:t>
+            </w:r>
+          </w:p>
+        </w:tc>
+        <w:tc>
+          <w:tcPr>
+            <w:tcBorders>
+              <w:top w:val="single" w:space="0" w:color="D3D3D3"/>
+              <w:bottom w:val="single" w:space="0" w:color="D3D3D3"/>
+              <w:start w:val="single" w:space="0" w:color="D3D3D3"/>
+              <w:end w:val="single" w:space="0" w:color="D3D3D3"/>
+            </w:tcBorders>
+          </w:tcPr>
+          <w:p>
+            <w:pPr>
+              <w:spacing w:before="0" w:after="60"/>
+              <w:keepNext/>
+              <w:jc w:val="center"/>
+            </w:pPr>
+            <w:r>
+              <w:rPr>
+                <w:rFonts w:ascii="Calibri" w:hAnsi="Calibri"/>
+                <w:sz w:val="20"/>
+              </w:rPr>
+              <w:t xml:space="default">26.1</w:t>
             </w:r>
           </w:p>
         </w:tc>
@@ -13830,151 +14019,151 @@
                 <w:rFonts w:ascii="Calibri" w:hAnsi="Calibri"/>
                 <w:sz w:val="20"/>
               </w:rPr>
-              <w:t xml:space="default">West Bank and Gaza</w:t>
-            </w:r>
-          </w:p>
-        </w:tc>
-        <w:tc>
-          <w:tcPr>
-            <w:tcBorders>
-              <w:top w:val="single" w:space="0" w:color="D3D3D3"/>
-              <w:bottom w:val="single" w:space="0" w:color="D3D3D3"/>
-              <w:start w:val="single" w:space="0" w:color="D3D3D3"/>
-              <w:end w:val="single" w:space="0" w:color="D3D3D3"/>
-            </w:tcBorders>
-          </w:tcPr>
-          <w:p>
-            <w:pPr>
-              <w:spacing w:before="0" w:after="60"/>
-              <w:keepNext/>
-              <w:jc w:val="center"/>
-            </w:pPr>
-            <w:r>
-              <w:rPr>
-                <w:rFonts w:ascii="Calibri" w:hAnsi="Calibri"/>
-                <w:sz w:val="20"/>
-              </w:rPr>
-              <w:t xml:space="default">1</w:t>
-            </w:r>
-          </w:p>
-        </w:tc>
-        <w:tc>
-          <w:tcPr>
-            <w:tcBorders>
-              <w:top w:val="single" w:space="0" w:color="D3D3D3"/>
-              <w:bottom w:val="single" w:space="0" w:color="D3D3D3"/>
-              <w:start w:val="single" w:space="0" w:color="D3D3D3"/>
-              <w:end w:val="single" w:space="0" w:color="D3D3D3"/>
-            </w:tcBorders>
-          </w:tcPr>
-          <w:p>
-            <w:pPr>
-              <w:spacing w:before="0" w:after="60"/>
-              <w:keepNext/>
-              <w:jc w:val="center"/>
-            </w:pPr>
-            <w:r>
-              <w:rPr>
-                <w:rFonts w:ascii="Calibri" w:hAnsi="Calibri"/>
-                <w:sz w:val="20"/>
-              </w:rPr>
-              <w:t xml:space="default">1</w:t>
-            </w:r>
-          </w:p>
-        </w:tc>
-        <w:tc>
-          <w:tcPr>
-            <w:tcBorders>
-              <w:top w:val="single" w:space="0" w:color="D3D3D3"/>
-              <w:bottom w:val="single" w:space="0" w:color="D3D3D3"/>
-              <w:start w:val="single" w:space="0" w:color="D3D3D3"/>
-              <w:end w:val="single" w:space="0" w:color="D3D3D3"/>
-            </w:tcBorders>
-          </w:tcPr>
-          <w:p>
-            <w:pPr>
-              <w:spacing w:before="0" w:after="60"/>
-              <w:keepNext/>
-              <w:jc w:val="center"/>
-            </w:pPr>
-            <w:r>
-              <w:rPr>
-                <w:rFonts w:ascii="Calibri" w:hAnsi="Calibri"/>
-                <w:sz w:val="20"/>
-              </w:rPr>
-              <w:t xml:space="default">0.0</w:t>
-            </w:r>
-          </w:p>
-        </w:tc>
-        <w:tc>
-          <w:tcPr>
-            <w:tcBorders>
-              <w:top w:val="single" w:space="0" w:color="D3D3D3"/>
-              <w:bottom w:val="single" w:space="0" w:color="D3D3D3"/>
-              <w:start w:val="single" w:space="0" w:color="D3D3D3"/>
-              <w:end w:val="single" w:space="0" w:color="D3D3D3"/>
-            </w:tcBorders>
-          </w:tcPr>
-          <w:p>
-            <w:pPr>
-              <w:spacing w:before="0" w:after="60"/>
-              <w:keepNext/>
-              <w:jc w:val="center"/>
-            </w:pPr>
-            <w:r>
-              <w:rPr>
-                <w:rFonts w:ascii="Calibri" w:hAnsi="Calibri"/>
-                <w:sz w:val="20"/>
-              </w:rPr>
-              <w:t xml:space="default">0.0</w:t>
-            </w:r>
-          </w:p>
-        </w:tc>
-        <w:tc>
-          <w:tcPr>
-            <w:tcBorders>
-              <w:top w:val="single" w:space="0" w:color="D3D3D3"/>
-              <w:bottom w:val="single" w:space="0" w:color="D3D3D3"/>
-              <w:start w:val="single" w:space="0" w:color="D3D3D3"/>
-              <w:end w:val="single" w:space="0" w:color="D3D3D3"/>
-            </w:tcBorders>
-          </w:tcPr>
-          <w:p>
-            <w:pPr>
-              <w:spacing w:before="0" w:after="60"/>
-              <w:keepNext/>
-              <w:jc w:val="center"/>
-            </w:pPr>
-            <w:r>
-              <w:rPr>
-                <w:rFonts w:ascii="Calibri" w:hAnsi="Calibri"/>
-                <w:sz w:val="20"/>
-              </w:rPr>
-              <w:t xml:space="default">66.7</w:t>
-            </w:r>
-          </w:p>
-        </w:tc>
-        <w:tc>
-          <w:tcPr>
-            <w:tcBorders>
-              <w:top w:val="single" w:space="0" w:color="D3D3D3"/>
-              <w:bottom w:val="single" w:space="0" w:color="D3D3D3"/>
-              <w:start w:val="single" w:space="0" w:color="D3D3D3"/>
-              <w:end w:val="single" w:space="0" w:color="D3D3D3"/>
-            </w:tcBorders>
-          </w:tcPr>
-          <w:p>
-            <w:pPr>
-              <w:spacing w:before="0" w:after="60"/>
-              <w:keepNext/>
-              <w:jc w:val="center"/>
-            </w:pPr>
-            <w:r>
-              <w:rPr>
-                <w:rFonts w:ascii="Calibri" w:hAnsi="Calibri"/>
-                <w:sz w:val="20"/>
-              </w:rPr>
-              <w:t xml:space="default">75.2</w:t>
+              <w:t xml:space="default">Viet Nam</w:t>
+            </w:r>
+          </w:p>
+        </w:tc>
+        <w:tc>
+          <w:tcPr>
+            <w:tcBorders>
+              <w:top w:val="single" w:space="0" w:color="D3D3D3"/>
+              <w:bottom w:val="single" w:space="0" w:color="D3D3D3"/>
+              <w:start w:val="single" w:space="0" w:color="D3D3D3"/>
+              <w:end w:val="single" w:space="0" w:color="D3D3D3"/>
+            </w:tcBorders>
+          </w:tcPr>
+          <w:p>
+            <w:pPr>
+              <w:spacing w:before="0" w:after="60"/>
+              <w:keepNext/>
+              <w:jc w:val="center"/>
+            </w:pPr>
+            <w:r>
+              <w:rPr>
+                <w:rFonts w:ascii="Calibri" w:hAnsi="Calibri"/>
+                <w:sz w:val="20"/>
+              </w:rPr>
+              <w:t xml:space="default">5,565</w:t>
+            </w:r>
+          </w:p>
+        </w:tc>
+        <w:tc>
+          <w:tcPr>
+            <w:tcBorders>
+              <w:top w:val="single" w:space="0" w:color="D3D3D3"/>
+              <w:bottom w:val="single" w:space="0" w:color="D3D3D3"/>
+              <w:start w:val="single" w:space="0" w:color="D3D3D3"/>
+              <w:end w:val="single" w:space="0" w:color="D3D3D3"/>
+            </w:tcBorders>
+          </w:tcPr>
+          <w:p>
+            <w:pPr>
+              <w:spacing w:before="0" w:after="60"/>
+              <w:keepNext/>
+              <w:jc w:val="center"/>
+            </w:pPr>
+            <w:r>
+              <w:rPr>
+                <w:rFonts w:ascii="Calibri" w:hAnsi="Calibri"/>
+                <w:sz w:val="20"/>
+              </w:rPr>
+              <w:t xml:space="default">20,310</w:t>
+            </w:r>
+          </w:p>
+        </w:tc>
+        <w:tc>
+          <w:tcPr>
+            <w:tcBorders>
+              <w:top w:val="single" w:space="0" w:color="D3D3D3"/>
+              <w:bottom w:val="single" w:space="0" w:color="D3D3D3"/>
+              <w:start w:val="single" w:space="0" w:color="D3D3D3"/>
+              <w:end w:val="single" w:space="0" w:color="D3D3D3"/>
+            </w:tcBorders>
+          </w:tcPr>
+          <w:p>
+            <w:pPr>
+              <w:spacing w:before="0" w:after="60"/>
+              <w:keepNext/>
+              <w:jc w:val="center"/>
+            </w:pPr>
+            <w:r>
+              <w:rPr>
+                <w:rFonts w:ascii="Calibri" w:hAnsi="Calibri"/>
+                <w:sz w:val="20"/>
+              </w:rPr>
+              <w:t xml:space="default">0.5</w:t>
+            </w:r>
+          </w:p>
+        </w:tc>
+        <w:tc>
+          <w:tcPr>
+            <w:tcBorders>
+              <w:top w:val="single" w:space="0" w:color="D3D3D3"/>
+              <w:bottom w:val="single" w:space="0" w:color="D3D3D3"/>
+              <w:start w:val="single" w:space="0" w:color="D3D3D3"/>
+              <w:end w:val="single" w:space="0" w:color="D3D3D3"/>
+            </w:tcBorders>
+          </w:tcPr>
+          <w:p>
+            <w:pPr>
+              <w:spacing w:before="0" w:after="60"/>
+              <w:keepNext/>
+              <w:jc w:val="center"/>
+            </w:pPr>
+            <w:r>
+              <w:rPr>
+                <w:rFonts w:ascii="Calibri" w:hAnsi="Calibri"/>
+                <w:sz w:val="20"/>
+              </w:rPr>
+              <w:t xml:space="default">0.9</w:t>
+            </w:r>
+          </w:p>
+        </w:tc>
+        <w:tc>
+          <w:tcPr>
+            <w:tcBorders>
+              <w:top w:val="single" w:space="0" w:color="D3D3D3"/>
+              <w:bottom w:val="single" w:space="0" w:color="D3D3D3"/>
+              <w:start w:val="single" w:space="0" w:color="D3D3D3"/>
+              <w:end w:val="single" w:space="0" w:color="D3D3D3"/>
+            </w:tcBorders>
+          </w:tcPr>
+          <w:p>
+            <w:pPr>
+              <w:spacing w:before="0" w:after="60"/>
+              <w:keepNext/>
+              <w:jc w:val="center"/>
+            </w:pPr>
+            <w:r>
+              <w:rPr>
+                <w:rFonts w:ascii="Calibri" w:hAnsi="Calibri"/>
+                <w:sz w:val="20"/>
+              </w:rPr>
+              <w:t xml:space="default">10.4</w:t>
+            </w:r>
+          </w:p>
+        </w:tc>
+        <w:tc>
+          <w:tcPr>
+            <w:tcBorders>
+              <w:top w:val="single" w:space="0" w:color="D3D3D3"/>
+              <w:bottom w:val="single" w:space="0" w:color="D3D3D3"/>
+              <w:start w:val="single" w:space="0" w:color="D3D3D3"/>
+              <w:end w:val="single" w:space="0" w:color="D3D3D3"/>
+            </w:tcBorders>
+          </w:tcPr>
+          <w:p>
+            <w:pPr>
+              <w:spacing w:before="0" w:after="60"/>
+              <w:keepNext/>
+              <w:jc w:val="center"/>
+            </w:pPr>
+            <w:r>
+              <w:rPr>
+                <w:rFonts w:ascii="Calibri" w:hAnsi="Calibri"/>
+                <w:sz w:val="20"/>
+              </w:rPr>
+              <w:t xml:space="default">22.5</w:t>
             </w:r>
           </w:p>
         </w:tc>
@@ -14527,8 +14716,8 @@
         <w:br w:type="page"/>
       </w:r>
     </w:p>
-    <w:bookmarkEnd w:id="25"/>
-    <w:bookmarkStart w:id="29" w:name="Xcae0f16d2e0e37218bd4a3cdec0fd3efefc3752"/>
+    <w:bookmarkEnd w:id="35"/>
+    <w:bookmarkStart w:id="39" w:name="Xcae0f16d2e0e37218bd4a3cdec0fd3efefc3752"/>
     <w:p>
       <w:pPr>
         <w:pStyle w:val="Titre2"/>
@@ -14554,18 +14743,18 @@
           <wp:inline>
             <wp:extent cx="5969000" cy="3730624"/>
             <wp:effectExtent b="0" l="0" r="0" t="0"/>
-            <wp:docPr descr="" title="" id="27" name="Picture"/>
+            <wp:docPr descr="" title="" id="37" name="Picture"/>
             <a:graphic>
               <a:graphicData uri="http://schemas.openxmlformats.org/drawingml/2006/picture">
                 <pic:pic>
                   <pic:nvPicPr>
-                    <pic:cNvPr descr="results/figure_s1.png" id="28" name="Picture"/>
+                    <pic:cNvPr descr="results/figure_s1.png" id="38" name="Picture"/>
                     <pic:cNvPicPr>
                       <a:picLocks noChangeArrowheads="1" noChangeAspect="1"/>
                     </pic:cNvPicPr>
                   </pic:nvPicPr>
                   <pic:blipFill>
-                    <a:blip r:embed="rId26"/>
+                    <a:blip r:embed="rId36"/>
                     <a:stretch>
                       <a:fillRect/>
                     </a:stretch>
@@ -14597,8 +14786,8 @@
         <w:br w:type="page"/>
       </w:r>
     </w:p>
-    <w:bookmarkEnd w:id="29"/>
-    <w:bookmarkStart w:id="33" w:name="X74de8122b0b842f89aecf6139ffe99f04c91430"/>
+    <w:bookmarkEnd w:id="39"/>
+    <w:bookmarkStart w:id="43" w:name="X74de8122b0b842f89aecf6139ffe99f04c91430"/>
     <w:p>
       <w:pPr>
         <w:pStyle w:val="Titre2"/>
@@ -14636,18 +14825,18 @@
           <wp:inline>
             <wp:extent cx="5969000" cy="7461249"/>
             <wp:effectExtent b="0" l="0" r="0" t="0"/>
-            <wp:docPr descr="" title="" id="31" name="Picture"/>
+            <wp:docPr descr="" title="" id="41" name="Picture"/>
             <a:graphic>
               <a:graphicData uri="http://schemas.openxmlformats.org/drawingml/2006/picture">
                 <pic:pic>
                   <pic:nvPicPr>
-                    <pic:cNvPr descr="results/figure_s2.png" id="32" name="Picture"/>
+                    <pic:cNvPr descr="results/figure_s2.png" id="42" name="Picture"/>
                     <pic:cNvPicPr>
                       <a:picLocks noChangeArrowheads="1" noChangeAspect="1"/>
                     </pic:cNvPicPr>
                   </pic:nvPicPr>
                   <pic:blipFill>
-                    <a:blip r:embed="rId30"/>
+                    <a:blip r:embed="rId40"/>
                     <a:stretch>
                       <a:fillRect/>
                     </a:stretch>
@@ -14679,8 +14868,8 @@
         <w:br w:type="page"/>
       </w:r>
     </w:p>
-    <w:bookmarkEnd w:id="33"/>
-    <w:bookmarkStart w:id="43" w:name="X1fdfe9d30bfdbaa16b8014fba7d4bcba35e873d"/>
+    <w:bookmarkEnd w:id="43"/>
+    <w:bookmarkStart w:id="44" w:name="X1fdfe9d30bfdbaa16b8014fba7d4bcba35e873d"/>
     <w:p>
       <w:pPr>
         <w:pStyle w:val="Titre2"/>
@@ -16570,186 +16759,7 @@
         </w:tc>
       </w:tr>
     </w:tbl>
-    <w:bookmarkStart w:id="42" w:name="refs"/>
-    <w:bookmarkStart w:id="35" w:name="ref-hanson2022"/>
-    <w:p>
-      <w:pPr>
-        <w:pStyle w:val="Bibliographie"/>
-      </w:pPr>
-      <w:r>
-        <w:t xml:space="preserve">Hanson, Jeffrey O. 2022.</w:t>
-      </w:r>
-      <w:r>
-        <w:t xml:space="preserve"> </w:t>
-      </w:r>
-      <w:r>
-        <w:t xml:space="preserve">“Wdpar: Interface to the World Database on Protected Areas.”</w:t>
-      </w:r>
-      <w:r>
-        <w:t xml:space="preserve"> </w:t>
-      </w:r>
-      <w:r>
-        <w:rPr>
-          <w:i/>
-          <w:iCs/>
-        </w:rPr>
-        <w:t xml:space="preserve">Journal of Open Source Software</w:t>
-      </w:r>
-      <w:r>
-        <w:t xml:space="preserve"> </w:t>
-      </w:r>
-      <w:r>
-        <w:t xml:space="preserve">7 (78): 4594.</w:t>
-      </w:r>
-      <w:r>
-        <w:t xml:space="preserve"> </w:t>
-      </w:r>
-      <w:hyperlink r:id="rId34">
-        <w:r>
-          <w:rPr>
-            <w:rStyle w:val="Lienhypertexte"/>
-          </w:rPr>
-          <w:t xml:space="preserve">https://doi.org/10.21105/joss.04594</w:t>
-        </w:r>
-      </w:hyperlink>
-      <w:r>
-        <w:t xml:space="preserve">.</w:t>
-      </w:r>
-    </w:p>
-    <w:bookmarkEnd w:id="35"/>
-    <w:bookmarkStart w:id="37" w:name="ref-runfola2020"/>
-    <w:p>
-      <w:pPr>
-        <w:pStyle w:val="Bibliographie"/>
-      </w:pPr>
-      <w:r>
-        <w:t xml:space="preserve">Runfola, Daniel, Austin Anderson, Heather Baier, Matt Crittenden, Elizabeth Dowker, Sydney Fuhrig, Seth Goodman, et al. 2020.</w:t>
-      </w:r>
-      <w:r>
-        <w:t xml:space="preserve"> </w:t>
-      </w:r>
-      <w:r>
-        <w:t xml:space="preserve">“geoBoundaries: A Global Database of Political Administrative Boundaries.”</w:t>
-      </w:r>
-      <w:r>
-        <w:t xml:space="preserve"> </w:t>
-      </w:r>
-      <w:r>
-        <w:rPr>
-          <w:i/>
-          <w:iCs/>
-        </w:rPr>
-        <w:t xml:space="preserve">PLOS ONE</w:t>
-      </w:r>
-      <w:r>
-        <w:t xml:space="preserve"> </w:t>
-      </w:r>
-      <w:r>
-        <w:t xml:space="preserve">15 (4): e0231866.</w:t>
-      </w:r>
-      <w:r>
-        <w:t xml:space="preserve"> </w:t>
-      </w:r>
-      <w:hyperlink r:id="rId36">
-        <w:r>
-          <w:rPr>
-            <w:rStyle w:val="Lienhypertexte"/>
-          </w:rPr>
-          <w:t xml:space="preserve">https://doi.org/10.1371/journal.pone.0231866</w:t>
-        </w:r>
-      </w:hyperlink>
-      <w:r>
-        <w:t xml:space="preserve">.</w:t>
-      </w:r>
-    </w:p>
-    <w:bookmarkEnd w:id="37"/>
-    <w:bookmarkStart w:id="39" w:name="ref-wdpa_manual2024"/>
-    <w:p>
-      <w:pPr>
-        <w:pStyle w:val="Bibliographie"/>
-      </w:pPr>
-      <w:r>
-        <w:t xml:space="preserve">UNEP-WCMC. 2024.</w:t>
-      </w:r>
-      <w:r>
-        <w:t xml:space="preserve"> </w:t>
-      </w:r>
-      <w:r>
-        <w:t xml:space="preserve">“World Database on Protected Areas (</w:t>
-      </w:r>
-      <w:r>
-        <w:t xml:space="preserve">WDPA</w:t>
-      </w:r>
-      <w:r>
-        <w:t xml:space="preserve">) [</w:t>
-      </w:r>
-      <w:r>
-        <w:t xml:space="preserve">WDOECM</w:t>
-      </w:r>
-      <w:r>
-        <w:t xml:space="preserve">] User Manual 1.6.”</w:t>
-      </w:r>
-      <w:r>
-        <w:t xml:space="preserve"> </w:t>
-      </w:r>
-      <w:r>
-        <w:t xml:space="preserve">Cambridge, United Kingdom: UNEP World Conservation Monitoring Centre.</w:t>
-      </w:r>
-      <w:r>
-        <w:t xml:space="preserve"> </w:t>
-      </w:r>
-      <w:hyperlink r:id="rId38">
-        <w:r>
-          <w:rPr>
-            <w:rStyle w:val="Lienhypertexte"/>
-          </w:rPr>
-          <w:t xml:space="preserve">https://wdpa.s3.amazonaws.com/WDPA_Manual/English/WDPA_WDOECM_Manual_1_6.pdf</w:t>
-        </w:r>
-      </w:hyperlink>
-      <w:r>
-        <w:t xml:space="preserve">.</w:t>
-      </w:r>
-    </w:p>
-    <w:bookmarkEnd w:id="39"/>
-    <w:bookmarkStart w:id="41" w:name="ref-unep-wcmcandiucn2023"/>
-    <w:p>
-      <w:pPr>
-        <w:pStyle w:val="Bibliographie"/>
-      </w:pPr>
-      <w:r>
-        <w:t xml:space="preserve">UNEP-WCMC, and IUCN. 2023.</w:t>
-      </w:r>
-      <w:r>
-        <w:t xml:space="preserve"> </w:t>
-      </w:r>
-      <w:r>
-        <w:rPr>
-          <w:i/>
-          <w:iCs/>
-        </w:rPr>
-        <w:t xml:space="preserve">Protected Planet: The World Database on Protected Areas (WDPA)</w:t>
-      </w:r>
-      <w:r>
-        <w:t xml:space="preserve">. UNEP-WCMC and IUCN. Cambridge, UK.</w:t>
-      </w:r>
-      <w:r>
-        <w:t xml:space="preserve"> </w:t>
-      </w:r>
-      <w:hyperlink r:id="rId40">
-        <w:r>
-          <w:rPr>
-            <w:rStyle w:val="Lienhypertexte"/>
-          </w:rPr>
-          <w:t xml:space="preserve">www.protectedplanet.net</w:t>
-        </w:r>
-      </w:hyperlink>
-      <w:r>
-        <w:t xml:space="preserve">.</w:t>
-      </w:r>
-    </w:p>
-    <w:bookmarkEnd w:id="41"/>
-    <w:bookmarkEnd w:id="42"/>
-    <w:bookmarkEnd w:id="43"/>
+    <w:bookmarkEnd w:id="44"/>
     <w:sectPr>
       <w:footerReference r:id="rId9" w:type="default"/>
       <w:pgSz w:h="15840" w:w="12240"/>
